--- a/MoodWave_Project_Report-1.docx
+++ b/MoodWave_Project_Report-1.docx
@@ -5457,7 +5457,7 @@
               <w:bottom w:val="single" w:sz="6" w:space="0" w:color="D0E8E8"/>
               <w:right w:val="single" w:sz="6" w:space="0" w:color="D0E8E8"/>
             </w:tcBorders>
-            <w:shd w:val="clear" w:color="auto" w:fill="F0F6F6"/>
+            <w:shd w:val="clear" w:color="auto" w:fill="FFFFFF" w:themeFill="background1"/>
             <w:tcMar>
               <w:top w:w="80" w:type="dxa"/>
               <w:left w:w="120" w:type="dxa"/>
@@ -5482,7 +5482,7 @@
               <w:bottom w:val="single" w:sz="6" w:space="0" w:color="D0E8E8"/>
               <w:right w:val="single" w:sz="6" w:space="0" w:color="D0E8E8"/>
             </w:tcBorders>
-            <w:shd w:val="clear" w:color="auto" w:fill="F0F6F6"/>
+            <w:shd w:val="clear" w:color="auto" w:fill="FFFFFF" w:themeFill="background1"/>
             <w:tcMar>
               <w:top w:w="80" w:type="dxa"/>
               <w:left w:w="120" w:type="dxa"/>
@@ -5507,7 +5507,7 @@
               <w:bottom w:val="single" w:sz="6" w:space="0" w:color="D0E8E8"/>
               <w:right w:val="single" w:sz="6" w:space="0" w:color="D0E8E8"/>
             </w:tcBorders>
-            <w:shd w:val="clear" w:color="auto" w:fill="F0F6F6"/>
+            <w:shd w:val="clear" w:color="auto" w:fill="FFFFFF" w:themeFill="background1"/>
             <w:tcMar>
               <w:top w:w="80" w:type="dxa"/>
               <w:left w:w="120" w:type="dxa"/>
@@ -5534,7 +5534,7 @@
               <w:bottom w:val="single" w:sz="6" w:space="0" w:color="D0E8E8"/>
               <w:right w:val="single" w:sz="6" w:space="0" w:color="D0E8E8"/>
             </w:tcBorders>
-            <w:shd w:val="clear" w:color="auto" w:fill="FFFFFF"/>
+            <w:shd w:val="clear" w:color="auto" w:fill="FFFFFF" w:themeFill="background1"/>
             <w:tcMar>
               <w:top w:w="80" w:type="dxa"/>
               <w:left w:w="120" w:type="dxa"/>
@@ -5559,7 +5559,7 @@
               <w:bottom w:val="single" w:sz="6" w:space="0" w:color="D0E8E8"/>
               <w:right w:val="single" w:sz="6" w:space="0" w:color="D0E8E8"/>
             </w:tcBorders>
-            <w:shd w:val="clear" w:color="auto" w:fill="FFFFFF"/>
+            <w:shd w:val="clear" w:color="auto" w:fill="FFFFFF" w:themeFill="background1"/>
             <w:tcMar>
               <w:top w:w="80" w:type="dxa"/>
               <w:left w:w="120" w:type="dxa"/>
@@ -5584,7 +5584,7 @@
               <w:bottom w:val="single" w:sz="6" w:space="0" w:color="D0E8E8"/>
               <w:right w:val="single" w:sz="6" w:space="0" w:color="D0E8E8"/>
             </w:tcBorders>
-            <w:shd w:val="clear" w:color="auto" w:fill="FFFFFF"/>
+            <w:shd w:val="clear" w:color="auto" w:fill="FFFFFF" w:themeFill="background1"/>
             <w:tcMar>
               <w:top w:w="80" w:type="dxa"/>
               <w:left w:w="120" w:type="dxa"/>
@@ -5611,7 +5611,7 @@
               <w:bottom w:val="single" w:sz="6" w:space="0" w:color="D0E8E8"/>
               <w:right w:val="single" w:sz="6" w:space="0" w:color="D0E8E8"/>
             </w:tcBorders>
-            <w:shd w:val="clear" w:color="auto" w:fill="F0F6F6"/>
+            <w:shd w:val="clear" w:color="auto" w:fill="FFFFFF" w:themeFill="background1"/>
             <w:tcMar>
               <w:top w:w="80" w:type="dxa"/>
               <w:left w:w="120" w:type="dxa"/>
@@ -5636,7 +5636,7 @@
               <w:bottom w:val="single" w:sz="6" w:space="0" w:color="D0E8E8"/>
               <w:right w:val="single" w:sz="6" w:space="0" w:color="D0E8E8"/>
             </w:tcBorders>
-            <w:shd w:val="clear" w:color="auto" w:fill="F0F6F6"/>
+            <w:shd w:val="clear" w:color="auto" w:fill="FFFFFF" w:themeFill="background1"/>
             <w:tcMar>
               <w:top w:w="80" w:type="dxa"/>
               <w:left w:w="120" w:type="dxa"/>
@@ -5661,7 +5661,7 @@
               <w:bottom w:val="single" w:sz="6" w:space="0" w:color="D0E8E8"/>
               <w:right w:val="single" w:sz="6" w:space="0" w:color="D0E8E8"/>
             </w:tcBorders>
-            <w:shd w:val="clear" w:color="auto" w:fill="F0F6F6"/>
+            <w:shd w:val="clear" w:color="auto" w:fill="FFFFFF" w:themeFill="background1"/>
             <w:tcMar>
               <w:top w:w="80" w:type="dxa"/>
               <w:left w:w="120" w:type="dxa"/>
@@ -5688,7 +5688,7 @@
               <w:bottom w:val="single" w:sz="6" w:space="0" w:color="D0E8E8"/>
               <w:right w:val="single" w:sz="6" w:space="0" w:color="D0E8E8"/>
             </w:tcBorders>
-            <w:shd w:val="clear" w:color="auto" w:fill="FFFFFF"/>
+            <w:shd w:val="clear" w:color="auto" w:fill="FFFFFF" w:themeFill="background1"/>
             <w:tcMar>
               <w:top w:w="80" w:type="dxa"/>
               <w:left w:w="120" w:type="dxa"/>
@@ -5713,7 +5713,7 @@
               <w:bottom w:val="single" w:sz="6" w:space="0" w:color="D0E8E8"/>
               <w:right w:val="single" w:sz="6" w:space="0" w:color="D0E8E8"/>
             </w:tcBorders>
-            <w:shd w:val="clear" w:color="auto" w:fill="FFFFFF"/>
+            <w:shd w:val="clear" w:color="auto" w:fill="FFFFFF" w:themeFill="background1"/>
             <w:tcMar>
               <w:top w:w="80" w:type="dxa"/>
               <w:left w:w="120" w:type="dxa"/>
@@ -5738,7 +5738,7 @@
               <w:bottom w:val="single" w:sz="6" w:space="0" w:color="D0E8E8"/>
               <w:right w:val="single" w:sz="6" w:space="0" w:color="D0E8E8"/>
             </w:tcBorders>
-            <w:shd w:val="clear" w:color="auto" w:fill="FFFFFF"/>
+            <w:shd w:val="clear" w:color="auto" w:fill="FFFFFF" w:themeFill="background1"/>
             <w:tcMar>
               <w:top w:w="80" w:type="dxa"/>
               <w:left w:w="120" w:type="dxa"/>
@@ -5765,7 +5765,7 @@
               <w:bottom w:val="single" w:sz="6" w:space="0" w:color="D0E8E8"/>
               <w:right w:val="single" w:sz="6" w:space="0" w:color="D0E8E8"/>
             </w:tcBorders>
-            <w:shd w:val="clear" w:color="auto" w:fill="F0F6F6"/>
+            <w:shd w:val="clear" w:color="auto" w:fill="FFFFFF" w:themeFill="background1"/>
             <w:tcMar>
               <w:top w:w="80" w:type="dxa"/>
               <w:left w:w="120" w:type="dxa"/>
@@ -5790,7 +5790,7 @@
               <w:bottom w:val="single" w:sz="6" w:space="0" w:color="D0E8E8"/>
               <w:right w:val="single" w:sz="6" w:space="0" w:color="D0E8E8"/>
             </w:tcBorders>
-            <w:shd w:val="clear" w:color="auto" w:fill="F0F6F6"/>
+            <w:shd w:val="clear" w:color="auto" w:fill="FFFFFF" w:themeFill="background1"/>
             <w:tcMar>
               <w:top w:w="80" w:type="dxa"/>
               <w:left w:w="120" w:type="dxa"/>
@@ -5815,7 +5815,7 @@
               <w:bottom w:val="single" w:sz="6" w:space="0" w:color="D0E8E8"/>
               <w:right w:val="single" w:sz="6" w:space="0" w:color="D0E8E8"/>
             </w:tcBorders>
-            <w:shd w:val="clear" w:color="auto" w:fill="F0F6F6"/>
+            <w:shd w:val="clear" w:color="auto" w:fill="FFFFFF" w:themeFill="background1"/>
             <w:tcMar>
               <w:top w:w="80" w:type="dxa"/>
               <w:left w:w="120" w:type="dxa"/>
@@ -5842,7 +5842,7 @@
               <w:bottom w:val="single" w:sz="6" w:space="0" w:color="D0E8E8"/>
               <w:right w:val="single" w:sz="6" w:space="0" w:color="D0E8E8"/>
             </w:tcBorders>
-            <w:shd w:val="clear" w:color="auto" w:fill="FFFFFF"/>
+            <w:shd w:val="clear" w:color="auto" w:fill="FFFFFF" w:themeFill="background1"/>
             <w:tcMar>
               <w:top w:w="80" w:type="dxa"/>
               <w:left w:w="120" w:type="dxa"/>
@@ -5867,7 +5867,7 @@
               <w:bottom w:val="single" w:sz="6" w:space="0" w:color="D0E8E8"/>
               <w:right w:val="single" w:sz="6" w:space="0" w:color="D0E8E8"/>
             </w:tcBorders>
-            <w:shd w:val="clear" w:color="auto" w:fill="FFFFFF"/>
+            <w:shd w:val="clear" w:color="auto" w:fill="FFFFFF" w:themeFill="background1"/>
             <w:tcMar>
               <w:top w:w="80" w:type="dxa"/>
               <w:left w:w="120" w:type="dxa"/>
@@ -5892,7 +5892,7 @@
               <w:bottom w:val="single" w:sz="6" w:space="0" w:color="D0E8E8"/>
               <w:right w:val="single" w:sz="6" w:space="0" w:color="D0E8E8"/>
             </w:tcBorders>
-            <w:shd w:val="clear" w:color="auto" w:fill="FFFFFF"/>
+            <w:shd w:val="clear" w:color="auto" w:fill="FFFFFF" w:themeFill="background1"/>
             <w:tcMar>
               <w:top w:w="80" w:type="dxa"/>
               <w:left w:w="120" w:type="dxa"/>
@@ -5919,7 +5919,7 @@
               <w:bottom w:val="single" w:sz="6" w:space="0" w:color="D0E8E8"/>
               <w:right w:val="single" w:sz="6" w:space="0" w:color="D0E8E8"/>
             </w:tcBorders>
-            <w:shd w:val="clear" w:color="auto" w:fill="F0F6F6"/>
+            <w:shd w:val="clear" w:color="auto" w:fill="FFFFFF" w:themeFill="background1"/>
             <w:tcMar>
               <w:top w:w="80" w:type="dxa"/>
               <w:left w:w="120" w:type="dxa"/>
@@ -5944,7 +5944,7 @@
               <w:bottom w:val="single" w:sz="6" w:space="0" w:color="D0E8E8"/>
               <w:right w:val="single" w:sz="6" w:space="0" w:color="D0E8E8"/>
             </w:tcBorders>
-            <w:shd w:val="clear" w:color="auto" w:fill="F0F6F6"/>
+            <w:shd w:val="clear" w:color="auto" w:fill="FFFFFF" w:themeFill="background1"/>
             <w:tcMar>
               <w:top w:w="80" w:type="dxa"/>
               <w:left w:w="120" w:type="dxa"/>
@@ -5969,7 +5969,7 @@
               <w:bottom w:val="single" w:sz="6" w:space="0" w:color="D0E8E8"/>
               <w:right w:val="single" w:sz="6" w:space="0" w:color="D0E8E8"/>
             </w:tcBorders>
-            <w:shd w:val="clear" w:color="auto" w:fill="F0F6F6"/>
+            <w:shd w:val="clear" w:color="auto" w:fill="FFFFFF" w:themeFill="background1"/>
             <w:tcMar>
               <w:top w:w="80" w:type="dxa"/>
               <w:left w:w="120" w:type="dxa"/>
@@ -5996,7 +5996,7 @@
               <w:bottom w:val="single" w:sz="6" w:space="0" w:color="D0E8E8"/>
               <w:right w:val="single" w:sz="6" w:space="0" w:color="D0E8E8"/>
             </w:tcBorders>
-            <w:shd w:val="clear" w:color="auto" w:fill="FFFFFF"/>
+            <w:shd w:val="clear" w:color="auto" w:fill="FFFFFF" w:themeFill="background1"/>
             <w:tcMar>
               <w:top w:w="80" w:type="dxa"/>
               <w:left w:w="120" w:type="dxa"/>
@@ -6021,7 +6021,7 @@
               <w:bottom w:val="single" w:sz="6" w:space="0" w:color="D0E8E8"/>
               <w:right w:val="single" w:sz="6" w:space="0" w:color="D0E8E8"/>
             </w:tcBorders>
-            <w:shd w:val="clear" w:color="auto" w:fill="FFFFFF"/>
+            <w:shd w:val="clear" w:color="auto" w:fill="FFFFFF" w:themeFill="background1"/>
             <w:tcMar>
               <w:top w:w="80" w:type="dxa"/>
               <w:left w:w="120" w:type="dxa"/>
@@ -6051,7 +6051,7 @@
               <w:bottom w:val="single" w:sz="6" w:space="0" w:color="D0E8E8"/>
               <w:right w:val="single" w:sz="6" w:space="0" w:color="D0E8E8"/>
             </w:tcBorders>
-            <w:shd w:val="clear" w:color="auto" w:fill="FFFFFF"/>
+            <w:shd w:val="clear" w:color="auto" w:fill="FFFFFF" w:themeFill="background1"/>
             <w:tcMar>
               <w:top w:w="80" w:type="dxa"/>
               <w:left w:w="120" w:type="dxa"/>
@@ -6078,7 +6078,7 @@
               <w:bottom w:val="single" w:sz="6" w:space="0" w:color="D0E8E8"/>
               <w:right w:val="single" w:sz="6" w:space="0" w:color="D0E8E8"/>
             </w:tcBorders>
-            <w:shd w:val="clear" w:color="auto" w:fill="F0F6F6"/>
+            <w:shd w:val="clear" w:color="auto" w:fill="FFFFFF" w:themeFill="background1"/>
             <w:tcMar>
               <w:top w:w="80" w:type="dxa"/>
               <w:left w:w="120" w:type="dxa"/>
@@ -6103,7 +6103,7 @@
               <w:bottom w:val="single" w:sz="6" w:space="0" w:color="D0E8E8"/>
               <w:right w:val="single" w:sz="6" w:space="0" w:color="D0E8E8"/>
             </w:tcBorders>
-            <w:shd w:val="clear" w:color="auto" w:fill="F0F6F6"/>
+            <w:shd w:val="clear" w:color="auto" w:fill="FFFFFF" w:themeFill="background1"/>
             <w:tcMar>
               <w:top w:w="80" w:type="dxa"/>
               <w:left w:w="120" w:type="dxa"/>
@@ -6128,7 +6128,7 @@
               <w:bottom w:val="single" w:sz="6" w:space="0" w:color="D0E8E8"/>
               <w:right w:val="single" w:sz="6" w:space="0" w:color="D0E8E8"/>
             </w:tcBorders>
-            <w:shd w:val="clear" w:color="auto" w:fill="F0F6F6"/>
+            <w:shd w:val="clear" w:color="auto" w:fill="FFFFFF" w:themeFill="background1"/>
             <w:tcMar>
               <w:top w:w="80" w:type="dxa"/>
               <w:left w:w="120" w:type="dxa"/>
@@ -6155,7 +6155,7 @@
               <w:bottom w:val="single" w:sz="6" w:space="0" w:color="D0E8E8"/>
               <w:right w:val="single" w:sz="6" w:space="0" w:color="D0E8E8"/>
             </w:tcBorders>
-            <w:shd w:val="clear" w:color="auto" w:fill="FFFFFF"/>
+            <w:shd w:val="clear" w:color="auto" w:fill="FFFFFF" w:themeFill="background1"/>
             <w:tcMar>
               <w:top w:w="80" w:type="dxa"/>
               <w:left w:w="120" w:type="dxa"/>
@@ -6180,7 +6180,7 @@
               <w:bottom w:val="single" w:sz="6" w:space="0" w:color="D0E8E8"/>
               <w:right w:val="single" w:sz="6" w:space="0" w:color="D0E8E8"/>
             </w:tcBorders>
-            <w:shd w:val="clear" w:color="auto" w:fill="FFFFFF"/>
+            <w:shd w:val="clear" w:color="auto" w:fill="FFFFFF" w:themeFill="background1"/>
             <w:tcMar>
               <w:top w:w="80" w:type="dxa"/>
               <w:left w:w="120" w:type="dxa"/>
@@ -6205,7 +6205,7 @@
               <w:bottom w:val="single" w:sz="6" w:space="0" w:color="D0E8E8"/>
               <w:right w:val="single" w:sz="6" w:space="0" w:color="D0E8E8"/>
             </w:tcBorders>
-            <w:shd w:val="clear" w:color="auto" w:fill="FFFFFF"/>
+            <w:shd w:val="clear" w:color="auto" w:fill="FFFFFF" w:themeFill="background1"/>
             <w:tcMar>
               <w:top w:w="80" w:type="dxa"/>
               <w:left w:w="120" w:type="dxa"/>
@@ -6232,7 +6232,7 @@
               <w:bottom w:val="single" w:sz="6" w:space="0" w:color="D0E8E8"/>
               <w:right w:val="single" w:sz="6" w:space="0" w:color="D0E8E8"/>
             </w:tcBorders>
-            <w:shd w:val="clear" w:color="auto" w:fill="F0F6F6"/>
+            <w:shd w:val="clear" w:color="auto" w:fill="FFFFFF" w:themeFill="background1"/>
             <w:tcMar>
               <w:top w:w="80" w:type="dxa"/>
               <w:left w:w="120" w:type="dxa"/>
@@ -6257,7 +6257,7 @@
               <w:bottom w:val="single" w:sz="6" w:space="0" w:color="D0E8E8"/>
               <w:right w:val="single" w:sz="6" w:space="0" w:color="D0E8E8"/>
             </w:tcBorders>
-            <w:shd w:val="clear" w:color="auto" w:fill="F0F6F6"/>
+            <w:shd w:val="clear" w:color="auto" w:fill="FFFFFF" w:themeFill="background1"/>
             <w:tcMar>
               <w:top w:w="80" w:type="dxa"/>
               <w:left w:w="120" w:type="dxa"/>
@@ -6282,7 +6282,7 @@
               <w:bottom w:val="single" w:sz="6" w:space="0" w:color="D0E8E8"/>
               <w:right w:val="single" w:sz="6" w:space="0" w:color="D0E8E8"/>
             </w:tcBorders>
-            <w:shd w:val="clear" w:color="auto" w:fill="F0F6F6"/>
+            <w:shd w:val="clear" w:color="auto" w:fill="FFFFFF" w:themeFill="background1"/>
             <w:tcMar>
               <w:top w:w="80" w:type="dxa"/>
               <w:left w:w="120" w:type="dxa"/>
@@ -6309,7 +6309,7 @@
               <w:bottom w:val="single" w:sz="6" w:space="0" w:color="D0E8E8"/>
               <w:right w:val="single" w:sz="6" w:space="0" w:color="D0E8E8"/>
             </w:tcBorders>
-            <w:shd w:val="clear" w:color="auto" w:fill="FFFFFF"/>
+            <w:shd w:val="clear" w:color="auto" w:fill="FFFFFF" w:themeFill="background1"/>
             <w:tcMar>
               <w:top w:w="80" w:type="dxa"/>
               <w:left w:w="120" w:type="dxa"/>
@@ -6334,7 +6334,7 @@
               <w:bottom w:val="single" w:sz="6" w:space="0" w:color="D0E8E8"/>
               <w:right w:val="single" w:sz="6" w:space="0" w:color="D0E8E8"/>
             </w:tcBorders>
-            <w:shd w:val="clear" w:color="auto" w:fill="FFFFFF"/>
+            <w:shd w:val="clear" w:color="auto" w:fill="FFFFFF" w:themeFill="background1"/>
             <w:tcMar>
               <w:top w:w="80" w:type="dxa"/>
               <w:left w:w="120" w:type="dxa"/>
@@ -6359,7 +6359,7 @@
               <w:bottom w:val="single" w:sz="6" w:space="0" w:color="D0E8E8"/>
               <w:right w:val="single" w:sz="6" w:space="0" w:color="D0E8E8"/>
             </w:tcBorders>
-            <w:shd w:val="clear" w:color="auto" w:fill="FFFFFF"/>
+            <w:shd w:val="clear" w:color="auto" w:fill="FFFFFF" w:themeFill="background1"/>
             <w:tcMar>
               <w:top w:w="80" w:type="dxa"/>
               <w:left w:w="120" w:type="dxa"/>
@@ -6523,7 +6523,7 @@
               <w:bottom w:val="single" w:sz="6" w:space="0" w:color="D0E8E8"/>
               <w:right w:val="single" w:sz="6" w:space="0" w:color="D0E8E8"/>
             </w:tcBorders>
-            <w:shd w:val="clear" w:color="auto" w:fill="F0F6F6"/>
+            <w:shd w:val="clear" w:color="auto" w:fill="FFFFFF" w:themeFill="background1"/>
             <w:tcMar>
               <w:top w:w="80" w:type="dxa"/>
               <w:left w:w="120" w:type="dxa"/>
@@ -6548,7 +6548,7 @@
               <w:bottom w:val="single" w:sz="6" w:space="0" w:color="D0E8E8"/>
               <w:right w:val="single" w:sz="6" w:space="0" w:color="D0E8E8"/>
             </w:tcBorders>
-            <w:shd w:val="clear" w:color="auto" w:fill="F0F6F6"/>
+            <w:shd w:val="clear" w:color="auto" w:fill="FFFFFF" w:themeFill="background1"/>
             <w:tcMar>
               <w:top w:w="80" w:type="dxa"/>
               <w:left w:w="120" w:type="dxa"/>
@@ -6573,7 +6573,7 @@
               <w:bottom w:val="single" w:sz="6" w:space="0" w:color="D0E8E8"/>
               <w:right w:val="single" w:sz="6" w:space="0" w:color="D0E8E8"/>
             </w:tcBorders>
-            <w:shd w:val="clear" w:color="auto" w:fill="F0F6F6"/>
+            <w:shd w:val="clear" w:color="auto" w:fill="FFFFFF" w:themeFill="background1"/>
             <w:tcMar>
               <w:top w:w="80" w:type="dxa"/>
               <w:left w:w="120" w:type="dxa"/>
@@ -6600,7 +6600,7 @@
               <w:bottom w:val="single" w:sz="6" w:space="0" w:color="D0E8E8"/>
               <w:right w:val="single" w:sz="6" w:space="0" w:color="D0E8E8"/>
             </w:tcBorders>
-            <w:shd w:val="clear" w:color="auto" w:fill="FFFFFF"/>
+            <w:shd w:val="clear" w:color="auto" w:fill="FFFFFF" w:themeFill="background1"/>
             <w:tcMar>
               <w:top w:w="80" w:type="dxa"/>
               <w:left w:w="120" w:type="dxa"/>
@@ -6625,7 +6625,7 @@
               <w:bottom w:val="single" w:sz="6" w:space="0" w:color="D0E8E8"/>
               <w:right w:val="single" w:sz="6" w:space="0" w:color="D0E8E8"/>
             </w:tcBorders>
-            <w:shd w:val="clear" w:color="auto" w:fill="FFFFFF"/>
+            <w:shd w:val="clear" w:color="auto" w:fill="FFFFFF" w:themeFill="background1"/>
             <w:tcMar>
               <w:top w:w="80" w:type="dxa"/>
               <w:left w:w="120" w:type="dxa"/>
@@ -6650,7 +6650,7 @@
               <w:bottom w:val="single" w:sz="6" w:space="0" w:color="D0E8E8"/>
               <w:right w:val="single" w:sz="6" w:space="0" w:color="D0E8E8"/>
             </w:tcBorders>
-            <w:shd w:val="clear" w:color="auto" w:fill="FFFFFF"/>
+            <w:shd w:val="clear" w:color="auto" w:fill="FFFFFF" w:themeFill="background1"/>
             <w:tcMar>
               <w:top w:w="80" w:type="dxa"/>
               <w:left w:w="120" w:type="dxa"/>
@@ -6677,7 +6677,7 @@
               <w:bottom w:val="single" w:sz="6" w:space="0" w:color="D0E8E8"/>
               <w:right w:val="single" w:sz="6" w:space="0" w:color="D0E8E8"/>
             </w:tcBorders>
-            <w:shd w:val="clear" w:color="auto" w:fill="F0F6F6"/>
+            <w:shd w:val="clear" w:color="auto" w:fill="FFFFFF" w:themeFill="background1"/>
             <w:tcMar>
               <w:top w:w="80" w:type="dxa"/>
               <w:left w:w="120" w:type="dxa"/>
@@ -6702,7 +6702,7 @@
               <w:bottom w:val="single" w:sz="6" w:space="0" w:color="D0E8E8"/>
               <w:right w:val="single" w:sz="6" w:space="0" w:color="D0E8E8"/>
             </w:tcBorders>
-            <w:shd w:val="clear" w:color="auto" w:fill="F0F6F6"/>
+            <w:shd w:val="clear" w:color="auto" w:fill="FFFFFF" w:themeFill="background1"/>
             <w:tcMar>
               <w:top w:w="80" w:type="dxa"/>
               <w:left w:w="120" w:type="dxa"/>
@@ -6727,7 +6727,7 @@
               <w:bottom w:val="single" w:sz="6" w:space="0" w:color="D0E8E8"/>
               <w:right w:val="single" w:sz="6" w:space="0" w:color="D0E8E8"/>
             </w:tcBorders>
-            <w:shd w:val="clear" w:color="auto" w:fill="F0F6F6"/>
+            <w:shd w:val="clear" w:color="auto" w:fill="FFFFFF" w:themeFill="background1"/>
             <w:tcMar>
               <w:top w:w="80" w:type="dxa"/>
               <w:left w:w="120" w:type="dxa"/>
@@ -6754,7 +6754,7 @@
               <w:bottom w:val="single" w:sz="6" w:space="0" w:color="D0E8E8"/>
               <w:right w:val="single" w:sz="6" w:space="0" w:color="D0E8E8"/>
             </w:tcBorders>
-            <w:shd w:val="clear" w:color="auto" w:fill="FFFFFF"/>
+            <w:shd w:val="clear" w:color="auto" w:fill="FFFFFF" w:themeFill="background1"/>
             <w:tcMar>
               <w:top w:w="80" w:type="dxa"/>
               <w:left w:w="120" w:type="dxa"/>
@@ -6779,7 +6779,7 @@
               <w:bottom w:val="single" w:sz="6" w:space="0" w:color="D0E8E8"/>
               <w:right w:val="single" w:sz="6" w:space="0" w:color="D0E8E8"/>
             </w:tcBorders>
-            <w:shd w:val="clear" w:color="auto" w:fill="FFFFFF"/>
+            <w:shd w:val="clear" w:color="auto" w:fill="FFFFFF" w:themeFill="background1"/>
             <w:tcMar>
               <w:top w:w="80" w:type="dxa"/>
               <w:left w:w="120" w:type="dxa"/>
@@ -6804,7 +6804,7 @@
               <w:bottom w:val="single" w:sz="6" w:space="0" w:color="D0E8E8"/>
               <w:right w:val="single" w:sz="6" w:space="0" w:color="D0E8E8"/>
             </w:tcBorders>
-            <w:shd w:val="clear" w:color="auto" w:fill="FFFFFF"/>
+            <w:shd w:val="clear" w:color="auto" w:fill="FFFFFF" w:themeFill="background1"/>
             <w:tcMar>
               <w:top w:w="80" w:type="dxa"/>
               <w:left w:w="120" w:type="dxa"/>
@@ -6831,7 +6831,7 @@
               <w:bottom w:val="single" w:sz="6" w:space="0" w:color="D0E8E8"/>
               <w:right w:val="single" w:sz="6" w:space="0" w:color="D0E8E8"/>
             </w:tcBorders>
-            <w:shd w:val="clear" w:color="auto" w:fill="F0F6F6"/>
+            <w:shd w:val="clear" w:color="auto" w:fill="FFFFFF" w:themeFill="background1"/>
             <w:tcMar>
               <w:top w:w="80" w:type="dxa"/>
               <w:left w:w="120" w:type="dxa"/>
@@ -6856,7 +6856,7 @@
               <w:bottom w:val="single" w:sz="6" w:space="0" w:color="D0E8E8"/>
               <w:right w:val="single" w:sz="6" w:space="0" w:color="D0E8E8"/>
             </w:tcBorders>
-            <w:shd w:val="clear" w:color="auto" w:fill="F0F6F6"/>
+            <w:shd w:val="clear" w:color="auto" w:fill="FFFFFF" w:themeFill="background1"/>
             <w:tcMar>
               <w:top w:w="80" w:type="dxa"/>
               <w:left w:w="120" w:type="dxa"/>
@@ -6881,7 +6881,7 @@
               <w:bottom w:val="single" w:sz="6" w:space="0" w:color="D0E8E8"/>
               <w:right w:val="single" w:sz="6" w:space="0" w:color="D0E8E8"/>
             </w:tcBorders>
-            <w:shd w:val="clear" w:color="auto" w:fill="F0F6F6"/>
+            <w:shd w:val="clear" w:color="auto" w:fill="FFFFFF" w:themeFill="background1"/>
             <w:tcMar>
               <w:top w:w="80" w:type="dxa"/>
               <w:left w:w="120" w:type="dxa"/>
@@ -6908,7 +6908,7 @@
               <w:bottom w:val="single" w:sz="6" w:space="0" w:color="D0E8E8"/>
               <w:right w:val="single" w:sz="6" w:space="0" w:color="D0E8E8"/>
             </w:tcBorders>
-            <w:shd w:val="clear" w:color="auto" w:fill="FFFFFF"/>
+            <w:shd w:val="clear" w:color="auto" w:fill="FFFFFF" w:themeFill="background1"/>
             <w:tcMar>
               <w:top w:w="80" w:type="dxa"/>
               <w:left w:w="120" w:type="dxa"/>
@@ -6933,7 +6933,7 @@
               <w:bottom w:val="single" w:sz="6" w:space="0" w:color="D0E8E8"/>
               <w:right w:val="single" w:sz="6" w:space="0" w:color="D0E8E8"/>
             </w:tcBorders>
-            <w:shd w:val="clear" w:color="auto" w:fill="FFFFFF"/>
+            <w:shd w:val="clear" w:color="auto" w:fill="FFFFFF" w:themeFill="background1"/>
             <w:tcMar>
               <w:top w:w="80" w:type="dxa"/>
               <w:left w:w="120" w:type="dxa"/>
@@ -6958,7 +6958,7 @@
               <w:bottom w:val="single" w:sz="6" w:space="0" w:color="D0E8E8"/>
               <w:right w:val="single" w:sz="6" w:space="0" w:color="D0E8E8"/>
             </w:tcBorders>
-            <w:shd w:val="clear" w:color="auto" w:fill="FFFFFF"/>
+            <w:shd w:val="clear" w:color="auto" w:fill="FFFFFF" w:themeFill="background1"/>
             <w:tcMar>
               <w:top w:w="80" w:type="dxa"/>
               <w:left w:w="120" w:type="dxa"/>
@@ -6985,7 +6985,7 @@
               <w:bottom w:val="single" w:sz="6" w:space="0" w:color="D0E8E8"/>
               <w:right w:val="single" w:sz="6" w:space="0" w:color="D0E8E8"/>
             </w:tcBorders>
-            <w:shd w:val="clear" w:color="auto" w:fill="F0F6F6"/>
+            <w:shd w:val="clear" w:color="auto" w:fill="FFFFFF" w:themeFill="background1"/>
             <w:tcMar>
               <w:top w:w="80" w:type="dxa"/>
               <w:left w:w="120" w:type="dxa"/>
@@ -7010,7 +7010,7 @@
               <w:bottom w:val="single" w:sz="6" w:space="0" w:color="D0E8E8"/>
               <w:right w:val="single" w:sz="6" w:space="0" w:color="D0E8E8"/>
             </w:tcBorders>
-            <w:shd w:val="clear" w:color="auto" w:fill="F0F6F6"/>
+            <w:shd w:val="clear" w:color="auto" w:fill="FFFFFF" w:themeFill="background1"/>
             <w:tcMar>
               <w:top w:w="80" w:type="dxa"/>
               <w:left w:w="120" w:type="dxa"/>
@@ -7040,7 +7040,7 @@
               <w:bottom w:val="single" w:sz="6" w:space="0" w:color="D0E8E8"/>
               <w:right w:val="single" w:sz="6" w:space="0" w:color="D0E8E8"/>
             </w:tcBorders>
-            <w:shd w:val="clear" w:color="auto" w:fill="F0F6F6"/>
+            <w:shd w:val="clear" w:color="auto" w:fill="FFFFFF" w:themeFill="background1"/>
             <w:tcMar>
               <w:top w:w="80" w:type="dxa"/>
               <w:left w:w="120" w:type="dxa"/>
@@ -7067,7 +7067,7 @@
               <w:bottom w:val="single" w:sz="6" w:space="0" w:color="D0E8E8"/>
               <w:right w:val="single" w:sz="6" w:space="0" w:color="D0E8E8"/>
             </w:tcBorders>
-            <w:shd w:val="clear" w:color="auto" w:fill="FFFFFF"/>
+            <w:shd w:val="clear" w:color="auto" w:fill="FFFFFF" w:themeFill="background1"/>
             <w:tcMar>
               <w:top w:w="80" w:type="dxa"/>
               <w:left w:w="120" w:type="dxa"/>
@@ -7092,7 +7092,7 @@
               <w:bottom w:val="single" w:sz="6" w:space="0" w:color="D0E8E8"/>
               <w:right w:val="single" w:sz="6" w:space="0" w:color="D0E8E8"/>
             </w:tcBorders>
-            <w:shd w:val="clear" w:color="auto" w:fill="FFFFFF"/>
+            <w:shd w:val="clear" w:color="auto" w:fill="FFFFFF" w:themeFill="background1"/>
             <w:tcMar>
               <w:top w:w="80" w:type="dxa"/>
               <w:left w:w="120" w:type="dxa"/>
@@ -7117,7 +7117,7 @@
               <w:bottom w:val="single" w:sz="6" w:space="0" w:color="D0E8E8"/>
               <w:right w:val="single" w:sz="6" w:space="0" w:color="D0E8E8"/>
             </w:tcBorders>
-            <w:shd w:val="clear" w:color="auto" w:fill="FFFFFF"/>
+            <w:shd w:val="clear" w:color="auto" w:fill="FFFFFF" w:themeFill="background1"/>
             <w:tcMar>
               <w:top w:w="80" w:type="dxa"/>
               <w:left w:w="120" w:type="dxa"/>
@@ -7144,7 +7144,7 @@
               <w:bottom w:val="single" w:sz="6" w:space="0" w:color="D0E8E8"/>
               <w:right w:val="single" w:sz="6" w:space="0" w:color="D0E8E8"/>
             </w:tcBorders>
-            <w:shd w:val="clear" w:color="auto" w:fill="F0F6F6"/>
+            <w:shd w:val="clear" w:color="auto" w:fill="FFFFFF" w:themeFill="background1"/>
             <w:tcMar>
               <w:top w:w="80" w:type="dxa"/>
               <w:left w:w="120" w:type="dxa"/>
@@ -7169,7 +7169,7 @@
               <w:bottom w:val="single" w:sz="6" w:space="0" w:color="D0E8E8"/>
               <w:right w:val="single" w:sz="6" w:space="0" w:color="D0E8E8"/>
             </w:tcBorders>
-            <w:shd w:val="clear" w:color="auto" w:fill="F0F6F6"/>
+            <w:shd w:val="clear" w:color="auto" w:fill="FFFFFF" w:themeFill="background1"/>
             <w:tcMar>
               <w:top w:w="80" w:type="dxa"/>
               <w:left w:w="120" w:type="dxa"/>
@@ -7194,7 +7194,7 @@
               <w:bottom w:val="single" w:sz="6" w:space="0" w:color="D0E8E8"/>
               <w:right w:val="single" w:sz="6" w:space="0" w:color="D0E8E8"/>
             </w:tcBorders>
-            <w:shd w:val="clear" w:color="auto" w:fill="F0F6F6"/>
+            <w:shd w:val="clear" w:color="auto" w:fill="FFFFFF" w:themeFill="background1"/>
             <w:tcMar>
               <w:top w:w="80" w:type="dxa"/>
               <w:left w:w="120" w:type="dxa"/>
@@ -7221,7 +7221,7 @@
               <w:bottom w:val="single" w:sz="6" w:space="0" w:color="D0E8E8"/>
               <w:right w:val="single" w:sz="6" w:space="0" w:color="D0E8E8"/>
             </w:tcBorders>
-            <w:shd w:val="clear" w:color="auto" w:fill="FFFFFF"/>
+            <w:shd w:val="clear" w:color="auto" w:fill="FFFFFF" w:themeFill="background1"/>
             <w:tcMar>
               <w:top w:w="80" w:type="dxa"/>
               <w:left w:w="120" w:type="dxa"/>
@@ -7246,7 +7246,7 @@
               <w:bottom w:val="single" w:sz="6" w:space="0" w:color="D0E8E8"/>
               <w:right w:val="single" w:sz="6" w:space="0" w:color="D0E8E8"/>
             </w:tcBorders>
-            <w:shd w:val="clear" w:color="auto" w:fill="FFFFFF"/>
+            <w:shd w:val="clear" w:color="auto" w:fill="FFFFFF" w:themeFill="background1"/>
             <w:tcMar>
               <w:top w:w="80" w:type="dxa"/>
               <w:left w:w="120" w:type="dxa"/>
@@ -7271,7 +7271,7 @@
               <w:bottom w:val="single" w:sz="6" w:space="0" w:color="D0E8E8"/>
               <w:right w:val="single" w:sz="6" w:space="0" w:color="D0E8E8"/>
             </w:tcBorders>
-            <w:shd w:val="clear" w:color="auto" w:fill="FFFFFF"/>
+            <w:shd w:val="clear" w:color="auto" w:fill="FFFFFF" w:themeFill="background1"/>
             <w:tcMar>
               <w:top w:w="80" w:type="dxa"/>
               <w:left w:w="120" w:type="dxa"/>
@@ -7298,7 +7298,7 @@
               <w:bottom w:val="single" w:sz="6" w:space="0" w:color="D0E8E8"/>
               <w:right w:val="single" w:sz="6" w:space="0" w:color="D0E8E8"/>
             </w:tcBorders>
-            <w:shd w:val="clear" w:color="auto" w:fill="F0F6F6"/>
+            <w:shd w:val="clear" w:color="auto" w:fill="FFFFFF" w:themeFill="background1"/>
             <w:tcMar>
               <w:top w:w="80" w:type="dxa"/>
               <w:left w:w="120" w:type="dxa"/>
@@ -7323,7 +7323,7 @@
               <w:bottom w:val="single" w:sz="6" w:space="0" w:color="D0E8E8"/>
               <w:right w:val="single" w:sz="6" w:space="0" w:color="D0E8E8"/>
             </w:tcBorders>
-            <w:shd w:val="clear" w:color="auto" w:fill="F0F6F6"/>
+            <w:shd w:val="clear" w:color="auto" w:fill="FFFFFF" w:themeFill="background1"/>
             <w:tcMar>
               <w:top w:w="80" w:type="dxa"/>
               <w:left w:w="120" w:type="dxa"/>
@@ -7348,7 +7348,7 @@
               <w:bottom w:val="single" w:sz="6" w:space="0" w:color="D0E8E8"/>
               <w:right w:val="single" w:sz="6" w:space="0" w:color="D0E8E8"/>
             </w:tcBorders>
-            <w:shd w:val="clear" w:color="auto" w:fill="F0F6F6"/>
+            <w:shd w:val="clear" w:color="auto" w:fill="FFFFFF" w:themeFill="background1"/>
             <w:tcMar>
               <w:top w:w="80" w:type="dxa"/>
               <w:left w:w="120" w:type="dxa"/>
@@ -7375,7 +7375,7 @@
               <w:bottom w:val="single" w:sz="6" w:space="0" w:color="D0E8E8"/>
               <w:right w:val="single" w:sz="6" w:space="0" w:color="D0E8E8"/>
             </w:tcBorders>
-            <w:shd w:val="clear" w:color="auto" w:fill="FFFFFF"/>
+            <w:shd w:val="clear" w:color="auto" w:fill="FFFFFF" w:themeFill="background1"/>
             <w:tcMar>
               <w:top w:w="80" w:type="dxa"/>
               <w:left w:w="120" w:type="dxa"/>
@@ -7400,7 +7400,7 @@
               <w:bottom w:val="single" w:sz="6" w:space="0" w:color="D0E8E8"/>
               <w:right w:val="single" w:sz="6" w:space="0" w:color="D0E8E8"/>
             </w:tcBorders>
-            <w:shd w:val="clear" w:color="auto" w:fill="FFFFFF"/>
+            <w:shd w:val="clear" w:color="auto" w:fill="FFFFFF" w:themeFill="background1"/>
             <w:tcMar>
               <w:top w:w="80" w:type="dxa"/>
               <w:left w:w="120" w:type="dxa"/>
@@ -7425,7 +7425,7 @@
               <w:bottom w:val="single" w:sz="6" w:space="0" w:color="D0E8E8"/>
               <w:right w:val="single" w:sz="6" w:space="0" w:color="D0E8E8"/>
             </w:tcBorders>
-            <w:shd w:val="clear" w:color="auto" w:fill="FFFFFF"/>
+            <w:shd w:val="clear" w:color="auto" w:fill="FFFFFF" w:themeFill="background1"/>
             <w:tcMar>
               <w:top w:w="80" w:type="dxa"/>
               <w:left w:w="120" w:type="dxa"/>
@@ -7452,7 +7452,7 @@
               <w:bottom w:val="single" w:sz="6" w:space="0" w:color="D0E8E8"/>
               <w:right w:val="single" w:sz="6" w:space="0" w:color="D0E8E8"/>
             </w:tcBorders>
-            <w:shd w:val="clear" w:color="auto" w:fill="F0F6F6"/>
+            <w:shd w:val="clear" w:color="auto" w:fill="FFFFFF" w:themeFill="background1"/>
             <w:tcMar>
               <w:top w:w="80" w:type="dxa"/>
               <w:left w:w="120" w:type="dxa"/>
@@ -7477,7 +7477,7 @@
               <w:bottom w:val="single" w:sz="6" w:space="0" w:color="D0E8E8"/>
               <w:right w:val="single" w:sz="6" w:space="0" w:color="D0E8E8"/>
             </w:tcBorders>
-            <w:shd w:val="clear" w:color="auto" w:fill="F0F6F6"/>
+            <w:shd w:val="clear" w:color="auto" w:fill="FFFFFF" w:themeFill="background1"/>
             <w:tcMar>
               <w:top w:w="80" w:type="dxa"/>
               <w:left w:w="120" w:type="dxa"/>
@@ -7502,7 +7502,7 @@
               <w:bottom w:val="single" w:sz="6" w:space="0" w:color="D0E8E8"/>
               <w:right w:val="single" w:sz="6" w:space="0" w:color="D0E8E8"/>
             </w:tcBorders>
-            <w:shd w:val="clear" w:color="auto" w:fill="F0F6F6"/>
+            <w:shd w:val="clear" w:color="auto" w:fill="FFFFFF" w:themeFill="background1"/>
             <w:tcMar>
               <w:top w:w="80" w:type="dxa"/>
               <w:left w:w="120" w:type="dxa"/>
@@ -7652,7 +7652,7 @@
               <w:bottom w:val="single" w:sz="6" w:space="0" w:color="D0E8E8"/>
               <w:right w:val="single" w:sz="6" w:space="0" w:color="D0E8E8"/>
             </w:tcBorders>
-            <w:shd w:val="clear" w:color="auto" w:fill="F0F6F6"/>
+            <w:shd w:val="clear" w:color="auto" w:fill="FFFFFF" w:themeFill="background1"/>
             <w:tcMar>
               <w:top w:w="80" w:type="dxa"/>
               <w:left w:w="120" w:type="dxa"/>
@@ -7687,7 +7687,7 @@
               <w:bottom w:val="single" w:sz="6" w:space="0" w:color="D0E8E8"/>
               <w:right w:val="single" w:sz="6" w:space="0" w:color="D0E8E8"/>
             </w:tcBorders>
-            <w:shd w:val="clear" w:color="auto" w:fill="F0F6F6"/>
+            <w:shd w:val="clear" w:color="auto" w:fill="FFFFFF" w:themeFill="background1"/>
             <w:tcMar>
               <w:top w:w="80" w:type="dxa"/>
               <w:left w:w="120" w:type="dxa"/>
@@ -7724,7 +7724,7 @@
               <w:bottom w:val="single" w:sz="6" w:space="0" w:color="D0E8E8"/>
               <w:right w:val="single" w:sz="6" w:space="0" w:color="D0E8E8"/>
             </w:tcBorders>
-            <w:shd w:val="clear" w:color="auto" w:fill="FFFFFF"/>
+            <w:shd w:val="clear" w:color="auto" w:fill="FFFFFF" w:themeFill="background1"/>
             <w:tcMar>
               <w:top w:w="80" w:type="dxa"/>
               <w:left w:w="120" w:type="dxa"/>
@@ -7759,7 +7759,7 @@
               <w:bottom w:val="single" w:sz="6" w:space="0" w:color="D0E8E8"/>
               <w:right w:val="single" w:sz="6" w:space="0" w:color="D0E8E8"/>
             </w:tcBorders>
-            <w:shd w:val="clear" w:color="auto" w:fill="FFFFFF"/>
+            <w:shd w:val="clear" w:color="auto" w:fill="FFFFFF" w:themeFill="background1"/>
             <w:tcMar>
               <w:top w:w="80" w:type="dxa"/>
               <w:left w:w="120" w:type="dxa"/>
@@ -7796,7 +7796,7 @@
               <w:bottom w:val="single" w:sz="6" w:space="0" w:color="D0E8E8"/>
               <w:right w:val="single" w:sz="6" w:space="0" w:color="D0E8E8"/>
             </w:tcBorders>
-            <w:shd w:val="clear" w:color="auto" w:fill="F0F6F6"/>
+            <w:shd w:val="clear" w:color="auto" w:fill="FFFFFF" w:themeFill="background1"/>
             <w:tcMar>
               <w:top w:w="80" w:type="dxa"/>
               <w:left w:w="120" w:type="dxa"/>
@@ -7831,7 +7831,7 @@
               <w:bottom w:val="single" w:sz="6" w:space="0" w:color="D0E8E8"/>
               <w:right w:val="single" w:sz="6" w:space="0" w:color="D0E8E8"/>
             </w:tcBorders>
-            <w:shd w:val="clear" w:color="auto" w:fill="F0F6F6"/>
+            <w:shd w:val="clear" w:color="auto" w:fill="FFFFFF" w:themeFill="background1"/>
             <w:tcMar>
               <w:top w:w="80" w:type="dxa"/>
               <w:left w:w="120" w:type="dxa"/>
@@ -7877,7 +7877,7 @@
               <w:bottom w:val="single" w:sz="6" w:space="0" w:color="D0E8E8"/>
               <w:right w:val="single" w:sz="6" w:space="0" w:color="D0E8E8"/>
             </w:tcBorders>
-            <w:shd w:val="clear" w:color="auto" w:fill="FFFFFF"/>
+            <w:shd w:val="clear" w:color="auto" w:fill="FFFFFF" w:themeFill="background1"/>
             <w:tcMar>
               <w:top w:w="80" w:type="dxa"/>
               <w:left w:w="120" w:type="dxa"/>
@@ -7912,7 +7912,7 @@
               <w:bottom w:val="single" w:sz="6" w:space="0" w:color="D0E8E8"/>
               <w:right w:val="single" w:sz="6" w:space="0" w:color="D0E8E8"/>
             </w:tcBorders>
-            <w:shd w:val="clear" w:color="auto" w:fill="FFFFFF"/>
+            <w:shd w:val="clear" w:color="auto" w:fill="FFFFFF" w:themeFill="background1"/>
             <w:tcMar>
               <w:top w:w="80" w:type="dxa"/>
               <w:left w:w="120" w:type="dxa"/>
@@ -7949,7 +7949,7 @@
               <w:bottom w:val="single" w:sz="6" w:space="0" w:color="D0E8E8"/>
               <w:right w:val="single" w:sz="6" w:space="0" w:color="D0E8E8"/>
             </w:tcBorders>
-            <w:shd w:val="clear" w:color="auto" w:fill="F0F6F6"/>
+            <w:shd w:val="clear" w:color="auto" w:fill="FFFFFF" w:themeFill="background1"/>
             <w:tcMar>
               <w:top w:w="80" w:type="dxa"/>
               <w:left w:w="120" w:type="dxa"/>
@@ -7984,7 +7984,7 @@
               <w:bottom w:val="single" w:sz="6" w:space="0" w:color="D0E8E8"/>
               <w:right w:val="single" w:sz="6" w:space="0" w:color="D0E8E8"/>
             </w:tcBorders>
-            <w:shd w:val="clear" w:color="auto" w:fill="F0F6F6"/>
+            <w:shd w:val="clear" w:color="auto" w:fill="FFFFFF" w:themeFill="background1"/>
             <w:tcMar>
               <w:top w:w="80" w:type="dxa"/>
               <w:left w:w="120" w:type="dxa"/>
@@ -8021,7 +8021,7 @@
               <w:bottom w:val="single" w:sz="6" w:space="0" w:color="D0E8E8"/>
               <w:right w:val="single" w:sz="6" w:space="0" w:color="D0E8E8"/>
             </w:tcBorders>
-            <w:shd w:val="clear" w:color="auto" w:fill="FFFFFF"/>
+            <w:shd w:val="clear" w:color="auto" w:fill="FFFFFF" w:themeFill="background1"/>
             <w:tcMar>
               <w:top w:w="80" w:type="dxa"/>
               <w:left w:w="120" w:type="dxa"/>
@@ -8056,7 +8056,7 @@
               <w:bottom w:val="single" w:sz="6" w:space="0" w:color="D0E8E8"/>
               <w:right w:val="single" w:sz="6" w:space="0" w:color="D0E8E8"/>
             </w:tcBorders>
-            <w:shd w:val="clear" w:color="auto" w:fill="FFFFFF"/>
+            <w:shd w:val="clear" w:color="auto" w:fill="FFFFFF" w:themeFill="background1"/>
             <w:tcMar>
               <w:top w:w="80" w:type="dxa"/>
               <w:left w:w="120" w:type="dxa"/>
@@ -8093,7 +8093,7 @@
               <w:bottom w:val="single" w:sz="6" w:space="0" w:color="D0E8E8"/>
               <w:right w:val="single" w:sz="6" w:space="0" w:color="D0E8E8"/>
             </w:tcBorders>
-            <w:shd w:val="clear" w:color="auto" w:fill="F0F6F6"/>
+            <w:shd w:val="clear" w:color="auto" w:fill="FFFFFF" w:themeFill="background1"/>
             <w:tcMar>
               <w:top w:w="80" w:type="dxa"/>
               <w:left w:w="120" w:type="dxa"/>
@@ -8128,7 +8128,7 @@
               <w:bottom w:val="single" w:sz="6" w:space="0" w:color="D0E8E8"/>
               <w:right w:val="single" w:sz="6" w:space="0" w:color="D0E8E8"/>
             </w:tcBorders>
-            <w:shd w:val="clear" w:color="auto" w:fill="F0F6F6"/>
+            <w:shd w:val="clear" w:color="auto" w:fill="FFFFFF" w:themeFill="background1"/>
             <w:tcMar>
               <w:top w:w="80" w:type="dxa"/>
               <w:left w:w="120" w:type="dxa"/>
@@ -8165,7 +8165,7 @@
               <w:bottom w:val="single" w:sz="6" w:space="0" w:color="D0E8E8"/>
               <w:right w:val="single" w:sz="6" w:space="0" w:color="D0E8E8"/>
             </w:tcBorders>
-            <w:shd w:val="clear" w:color="auto" w:fill="FFFFFF"/>
+            <w:shd w:val="clear" w:color="auto" w:fill="FFFFFF" w:themeFill="background1"/>
             <w:tcMar>
               <w:top w:w="80" w:type="dxa"/>
               <w:left w:w="120" w:type="dxa"/>
@@ -8200,7 +8200,7 @@
               <w:bottom w:val="single" w:sz="6" w:space="0" w:color="D0E8E8"/>
               <w:right w:val="single" w:sz="6" w:space="0" w:color="D0E8E8"/>
             </w:tcBorders>
-            <w:shd w:val="clear" w:color="auto" w:fill="FFFFFF"/>
+            <w:shd w:val="clear" w:color="auto" w:fill="FFFFFF" w:themeFill="background1"/>
             <w:tcMar>
               <w:top w:w="80" w:type="dxa"/>
               <w:left w:w="120" w:type="dxa"/>
@@ -8237,7 +8237,7 @@
               <w:bottom w:val="single" w:sz="6" w:space="0" w:color="D0E8E8"/>
               <w:right w:val="single" w:sz="6" w:space="0" w:color="D0E8E8"/>
             </w:tcBorders>
-            <w:shd w:val="clear" w:color="auto" w:fill="F0F6F6"/>
+            <w:shd w:val="clear" w:color="auto" w:fill="FFFFFF" w:themeFill="background1"/>
             <w:tcMar>
               <w:top w:w="80" w:type="dxa"/>
               <w:left w:w="120" w:type="dxa"/>
@@ -8272,7 +8272,7 @@
               <w:bottom w:val="single" w:sz="6" w:space="0" w:color="D0E8E8"/>
               <w:right w:val="single" w:sz="6" w:space="0" w:color="D0E8E8"/>
             </w:tcBorders>
-            <w:shd w:val="clear" w:color="auto" w:fill="F0F6F6"/>
+            <w:shd w:val="clear" w:color="auto" w:fill="FFFFFF" w:themeFill="background1"/>
             <w:tcMar>
               <w:top w:w="80" w:type="dxa"/>
               <w:left w:w="120" w:type="dxa"/>
@@ -8309,7 +8309,7 @@
               <w:bottom w:val="single" w:sz="6" w:space="0" w:color="D0E8E8"/>
               <w:right w:val="single" w:sz="6" w:space="0" w:color="D0E8E8"/>
             </w:tcBorders>
-            <w:shd w:val="clear" w:color="auto" w:fill="FFFFFF"/>
+            <w:shd w:val="clear" w:color="auto" w:fill="FFFFFF" w:themeFill="background1"/>
             <w:tcMar>
               <w:top w:w="80" w:type="dxa"/>
               <w:left w:w="120" w:type="dxa"/>
@@ -8344,7 +8344,7 @@
               <w:bottom w:val="single" w:sz="6" w:space="0" w:color="D0E8E8"/>
               <w:right w:val="single" w:sz="6" w:space="0" w:color="D0E8E8"/>
             </w:tcBorders>
-            <w:shd w:val="clear" w:color="auto" w:fill="FFFFFF"/>
+            <w:shd w:val="clear" w:color="auto" w:fill="FFFFFF" w:themeFill="background1"/>
             <w:tcMar>
               <w:top w:w="80" w:type="dxa"/>
               <w:left w:w="120" w:type="dxa"/>
@@ -8381,7 +8381,7 @@
               <w:bottom w:val="single" w:sz="6" w:space="0" w:color="D0E8E8"/>
               <w:right w:val="single" w:sz="6" w:space="0" w:color="D0E8E8"/>
             </w:tcBorders>
-            <w:shd w:val="clear" w:color="auto" w:fill="F0F6F6"/>
+            <w:shd w:val="clear" w:color="auto" w:fill="FFFFFF" w:themeFill="background1"/>
             <w:tcMar>
               <w:top w:w="80" w:type="dxa"/>
               <w:left w:w="120" w:type="dxa"/>
@@ -8416,7 +8416,7 @@
               <w:bottom w:val="single" w:sz="6" w:space="0" w:color="D0E8E8"/>
               <w:right w:val="single" w:sz="6" w:space="0" w:color="D0E8E8"/>
             </w:tcBorders>
-            <w:shd w:val="clear" w:color="auto" w:fill="F0F6F6"/>
+            <w:shd w:val="clear" w:color="auto" w:fill="FFFFFF" w:themeFill="background1"/>
             <w:tcMar>
               <w:top w:w="80" w:type="dxa"/>
               <w:left w:w="120" w:type="dxa"/>
@@ -8453,7 +8453,7 @@
               <w:bottom w:val="single" w:sz="6" w:space="0" w:color="D0E8E8"/>
               <w:right w:val="single" w:sz="6" w:space="0" w:color="D0E8E8"/>
             </w:tcBorders>
-            <w:shd w:val="clear" w:color="auto" w:fill="FFFFFF"/>
+            <w:shd w:val="clear" w:color="auto" w:fill="FFFFFF" w:themeFill="background1"/>
             <w:tcMar>
               <w:top w:w="80" w:type="dxa"/>
               <w:left w:w="120" w:type="dxa"/>
@@ -8488,7 +8488,7 @@
               <w:bottom w:val="single" w:sz="6" w:space="0" w:color="D0E8E8"/>
               <w:right w:val="single" w:sz="6" w:space="0" w:color="D0E8E8"/>
             </w:tcBorders>
-            <w:shd w:val="clear" w:color="auto" w:fill="FFFFFF"/>
+            <w:shd w:val="clear" w:color="auto" w:fill="FFFFFF" w:themeFill="background1"/>
             <w:tcMar>
               <w:top w:w="80" w:type="dxa"/>
               <w:left w:w="120" w:type="dxa"/>
@@ -8525,7 +8525,7 @@
               <w:bottom w:val="single" w:sz="6" w:space="0" w:color="D0E8E8"/>
               <w:right w:val="single" w:sz="6" w:space="0" w:color="D0E8E8"/>
             </w:tcBorders>
-            <w:shd w:val="clear" w:color="auto" w:fill="F0F6F6"/>
+            <w:shd w:val="clear" w:color="auto" w:fill="FFFFFF" w:themeFill="background1"/>
             <w:tcMar>
               <w:top w:w="80" w:type="dxa"/>
               <w:left w:w="120" w:type="dxa"/>
@@ -8560,7 +8560,7 @@
               <w:bottom w:val="single" w:sz="6" w:space="0" w:color="D0E8E8"/>
               <w:right w:val="single" w:sz="6" w:space="0" w:color="D0E8E8"/>
             </w:tcBorders>
-            <w:shd w:val="clear" w:color="auto" w:fill="F0F6F6"/>
+            <w:shd w:val="clear" w:color="auto" w:fill="FFFFFF" w:themeFill="background1"/>
             <w:tcMar>
               <w:top w:w="80" w:type="dxa"/>
               <w:left w:w="120" w:type="dxa"/>
@@ -8597,7 +8597,7 @@
               <w:bottom w:val="single" w:sz="6" w:space="0" w:color="D0E8E8"/>
               <w:right w:val="single" w:sz="6" w:space="0" w:color="D0E8E8"/>
             </w:tcBorders>
-            <w:shd w:val="clear" w:color="auto" w:fill="FFFFFF"/>
+            <w:shd w:val="clear" w:color="auto" w:fill="FFFFFF" w:themeFill="background1"/>
             <w:tcMar>
               <w:top w:w="80" w:type="dxa"/>
               <w:left w:w="120" w:type="dxa"/>
@@ -8632,7 +8632,7 @@
               <w:bottom w:val="single" w:sz="6" w:space="0" w:color="D0E8E8"/>
               <w:right w:val="single" w:sz="6" w:space="0" w:color="D0E8E8"/>
             </w:tcBorders>
-            <w:shd w:val="clear" w:color="auto" w:fill="FFFFFF"/>
+            <w:shd w:val="clear" w:color="auto" w:fill="FFFFFF" w:themeFill="background1"/>
             <w:tcMar>
               <w:top w:w="80" w:type="dxa"/>
               <w:left w:w="120" w:type="dxa"/>
@@ -8669,7 +8669,7 @@
               <w:bottom w:val="single" w:sz="6" w:space="0" w:color="D0E8E8"/>
               <w:right w:val="single" w:sz="6" w:space="0" w:color="D0E8E8"/>
             </w:tcBorders>
-            <w:shd w:val="clear" w:color="auto" w:fill="F0F6F6"/>
+            <w:shd w:val="clear" w:color="auto" w:fill="FFFFFF" w:themeFill="background1"/>
             <w:tcMar>
               <w:top w:w="80" w:type="dxa"/>
               <w:left w:w="120" w:type="dxa"/>
@@ -8704,7 +8704,7 @@
               <w:bottom w:val="single" w:sz="6" w:space="0" w:color="D0E8E8"/>
               <w:right w:val="single" w:sz="6" w:space="0" w:color="D0E8E8"/>
             </w:tcBorders>
-            <w:shd w:val="clear" w:color="auto" w:fill="F0F6F6"/>
+            <w:shd w:val="clear" w:color="auto" w:fill="FFFFFF" w:themeFill="background1"/>
             <w:tcMar>
               <w:top w:w="80" w:type="dxa"/>
               <w:left w:w="120" w:type="dxa"/>
@@ -8741,7 +8741,7 @@
               <w:bottom w:val="single" w:sz="6" w:space="0" w:color="D0E8E8"/>
               <w:right w:val="single" w:sz="6" w:space="0" w:color="D0E8E8"/>
             </w:tcBorders>
-            <w:shd w:val="clear" w:color="auto" w:fill="FFFFFF"/>
+            <w:shd w:val="clear" w:color="auto" w:fill="FFFFFF" w:themeFill="background1"/>
             <w:tcMar>
               <w:top w:w="80" w:type="dxa"/>
               <w:left w:w="120" w:type="dxa"/>
@@ -8776,7 +8776,7 @@
               <w:bottom w:val="single" w:sz="6" w:space="0" w:color="D0E8E8"/>
               <w:right w:val="single" w:sz="6" w:space="0" w:color="D0E8E8"/>
             </w:tcBorders>
-            <w:shd w:val="clear" w:color="auto" w:fill="FFFFFF"/>
+            <w:shd w:val="clear" w:color="auto" w:fill="FFFFFF" w:themeFill="background1"/>
             <w:tcMar>
               <w:top w:w="80" w:type="dxa"/>
               <w:left w:w="120" w:type="dxa"/>
@@ -8813,7 +8813,7 @@
               <w:bottom w:val="single" w:sz="6" w:space="0" w:color="D0E8E8"/>
               <w:right w:val="single" w:sz="6" w:space="0" w:color="D0E8E8"/>
             </w:tcBorders>
-            <w:shd w:val="clear" w:color="auto" w:fill="F0F6F6"/>
+            <w:shd w:val="clear" w:color="auto" w:fill="FFFFFF" w:themeFill="background1"/>
             <w:tcMar>
               <w:top w:w="80" w:type="dxa"/>
               <w:left w:w="120" w:type="dxa"/>
@@ -8848,7 +8848,7 @@
               <w:bottom w:val="single" w:sz="6" w:space="0" w:color="D0E8E8"/>
               <w:right w:val="single" w:sz="6" w:space="0" w:color="D0E8E8"/>
             </w:tcBorders>
-            <w:shd w:val="clear" w:color="auto" w:fill="F0F6F6"/>
+            <w:shd w:val="clear" w:color="auto" w:fill="FFFFFF" w:themeFill="background1"/>
             <w:tcMar>
               <w:top w:w="80" w:type="dxa"/>
               <w:left w:w="120" w:type="dxa"/>
@@ -8885,7 +8885,7 @@
               <w:bottom w:val="single" w:sz="6" w:space="0" w:color="D0E8E8"/>
               <w:right w:val="single" w:sz="6" w:space="0" w:color="D0E8E8"/>
             </w:tcBorders>
-            <w:shd w:val="clear" w:color="auto" w:fill="FFFFFF"/>
+            <w:shd w:val="clear" w:color="auto" w:fill="FFFFFF" w:themeFill="background1"/>
             <w:tcMar>
               <w:top w:w="80" w:type="dxa"/>
               <w:left w:w="120" w:type="dxa"/>
@@ -8920,7 +8920,7 @@
               <w:bottom w:val="single" w:sz="6" w:space="0" w:color="D0E8E8"/>
               <w:right w:val="single" w:sz="6" w:space="0" w:color="D0E8E8"/>
             </w:tcBorders>
-            <w:shd w:val="clear" w:color="auto" w:fill="FFFFFF"/>
+            <w:shd w:val="clear" w:color="auto" w:fill="FFFFFF" w:themeFill="background1"/>
             <w:tcMar>
               <w:top w:w="80" w:type="dxa"/>
               <w:left w:w="120" w:type="dxa"/>
@@ -8957,7 +8957,7 @@
               <w:bottom w:val="single" w:sz="6" w:space="0" w:color="D0E8E8"/>
               <w:right w:val="single" w:sz="6" w:space="0" w:color="D0E8E8"/>
             </w:tcBorders>
-            <w:shd w:val="clear" w:color="auto" w:fill="F0F6F6"/>
+            <w:shd w:val="clear" w:color="auto" w:fill="FFFFFF" w:themeFill="background1"/>
             <w:tcMar>
               <w:top w:w="80" w:type="dxa"/>
               <w:left w:w="120" w:type="dxa"/>
@@ -8992,7 +8992,7 @@
               <w:bottom w:val="single" w:sz="6" w:space="0" w:color="D0E8E8"/>
               <w:right w:val="single" w:sz="6" w:space="0" w:color="D0E8E8"/>
             </w:tcBorders>
-            <w:shd w:val="clear" w:color="auto" w:fill="F0F6F6"/>
+            <w:shd w:val="clear" w:color="auto" w:fill="FFFFFF" w:themeFill="background1"/>
             <w:tcMar>
               <w:top w:w="80" w:type="dxa"/>
               <w:left w:w="120" w:type="dxa"/>
@@ -9029,7 +9029,7 @@
               <w:bottom w:val="single" w:sz="6" w:space="0" w:color="D0E8E8"/>
               <w:right w:val="single" w:sz="6" w:space="0" w:color="D0E8E8"/>
             </w:tcBorders>
-            <w:shd w:val="clear" w:color="auto" w:fill="FFFFFF"/>
+            <w:shd w:val="clear" w:color="auto" w:fill="FFFFFF" w:themeFill="background1"/>
             <w:tcMar>
               <w:top w:w="80" w:type="dxa"/>
               <w:left w:w="120" w:type="dxa"/>
@@ -9064,7 +9064,7 @@
               <w:bottom w:val="single" w:sz="6" w:space="0" w:color="D0E8E8"/>
               <w:right w:val="single" w:sz="6" w:space="0" w:color="D0E8E8"/>
             </w:tcBorders>
-            <w:shd w:val="clear" w:color="auto" w:fill="FFFFFF"/>
+            <w:shd w:val="clear" w:color="auto" w:fill="FFFFFF" w:themeFill="background1"/>
             <w:tcMar>
               <w:top w:w="80" w:type="dxa"/>
               <w:left w:w="120" w:type="dxa"/>
@@ -9101,7 +9101,7 @@
               <w:bottom w:val="single" w:sz="6" w:space="0" w:color="D0E8E8"/>
               <w:right w:val="single" w:sz="6" w:space="0" w:color="D0E8E8"/>
             </w:tcBorders>
-            <w:shd w:val="clear" w:color="auto" w:fill="F0F6F6"/>
+            <w:shd w:val="clear" w:color="auto" w:fill="FFFFFF" w:themeFill="background1"/>
             <w:tcMar>
               <w:top w:w="80" w:type="dxa"/>
               <w:left w:w="120" w:type="dxa"/>
@@ -9136,7 +9136,7 @@
               <w:bottom w:val="single" w:sz="6" w:space="0" w:color="D0E8E8"/>
               <w:right w:val="single" w:sz="6" w:space="0" w:color="D0E8E8"/>
             </w:tcBorders>
-            <w:shd w:val="clear" w:color="auto" w:fill="F0F6F6"/>
+            <w:shd w:val="clear" w:color="auto" w:fill="FFFFFF" w:themeFill="background1"/>
             <w:tcMar>
               <w:top w:w="80" w:type="dxa"/>
               <w:left w:w="120" w:type="dxa"/>
@@ -9173,7 +9173,7 @@
               <w:bottom w:val="single" w:sz="6" w:space="0" w:color="D0E8E8"/>
               <w:right w:val="single" w:sz="6" w:space="0" w:color="D0E8E8"/>
             </w:tcBorders>
-            <w:shd w:val="clear" w:color="auto" w:fill="FFFFFF"/>
+            <w:shd w:val="clear" w:color="auto" w:fill="FFFFFF" w:themeFill="background1"/>
             <w:tcMar>
               <w:top w:w="80" w:type="dxa"/>
               <w:left w:w="120" w:type="dxa"/>
@@ -9210,7 +9210,7 @@
               <w:bottom w:val="single" w:sz="6" w:space="0" w:color="D0E8E8"/>
               <w:right w:val="single" w:sz="6" w:space="0" w:color="D0E8E8"/>
             </w:tcBorders>
-            <w:shd w:val="clear" w:color="auto" w:fill="FFFFFF"/>
+            <w:shd w:val="clear" w:color="auto" w:fill="FFFFFF" w:themeFill="background1"/>
             <w:tcMar>
               <w:top w:w="80" w:type="dxa"/>
               <w:left w:w="120" w:type="dxa"/>
@@ -9247,7 +9247,7 @@
               <w:bottom w:val="single" w:sz="6" w:space="0" w:color="D0E8E8"/>
               <w:right w:val="single" w:sz="6" w:space="0" w:color="D0E8E8"/>
             </w:tcBorders>
-            <w:shd w:val="clear" w:color="auto" w:fill="F0F6F6"/>
+            <w:shd w:val="clear" w:color="auto" w:fill="FFFFFF" w:themeFill="background1"/>
             <w:tcMar>
               <w:top w:w="80" w:type="dxa"/>
               <w:left w:w="120" w:type="dxa"/>
@@ -9282,7 +9282,7 @@
               <w:bottom w:val="single" w:sz="6" w:space="0" w:color="D0E8E8"/>
               <w:right w:val="single" w:sz="6" w:space="0" w:color="D0E8E8"/>
             </w:tcBorders>
-            <w:shd w:val="clear" w:color="auto" w:fill="F0F6F6"/>
+            <w:shd w:val="clear" w:color="auto" w:fill="FFFFFF" w:themeFill="background1"/>
             <w:tcMar>
               <w:top w:w="80" w:type="dxa"/>
               <w:left w:w="120" w:type="dxa"/>
@@ -9328,7 +9328,7 @@
               <w:bottom w:val="single" w:sz="6" w:space="0" w:color="D0E8E8"/>
               <w:right w:val="single" w:sz="6" w:space="0" w:color="D0E8E8"/>
             </w:tcBorders>
-            <w:shd w:val="clear" w:color="auto" w:fill="FFFFFF"/>
+            <w:shd w:val="clear" w:color="auto" w:fill="FFFFFF" w:themeFill="background1"/>
             <w:tcMar>
               <w:top w:w="80" w:type="dxa"/>
               <w:left w:w="120" w:type="dxa"/>
@@ -9363,7 +9363,7 @@
               <w:bottom w:val="single" w:sz="6" w:space="0" w:color="D0E8E8"/>
               <w:right w:val="single" w:sz="6" w:space="0" w:color="D0E8E8"/>
             </w:tcBorders>
-            <w:shd w:val="clear" w:color="auto" w:fill="FFFFFF"/>
+            <w:shd w:val="clear" w:color="auto" w:fill="FFFFFF" w:themeFill="background1"/>
             <w:tcMar>
               <w:top w:w="80" w:type="dxa"/>
               <w:left w:w="120" w:type="dxa"/>
@@ -9400,7 +9400,7 @@
               <w:bottom w:val="single" w:sz="6" w:space="0" w:color="D0E8E8"/>
               <w:right w:val="single" w:sz="6" w:space="0" w:color="D0E8E8"/>
             </w:tcBorders>
-            <w:shd w:val="clear" w:color="auto" w:fill="F0F6F6"/>
+            <w:shd w:val="clear" w:color="auto" w:fill="FFFFFF" w:themeFill="background1"/>
             <w:tcMar>
               <w:top w:w="80" w:type="dxa"/>
               <w:left w:w="120" w:type="dxa"/>
@@ -9435,7 +9435,7 @@
               <w:bottom w:val="single" w:sz="6" w:space="0" w:color="D0E8E8"/>
               <w:right w:val="single" w:sz="6" w:space="0" w:color="D0E8E8"/>
             </w:tcBorders>
-            <w:shd w:val="clear" w:color="auto" w:fill="F0F6F6"/>
+            <w:shd w:val="clear" w:color="auto" w:fill="FFFFFF" w:themeFill="background1"/>
             <w:tcMar>
               <w:top w:w="80" w:type="dxa"/>
               <w:left w:w="120" w:type="dxa"/>
@@ -9472,7 +9472,7 @@
               <w:bottom w:val="single" w:sz="6" w:space="0" w:color="D0E8E8"/>
               <w:right w:val="single" w:sz="6" w:space="0" w:color="D0E8E8"/>
             </w:tcBorders>
-            <w:shd w:val="clear" w:color="auto" w:fill="FFFFFF"/>
+            <w:shd w:val="clear" w:color="auto" w:fill="FFFFFF" w:themeFill="background1"/>
             <w:tcMar>
               <w:top w:w="80" w:type="dxa"/>
               <w:left w:w="120" w:type="dxa"/>
@@ -9507,7 +9507,7 @@
               <w:bottom w:val="single" w:sz="6" w:space="0" w:color="D0E8E8"/>
               <w:right w:val="single" w:sz="6" w:space="0" w:color="D0E8E8"/>
             </w:tcBorders>
-            <w:shd w:val="clear" w:color="auto" w:fill="FFFFFF"/>
+            <w:shd w:val="clear" w:color="auto" w:fill="FFFFFF" w:themeFill="background1"/>
             <w:tcMar>
               <w:top w:w="80" w:type="dxa"/>
               <w:left w:w="120" w:type="dxa"/>
@@ -9544,7 +9544,7 @@
               <w:bottom w:val="single" w:sz="6" w:space="0" w:color="D0E8E8"/>
               <w:right w:val="single" w:sz="6" w:space="0" w:color="D0E8E8"/>
             </w:tcBorders>
-            <w:shd w:val="clear" w:color="auto" w:fill="F0F6F6"/>
+            <w:shd w:val="clear" w:color="auto" w:fill="FFFFFF" w:themeFill="background1"/>
             <w:tcMar>
               <w:top w:w="80" w:type="dxa"/>
               <w:left w:w="120" w:type="dxa"/>
@@ -9579,7 +9579,7 @@
               <w:bottom w:val="single" w:sz="6" w:space="0" w:color="D0E8E8"/>
               <w:right w:val="single" w:sz="6" w:space="0" w:color="D0E8E8"/>
             </w:tcBorders>
-            <w:shd w:val="clear" w:color="auto" w:fill="F0F6F6"/>
+            <w:shd w:val="clear" w:color="auto" w:fill="FFFFFF" w:themeFill="background1"/>
             <w:tcMar>
               <w:top w:w="80" w:type="dxa"/>
               <w:left w:w="120" w:type="dxa"/>
@@ -9616,7 +9616,7 @@
               <w:bottom w:val="single" w:sz="6" w:space="0" w:color="D0E8E8"/>
               <w:right w:val="single" w:sz="6" w:space="0" w:color="D0E8E8"/>
             </w:tcBorders>
-            <w:shd w:val="clear" w:color="auto" w:fill="FFFFFF"/>
+            <w:shd w:val="clear" w:color="auto" w:fill="FFFFFF" w:themeFill="background1"/>
             <w:tcMar>
               <w:top w:w="80" w:type="dxa"/>
               <w:left w:w="120" w:type="dxa"/>
@@ -9651,7 +9651,7 @@
               <w:bottom w:val="single" w:sz="6" w:space="0" w:color="D0E8E8"/>
               <w:right w:val="single" w:sz="6" w:space="0" w:color="D0E8E8"/>
             </w:tcBorders>
-            <w:shd w:val="clear" w:color="auto" w:fill="FFFFFF"/>
+            <w:shd w:val="clear" w:color="auto" w:fill="FFFFFF" w:themeFill="background1"/>
             <w:tcMar>
               <w:top w:w="80" w:type="dxa"/>
               <w:left w:w="120" w:type="dxa"/>
@@ -14295,7 +14295,7 @@
               <w:bottom w:val="single" w:sz="6" w:space="0" w:color="D0E8E8"/>
               <w:right w:val="single" w:sz="6" w:space="0" w:color="D0E8E8"/>
             </w:tcBorders>
-            <w:shd w:val="clear" w:color="auto" w:fill="F0F6F6"/>
+            <w:shd w:val="clear" w:color="auto" w:fill="FFFFFF" w:themeFill="background1"/>
             <w:tcMar>
               <w:top w:w="80" w:type="dxa"/>
               <w:left w:w="120" w:type="dxa"/>
@@ -14324,7 +14324,7 @@
               <w:bottom w:val="single" w:sz="6" w:space="0" w:color="D0E8E8"/>
               <w:right w:val="single" w:sz="6" w:space="0" w:color="D0E8E8"/>
             </w:tcBorders>
-            <w:shd w:val="clear" w:color="auto" w:fill="F0F6F6"/>
+            <w:shd w:val="clear" w:color="auto" w:fill="FFFFFF" w:themeFill="background1"/>
             <w:tcMar>
               <w:top w:w="80" w:type="dxa"/>
               <w:left w:w="120" w:type="dxa"/>
@@ -14353,7 +14353,7 @@
               <w:bottom w:val="single" w:sz="6" w:space="0" w:color="D0E8E8"/>
               <w:right w:val="single" w:sz="6" w:space="0" w:color="D0E8E8"/>
             </w:tcBorders>
-            <w:shd w:val="clear" w:color="auto" w:fill="F0F6F6"/>
+            <w:shd w:val="clear" w:color="auto" w:fill="FFFFFF" w:themeFill="background1"/>
             <w:tcMar>
               <w:top w:w="80" w:type="dxa"/>
               <w:left w:w="120" w:type="dxa"/>
@@ -14382,7 +14382,7 @@
               <w:bottom w:val="single" w:sz="6" w:space="0" w:color="D0E8E8"/>
               <w:right w:val="single" w:sz="6" w:space="0" w:color="D0E8E8"/>
             </w:tcBorders>
-            <w:shd w:val="clear" w:color="auto" w:fill="F0F6F6"/>
+            <w:shd w:val="clear" w:color="auto" w:fill="FFFFFF" w:themeFill="background1"/>
             <w:tcMar>
               <w:top w:w="80" w:type="dxa"/>
               <w:left w:w="120" w:type="dxa"/>
@@ -14413,7 +14413,7 @@
               <w:bottom w:val="single" w:sz="6" w:space="0" w:color="D0E8E8"/>
               <w:right w:val="single" w:sz="6" w:space="0" w:color="D0E8E8"/>
             </w:tcBorders>
-            <w:shd w:val="clear" w:color="auto" w:fill="FFFFFF"/>
+            <w:shd w:val="clear" w:color="auto" w:fill="FFFFFF" w:themeFill="background1"/>
             <w:tcMar>
               <w:top w:w="80" w:type="dxa"/>
               <w:left w:w="120" w:type="dxa"/>
@@ -14444,7 +14444,7 @@
               <w:bottom w:val="single" w:sz="6" w:space="0" w:color="D0E8E8"/>
               <w:right w:val="single" w:sz="6" w:space="0" w:color="D0E8E8"/>
             </w:tcBorders>
-            <w:shd w:val="clear" w:color="auto" w:fill="FFFFFF"/>
+            <w:shd w:val="clear" w:color="auto" w:fill="FFFFFF" w:themeFill="background1"/>
             <w:tcMar>
               <w:top w:w="80" w:type="dxa"/>
               <w:left w:w="120" w:type="dxa"/>
@@ -14478,7 +14478,7 @@
               <w:bottom w:val="single" w:sz="6" w:space="0" w:color="D0E8E8"/>
               <w:right w:val="single" w:sz="6" w:space="0" w:color="D0E8E8"/>
             </w:tcBorders>
-            <w:shd w:val="clear" w:color="auto" w:fill="FFFFFF"/>
+            <w:shd w:val="clear" w:color="auto" w:fill="FFFFFF" w:themeFill="background1"/>
             <w:tcMar>
               <w:top w:w="80" w:type="dxa"/>
               <w:left w:w="120" w:type="dxa"/>
@@ -14507,7 +14507,7 @@
               <w:bottom w:val="single" w:sz="6" w:space="0" w:color="D0E8E8"/>
               <w:right w:val="single" w:sz="6" w:space="0" w:color="D0E8E8"/>
             </w:tcBorders>
-            <w:shd w:val="clear" w:color="auto" w:fill="FFFFFF"/>
+            <w:shd w:val="clear" w:color="auto" w:fill="FFFFFF" w:themeFill="background1"/>
             <w:tcMar>
               <w:top w:w="80" w:type="dxa"/>
               <w:left w:w="120" w:type="dxa"/>
@@ -14538,7 +14538,7 @@
               <w:bottom w:val="single" w:sz="6" w:space="0" w:color="D0E8E8"/>
               <w:right w:val="single" w:sz="6" w:space="0" w:color="D0E8E8"/>
             </w:tcBorders>
-            <w:shd w:val="clear" w:color="auto" w:fill="F0F6F6"/>
+            <w:shd w:val="clear" w:color="auto" w:fill="FFFFFF" w:themeFill="background1"/>
             <w:tcMar>
               <w:top w:w="80" w:type="dxa"/>
               <w:left w:w="120" w:type="dxa"/>
@@ -14569,7 +14569,7 @@
               <w:bottom w:val="single" w:sz="6" w:space="0" w:color="D0E8E8"/>
               <w:right w:val="single" w:sz="6" w:space="0" w:color="D0E8E8"/>
             </w:tcBorders>
-            <w:shd w:val="clear" w:color="auto" w:fill="F0F6F6"/>
+            <w:shd w:val="clear" w:color="auto" w:fill="FFFFFF" w:themeFill="background1"/>
             <w:tcMar>
               <w:top w:w="80" w:type="dxa"/>
               <w:left w:w="120" w:type="dxa"/>
@@ -14603,7 +14603,7 @@
               <w:bottom w:val="single" w:sz="6" w:space="0" w:color="D0E8E8"/>
               <w:right w:val="single" w:sz="6" w:space="0" w:color="D0E8E8"/>
             </w:tcBorders>
-            <w:shd w:val="clear" w:color="auto" w:fill="F0F6F6"/>
+            <w:shd w:val="clear" w:color="auto" w:fill="FFFFFF" w:themeFill="background1"/>
             <w:tcMar>
               <w:top w:w="80" w:type="dxa"/>
               <w:left w:w="120" w:type="dxa"/>
@@ -14632,7 +14632,7 @@
               <w:bottom w:val="single" w:sz="6" w:space="0" w:color="D0E8E8"/>
               <w:right w:val="single" w:sz="6" w:space="0" w:color="D0E8E8"/>
             </w:tcBorders>
-            <w:shd w:val="clear" w:color="auto" w:fill="F0F6F6"/>
+            <w:shd w:val="clear" w:color="auto" w:fill="FFFFFF" w:themeFill="background1"/>
             <w:tcMar>
               <w:top w:w="80" w:type="dxa"/>
               <w:left w:w="120" w:type="dxa"/>
@@ -14663,7 +14663,7 @@
               <w:bottom w:val="single" w:sz="6" w:space="0" w:color="D0E8E8"/>
               <w:right w:val="single" w:sz="6" w:space="0" w:color="D0E8E8"/>
             </w:tcBorders>
-            <w:shd w:val="clear" w:color="auto" w:fill="FFFFFF"/>
+            <w:shd w:val="clear" w:color="auto" w:fill="FFFFFF" w:themeFill="background1"/>
             <w:tcMar>
               <w:top w:w="80" w:type="dxa"/>
               <w:left w:w="120" w:type="dxa"/>
@@ -14692,7 +14692,7 @@
               <w:bottom w:val="single" w:sz="6" w:space="0" w:color="D0E8E8"/>
               <w:right w:val="single" w:sz="6" w:space="0" w:color="D0E8E8"/>
             </w:tcBorders>
-            <w:shd w:val="clear" w:color="auto" w:fill="FFFFFF"/>
+            <w:shd w:val="clear" w:color="auto" w:fill="FFFFFF" w:themeFill="background1"/>
             <w:tcMar>
               <w:top w:w="80" w:type="dxa"/>
               <w:left w:w="120" w:type="dxa"/>
@@ -14726,7 +14726,7 @@
               <w:bottom w:val="single" w:sz="6" w:space="0" w:color="D0E8E8"/>
               <w:right w:val="single" w:sz="6" w:space="0" w:color="D0E8E8"/>
             </w:tcBorders>
-            <w:shd w:val="clear" w:color="auto" w:fill="FFFFFF"/>
+            <w:shd w:val="clear" w:color="auto" w:fill="FFFFFF" w:themeFill="background1"/>
             <w:tcMar>
               <w:top w:w="80" w:type="dxa"/>
               <w:left w:w="120" w:type="dxa"/>
@@ -14755,7 +14755,7 @@
               <w:bottom w:val="single" w:sz="6" w:space="0" w:color="D0E8E8"/>
               <w:right w:val="single" w:sz="6" w:space="0" w:color="D0E8E8"/>
             </w:tcBorders>
-            <w:shd w:val="clear" w:color="auto" w:fill="FFFFFF"/>
+            <w:shd w:val="clear" w:color="auto" w:fill="FFFFFF" w:themeFill="background1"/>
             <w:tcMar>
               <w:top w:w="80" w:type="dxa"/>
               <w:left w:w="120" w:type="dxa"/>
@@ -14786,7 +14786,7 @@
               <w:bottom w:val="single" w:sz="6" w:space="0" w:color="D0E8E8"/>
               <w:right w:val="single" w:sz="6" w:space="0" w:color="D0E8E8"/>
             </w:tcBorders>
-            <w:shd w:val="clear" w:color="auto" w:fill="F0F6F6"/>
+            <w:shd w:val="clear" w:color="auto" w:fill="FFFFFF" w:themeFill="background1"/>
             <w:tcMar>
               <w:top w:w="80" w:type="dxa"/>
               <w:left w:w="120" w:type="dxa"/>
@@ -14815,7 +14815,7 @@
               <w:bottom w:val="single" w:sz="6" w:space="0" w:color="D0E8E8"/>
               <w:right w:val="single" w:sz="6" w:space="0" w:color="D0E8E8"/>
             </w:tcBorders>
-            <w:shd w:val="clear" w:color="auto" w:fill="F0F6F6"/>
+            <w:shd w:val="clear" w:color="auto" w:fill="FFFFFF" w:themeFill="background1"/>
             <w:tcMar>
               <w:top w:w="80" w:type="dxa"/>
               <w:left w:w="120" w:type="dxa"/>
@@ -14849,7 +14849,7 @@
               <w:bottom w:val="single" w:sz="6" w:space="0" w:color="D0E8E8"/>
               <w:right w:val="single" w:sz="6" w:space="0" w:color="D0E8E8"/>
             </w:tcBorders>
-            <w:shd w:val="clear" w:color="auto" w:fill="F0F6F6"/>
+            <w:shd w:val="clear" w:color="auto" w:fill="FFFFFF" w:themeFill="background1"/>
             <w:tcMar>
               <w:top w:w="80" w:type="dxa"/>
               <w:left w:w="120" w:type="dxa"/>
@@ -14878,7 +14878,7 @@
               <w:bottom w:val="single" w:sz="6" w:space="0" w:color="D0E8E8"/>
               <w:right w:val="single" w:sz="6" w:space="0" w:color="D0E8E8"/>
             </w:tcBorders>
-            <w:shd w:val="clear" w:color="auto" w:fill="F0F6F6"/>
+            <w:shd w:val="clear" w:color="auto" w:fill="FFFFFF" w:themeFill="background1"/>
             <w:tcMar>
               <w:top w:w="80" w:type="dxa"/>
               <w:left w:w="120" w:type="dxa"/>
@@ -14909,7 +14909,7 @@
               <w:bottom w:val="single" w:sz="6" w:space="0" w:color="D0E8E8"/>
               <w:right w:val="single" w:sz="6" w:space="0" w:color="D0E8E8"/>
             </w:tcBorders>
-            <w:shd w:val="clear" w:color="auto" w:fill="FFFFFF"/>
+            <w:shd w:val="clear" w:color="auto" w:fill="FFFFFF" w:themeFill="background1"/>
             <w:tcMar>
               <w:top w:w="80" w:type="dxa"/>
               <w:left w:w="120" w:type="dxa"/>
@@ -14938,7 +14938,7 @@
               <w:bottom w:val="single" w:sz="6" w:space="0" w:color="D0E8E8"/>
               <w:right w:val="single" w:sz="6" w:space="0" w:color="D0E8E8"/>
             </w:tcBorders>
-            <w:shd w:val="clear" w:color="auto" w:fill="FFFFFF"/>
+            <w:shd w:val="clear" w:color="auto" w:fill="FFFFFF" w:themeFill="background1"/>
             <w:tcMar>
               <w:top w:w="80" w:type="dxa"/>
               <w:left w:w="120" w:type="dxa"/>
@@ -14972,7 +14972,7 @@
               <w:bottom w:val="single" w:sz="6" w:space="0" w:color="D0E8E8"/>
               <w:right w:val="single" w:sz="6" w:space="0" w:color="D0E8E8"/>
             </w:tcBorders>
-            <w:shd w:val="clear" w:color="auto" w:fill="FFFFFF"/>
+            <w:shd w:val="clear" w:color="auto" w:fill="FFFFFF" w:themeFill="background1"/>
             <w:tcMar>
               <w:top w:w="80" w:type="dxa"/>
               <w:left w:w="120" w:type="dxa"/>
@@ -15001,7 +15001,7 @@
               <w:bottom w:val="single" w:sz="6" w:space="0" w:color="D0E8E8"/>
               <w:right w:val="single" w:sz="6" w:space="0" w:color="D0E8E8"/>
             </w:tcBorders>
-            <w:shd w:val="clear" w:color="auto" w:fill="FFFFFF"/>
+            <w:shd w:val="clear" w:color="auto" w:fill="FFFFFF" w:themeFill="background1"/>
             <w:tcMar>
               <w:top w:w="80" w:type="dxa"/>
               <w:left w:w="120" w:type="dxa"/>
@@ -15037,7 +15037,7 @@
               <w:bottom w:val="single" w:sz="6" w:space="0" w:color="D0E8E8"/>
               <w:right w:val="single" w:sz="6" w:space="0" w:color="D0E8E8"/>
             </w:tcBorders>
-            <w:shd w:val="clear" w:color="auto" w:fill="F0F6F6"/>
+            <w:shd w:val="clear" w:color="auto" w:fill="FFFFFF" w:themeFill="background1"/>
             <w:tcMar>
               <w:top w:w="80" w:type="dxa"/>
               <w:left w:w="120" w:type="dxa"/>
@@ -15066,7 +15066,7 @@
               <w:bottom w:val="single" w:sz="6" w:space="0" w:color="D0E8E8"/>
               <w:right w:val="single" w:sz="6" w:space="0" w:color="D0E8E8"/>
             </w:tcBorders>
-            <w:shd w:val="clear" w:color="auto" w:fill="F0F6F6"/>
+            <w:shd w:val="clear" w:color="auto" w:fill="FFFFFF" w:themeFill="background1"/>
             <w:tcMar>
               <w:top w:w="80" w:type="dxa"/>
               <w:left w:w="120" w:type="dxa"/>
@@ -15095,7 +15095,7 @@
               <w:bottom w:val="single" w:sz="6" w:space="0" w:color="D0E8E8"/>
               <w:right w:val="single" w:sz="6" w:space="0" w:color="D0E8E8"/>
             </w:tcBorders>
-            <w:shd w:val="clear" w:color="auto" w:fill="F0F6F6"/>
+            <w:shd w:val="clear" w:color="auto" w:fill="FFFFFF" w:themeFill="background1"/>
             <w:tcMar>
               <w:top w:w="80" w:type="dxa"/>
               <w:left w:w="120" w:type="dxa"/>
@@ -15124,7 +15124,7 @@
               <w:bottom w:val="single" w:sz="6" w:space="0" w:color="D0E8E8"/>
               <w:right w:val="single" w:sz="6" w:space="0" w:color="D0E8E8"/>
             </w:tcBorders>
-            <w:shd w:val="clear" w:color="auto" w:fill="F0F6F6"/>
+            <w:shd w:val="clear" w:color="auto" w:fill="FFFFFF" w:themeFill="background1"/>
             <w:tcMar>
               <w:top w:w="80" w:type="dxa"/>
               <w:left w:w="120" w:type="dxa"/>
@@ -15155,7 +15155,7 @@
               <w:bottom w:val="single" w:sz="6" w:space="0" w:color="D0E8E8"/>
               <w:right w:val="single" w:sz="6" w:space="0" w:color="D0E8E8"/>
             </w:tcBorders>
-            <w:shd w:val="clear" w:color="auto" w:fill="FFFFFF"/>
+            <w:shd w:val="clear" w:color="auto" w:fill="FFFFFF" w:themeFill="background1"/>
             <w:tcMar>
               <w:top w:w="80" w:type="dxa"/>
               <w:left w:w="120" w:type="dxa"/>
@@ -15184,7 +15184,7 @@
               <w:bottom w:val="single" w:sz="6" w:space="0" w:color="D0E8E8"/>
               <w:right w:val="single" w:sz="6" w:space="0" w:color="D0E8E8"/>
             </w:tcBorders>
-            <w:shd w:val="clear" w:color="auto" w:fill="FFFFFF"/>
+            <w:shd w:val="clear" w:color="auto" w:fill="FFFFFF" w:themeFill="background1"/>
             <w:tcMar>
               <w:top w:w="80" w:type="dxa"/>
               <w:left w:w="120" w:type="dxa"/>
@@ -15213,7 +15213,7 @@
               <w:bottom w:val="single" w:sz="6" w:space="0" w:color="D0E8E8"/>
               <w:right w:val="single" w:sz="6" w:space="0" w:color="D0E8E8"/>
             </w:tcBorders>
-            <w:shd w:val="clear" w:color="auto" w:fill="FFFFFF"/>
+            <w:shd w:val="clear" w:color="auto" w:fill="FFFFFF" w:themeFill="background1"/>
             <w:tcMar>
               <w:top w:w="80" w:type="dxa"/>
               <w:left w:w="120" w:type="dxa"/>
@@ -15242,7 +15242,7 @@
               <w:bottom w:val="single" w:sz="6" w:space="0" w:color="D0E8E8"/>
               <w:right w:val="single" w:sz="6" w:space="0" w:color="D0E8E8"/>
             </w:tcBorders>
-            <w:shd w:val="clear" w:color="auto" w:fill="FFFFFF"/>
+            <w:shd w:val="clear" w:color="auto" w:fill="FFFFFF" w:themeFill="background1"/>
             <w:tcMar>
               <w:top w:w="80" w:type="dxa"/>
               <w:left w:w="120" w:type="dxa"/>
@@ -15273,7 +15273,7 @@
               <w:bottom w:val="single" w:sz="6" w:space="0" w:color="D0E8E8"/>
               <w:right w:val="single" w:sz="6" w:space="0" w:color="D0E8E8"/>
             </w:tcBorders>
-            <w:shd w:val="clear" w:color="auto" w:fill="F0F6F6"/>
+            <w:shd w:val="clear" w:color="auto" w:fill="FFFFFF" w:themeFill="background1"/>
             <w:tcMar>
               <w:top w:w="80" w:type="dxa"/>
               <w:left w:w="120" w:type="dxa"/>
@@ -15304,7 +15304,7 @@
               <w:bottom w:val="single" w:sz="6" w:space="0" w:color="D0E8E8"/>
               <w:right w:val="single" w:sz="6" w:space="0" w:color="D0E8E8"/>
             </w:tcBorders>
-            <w:shd w:val="clear" w:color="auto" w:fill="F0F6F6"/>
+            <w:shd w:val="clear" w:color="auto" w:fill="FFFFFF" w:themeFill="background1"/>
             <w:tcMar>
               <w:top w:w="80" w:type="dxa"/>
               <w:left w:w="120" w:type="dxa"/>
@@ -15333,7 +15333,7 @@
               <w:bottom w:val="single" w:sz="6" w:space="0" w:color="D0E8E8"/>
               <w:right w:val="single" w:sz="6" w:space="0" w:color="D0E8E8"/>
             </w:tcBorders>
-            <w:shd w:val="clear" w:color="auto" w:fill="F0F6F6"/>
+            <w:shd w:val="clear" w:color="auto" w:fill="FFFFFF" w:themeFill="background1"/>
             <w:tcMar>
               <w:top w:w="80" w:type="dxa"/>
               <w:left w:w="120" w:type="dxa"/>
@@ -15362,7 +15362,7 @@
               <w:bottom w:val="single" w:sz="6" w:space="0" w:color="D0E8E8"/>
               <w:right w:val="single" w:sz="6" w:space="0" w:color="D0E8E8"/>
             </w:tcBorders>
-            <w:shd w:val="clear" w:color="auto" w:fill="F0F6F6"/>
+            <w:shd w:val="clear" w:color="auto" w:fill="FFFFFF" w:themeFill="background1"/>
             <w:tcMar>
               <w:top w:w="80" w:type="dxa"/>
               <w:left w:w="120" w:type="dxa"/>
@@ -15598,7 +15598,7 @@
               <w:bottom w:val="single" w:sz="6" w:space="0" w:color="D0E8E8"/>
               <w:right w:val="single" w:sz="6" w:space="0" w:color="D0E8E8"/>
             </w:tcBorders>
-            <w:shd w:val="clear" w:color="auto" w:fill="F0F6F6"/>
+            <w:shd w:val="clear" w:color="auto" w:fill="FFFFFF" w:themeFill="background1"/>
             <w:tcMar>
               <w:top w:w="80" w:type="dxa"/>
               <w:left w:w="120" w:type="dxa"/>
@@ -15627,7 +15627,7 @@
               <w:bottom w:val="single" w:sz="6" w:space="0" w:color="D0E8E8"/>
               <w:right w:val="single" w:sz="6" w:space="0" w:color="D0E8E8"/>
             </w:tcBorders>
-            <w:shd w:val="clear" w:color="auto" w:fill="F0F6F6"/>
+            <w:shd w:val="clear" w:color="auto" w:fill="FFFFFF" w:themeFill="background1"/>
             <w:tcMar>
               <w:top w:w="80" w:type="dxa"/>
               <w:left w:w="120" w:type="dxa"/>
@@ -15656,7 +15656,7 @@
               <w:bottom w:val="single" w:sz="6" w:space="0" w:color="D0E8E8"/>
               <w:right w:val="single" w:sz="6" w:space="0" w:color="D0E8E8"/>
             </w:tcBorders>
-            <w:shd w:val="clear" w:color="auto" w:fill="F0F6F6"/>
+            <w:shd w:val="clear" w:color="auto" w:fill="FFFFFF" w:themeFill="background1"/>
             <w:tcMar>
               <w:top w:w="80" w:type="dxa"/>
               <w:left w:w="120" w:type="dxa"/>
@@ -15685,7 +15685,7 @@
               <w:bottom w:val="single" w:sz="6" w:space="0" w:color="D0E8E8"/>
               <w:right w:val="single" w:sz="6" w:space="0" w:color="D0E8E8"/>
             </w:tcBorders>
-            <w:shd w:val="clear" w:color="auto" w:fill="F0F6F6"/>
+            <w:shd w:val="clear" w:color="auto" w:fill="FFFFFF" w:themeFill="background1"/>
             <w:tcMar>
               <w:top w:w="80" w:type="dxa"/>
               <w:left w:w="120" w:type="dxa"/>
@@ -15716,7 +15716,7 @@
               <w:bottom w:val="single" w:sz="6" w:space="0" w:color="D0E8E8"/>
               <w:right w:val="single" w:sz="6" w:space="0" w:color="D0E8E8"/>
             </w:tcBorders>
-            <w:shd w:val="clear" w:color="auto" w:fill="FFFFFF"/>
+            <w:shd w:val="clear" w:color="auto" w:fill="FFFFFF" w:themeFill="background1"/>
             <w:tcMar>
               <w:top w:w="80" w:type="dxa"/>
               <w:left w:w="120" w:type="dxa"/>
@@ -15745,7 +15745,7 @@
               <w:bottom w:val="single" w:sz="6" w:space="0" w:color="D0E8E8"/>
               <w:right w:val="single" w:sz="6" w:space="0" w:color="D0E8E8"/>
             </w:tcBorders>
-            <w:shd w:val="clear" w:color="auto" w:fill="FFFFFF"/>
+            <w:shd w:val="clear" w:color="auto" w:fill="FFFFFF" w:themeFill="background1"/>
             <w:tcMar>
               <w:top w:w="80" w:type="dxa"/>
               <w:left w:w="120" w:type="dxa"/>
@@ -15779,7 +15779,7 @@
               <w:bottom w:val="single" w:sz="6" w:space="0" w:color="D0E8E8"/>
               <w:right w:val="single" w:sz="6" w:space="0" w:color="D0E8E8"/>
             </w:tcBorders>
-            <w:shd w:val="clear" w:color="auto" w:fill="FFFFFF"/>
+            <w:shd w:val="clear" w:color="auto" w:fill="FFFFFF" w:themeFill="background1"/>
             <w:tcMar>
               <w:top w:w="80" w:type="dxa"/>
               <w:left w:w="120" w:type="dxa"/>
@@ -15808,7 +15808,7 @@
               <w:bottom w:val="single" w:sz="6" w:space="0" w:color="D0E8E8"/>
               <w:right w:val="single" w:sz="6" w:space="0" w:color="D0E8E8"/>
             </w:tcBorders>
-            <w:shd w:val="clear" w:color="auto" w:fill="FFFFFF"/>
+            <w:shd w:val="clear" w:color="auto" w:fill="FFFFFF" w:themeFill="background1"/>
             <w:tcMar>
               <w:top w:w="80" w:type="dxa"/>
               <w:left w:w="120" w:type="dxa"/>
@@ -15839,7 +15839,7 @@
               <w:bottom w:val="single" w:sz="6" w:space="0" w:color="D0E8E8"/>
               <w:right w:val="single" w:sz="6" w:space="0" w:color="D0E8E8"/>
             </w:tcBorders>
-            <w:shd w:val="clear" w:color="auto" w:fill="F0F6F6"/>
+            <w:shd w:val="clear" w:color="auto" w:fill="FFFFFF" w:themeFill="background1"/>
             <w:tcMar>
               <w:top w:w="80" w:type="dxa"/>
               <w:left w:w="120" w:type="dxa"/>
@@ -15868,7 +15868,7 @@
               <w:bottom w:val="single" w:sz="6" w:space="0" w:color="D0E8E8"/>
               <w:right w:val="single" w:sz="6" w:space="0" w:color="D0E8E8"/>
             </w:tcBorders>
-            <w:shd w:val="clear" w:color="auto" w:fill="F0F6F6"/>
+            <w:shd w:val="clear" w:color="auto" w:fill="FFFFFF" w:themeFill="background1"/>
             <w:tcMar>
               <w:top w:w="80" w:type="dxa"/>
               <w:left w:w="120" w:type="dxa"/>
@@ -15902,7 +15902,7 @@
               <w:bottom w:val="single" w:sz="6" w:space="0" w:color="D0E8E8"/>
               <w:right w:val="single" w:sz="6" w:space="0" w:color="D0E8E8"/>
             </w:tcBorders>
-            <w:shd w:val="clear" w:color="auto" w:fill="F0F6F6"/>
+            <w:shd w:val="clear" w:color="auto" w:fill="FFFFFF" w:themeFill="background1"/>
             <w:tcMar>
               <w:top w:w="80" w:type="dxa"/>
               <w:left w:w="120" w:type="dxa"/>
@@ -15931,7 +15931,7 @@
               <w:bottom w:val="single" w:sz="6" w:space="0" w:color="D0E8E8"/>
               <w:right w:val="single" w:sz="6" w:space="0" w:color="D0E8E8"/>
             </w:tcBorders>
-            <w:shd w:val="clear" w:color="auto" w:fill="F0F6F6"/>
+            <w:shd w:val="clear" w:color="auto" w:fill="FFFFFF" w:themeFill="background1"/>
             <w:tcMar>
               <w:top w:w="80" w:type="dxa"/>
               <w:left w:w="120" w:type="dxa"/>
@@ -15962,7 +15962,7 @@
               <w:bottom w:val="single" w:sz="6" w:space="0" w:color="D0E8E8"/>
               <w:right w:val="single" w:sz="6" w:space="0" w:color="D0E8E8"/>
             </w:tcBorders>
-            <w:shd w:val="clear" w:color="auto" w:fill="FFFFFF"/>
+            <w:shd w:val="clear" w:color="auto" w:fill="FFFFFF" w:themeFill="background1"/>
             <w:tcMar>
               <w:top w:w="80" w:type="dxa"/>
               <w:left w:w="120" w:type="dxa"/>
@@ -15991,7 +15991,7 @@
               <w:bottom w:val="single" w:sz="6" w:space="0" w:color="D0E8E8"/>
               <w:right w:val="single" w:sz="6" w:space="0" w:color="D0E8E8"/>
             </w:tcBorders>
-            <w:shd w:val="clear" w:color="auto" w:fill="FFFFFF"/>
+            <w:shd w:val="clear" w:color="auto" w:fill="FFFFFF" w:themeFill="background1"/>
             <w:tcMar>
               <w:top w:w="80" w:type="dxa"/>
               <w:left w:w="120" w:type="dxa"/>
@@ -16025,7 +16025,7 @@
               <w:bottom w:val="single" w:sz="6" w:space="0" w:color="D0E8E8"/>
               <w:right w:val="single" w:sz="6" w:space="0" w:color="D0E8E8"/>
             </w:tcBorders>
-            <w:shd w:val="clear" w:color="auto" w:fill="FFFFFF"/>
+            <w:shd w:val="clear" w:color="auto" w:fill="FFFFFF" w:themeFill="background1"/>
             <w:tcMar>
               <w:top w:w="80" w:type="dxa"/>
               <w:left w:w="120" w:type="dxa"/>
@@ -16054,7 +16054,7 @@
               <w:bottom w:val="single" w:sz="6" w:space="0" w:color="D0E8E8"/>
               <w:right w:val="single" w:sz="6" w:space="0" w:color="D0E8E8"/>
             </w:tcBorders>
-            <w:shd w:val="clear" w:color="auto" w:fill="FFFFFF"/>
+            <w:shd w:val="clear" w:color="auto" w:fill="FFFFFF" w:themeFill="background1"/>
             <w:tcMar>
               <w:top w:w="80" w:type="dxa"/>
               <w:left w:w="120" w:type="dxa"/>
@@ -16085,7 +16085,7 @@
               <w:bottom w:val="single" w:sz="6" w:space="0" w:color="D0E8E8"/>
               <w:right w:val="single" w:sz="6" w:space="0" w:color="D0E8E8"/>
             </w:tcBorders>
-            <w:shd w:val="clear" w:color="auto" w:fill="F0F6F6"/>
+            <w:shd w:val="clear" w:color="auto" w:fill="FFFFFF" w:themeFill="background1"/>
             <w:tcMar>
               <w:top w:w="80" w:type="dxa"/>
               <w:left w:w="120" w:type="dxa"/>
@@ -16114,7 +16114,7 @@
               <w:bottom w:val="single" w:sz="6" w:space="0" w:color="D0E8E8"/>
               <w:right w:val="single" w:sz="6" w:space="0" w:color="D0E8E8"/>
             </w:tcBorders>
-            <w:shd w:val="clear" w:color="auto" w:fill="F0F6F6"/>
+            <w:shd w:val="clear" w:color="auto" w:fill="FFFFFF" w:themeFill="background1"/>
             <w:tcMar>
               <w:top w:w="80" w:type="dxa"/>
               <w:left w:w="120" w:type="dxa"/>
@@ -16148,7 +16148,7 @@
               <w:bottom w:val="single" w:sz="6" w:space="0" w:color="D0E8E8"/>
               <w:right w:val="single" w:sz="6" w:space="0" w:color="D0E8E8"/>
             </w:tcBorders>
-            <w:shd w:val="clear" w:color="auto" w:fill="F0F6F6"/>
+            <w:shd w:val="clear" w:color="auto" w:fill="FFFFFF" w:themeFill="background1"/>
             <w:tcMar>
               <w:top w:w="80" w:type="dxa"/>
               <w:left w:w="120" w:type="dxa"/>
@@ -16177,7 +16177,7 @@
               <w:bottom w:val="single" w:sz="6" w:space="0" w:color="D0E8E8"/>
               <w:right w:val="single" w:sz="6" w:space="0" w:color="D0E8E8"/>
             </w:tcBorders>
-            <w:shd w:val="clear" w:color="auto" w:fill="F0F6F6"/>
+            <w:shd w:val="clear" w:color="auto" w:fill="FFFFFF" w:themeFill="background1"/>
             <w:tcMar>
               <w:top w:w="80" w:type="dxa"/>
               <w:left w:w="120" w:type="dxa"/>
@@ -16208,7 +16208,7 @@
               <w:bottom w:val="single" w:sz="6" w:space="0" w:color="D0E8E8"/>
               <w:right w:val="single" w:sz="6" w:space="0" w:color="D0E8E8"/>
             </w:tcBorders>
-            <w:shd w:val="clear" w:color="auto" w:fill="FFFFFF"/>
+            <w:shd w:val="clear" w:color="auto" w:fill="FFFFFF" w:themeFill="background1"/>
             <w:tcMar>
               <w:top w:w="80" w:type="dxa"/>
               <w:left w:w="120" w:type="dxa"/>
@@ -16240,7 +16240,7 @@
               <w:bottom w:val="single" w:sz="6" w:space="0" w:color="D0E8E8"/>
               <w:right w:val="single" w:sz="6" w:space="0" w:color="D0E8E8"/>
             </w:tcBorders>
-            <w:shd w:val="clear" w:color="auto" w:fill="FFFFFF"/>
+            <w:shd w:val="clear" w:color="auto" w:fill="FFFFFF" w:themeFill="background1"/>
             <w:tcMar>
               <w:top w:w="80" w:type="dxa"/>
               <w:left w:w="120" w:type="dxa"/>
@@ -16274,7 +16274,7 @@
               <w:bottom w:val="single" w:sz="6" w:space="0" w:color="D0E8E8"/>
               <w:right w:val="single" w:sz="6" w:space="0" w:color="D0E8E8"/>
             </w:tcBorders>
-            <w:shd w:val="clear" w:color="auto" w:fill="FFFFFF"/>
+            <w:shd w:val="clear" w:color="auto" w:fill="FFFFFF" w:themeFill="background1"/>
             <w:tcMar>
               <w:top w:w="80" w:type="dxa"/>
               <w:left w:w="120" w:type="dxa"/>
@@ -16303,7 +16303,7 @@
               <w:bottom w:val="single" w:sz="6" w:space="0" w:color="D0E8E8"/>
               <w:right w:val="single" w:sz="6" w:space="0" w:color="D0E8E8"/>
             </w:tcBorders>
-            <w:shd w:val="clear" w:color="auto" w:fill="FFFFFF"/>
+            <w:shd w:val="clear" w:color="auto" w:fill="FFFFFF" w:themeFill="background1"/>
             <w:tcMar>
               <w:top w:w="80" w:type="dxa"/>
               <w:left w:w="120" w:type="dxa"/>
@@ -16334,7 +16334,7 @@
               <w:bottom w:val="single" w:sz="6" w:space="0" w:color="D0E8E8"/>
               <w:right w:val="single" w:sz="6" w:space="0" w:color="D0E8E8"/>
             </w:tcBorders>
-            <w:shd w:val="clear" w:color="auto" w:fill="F0F6F6"/>
+            <w:shd w:val="clear" w:color="auto" w:fill="FFFFFF" w:themeFill="background1"/>
             <w:tcMar>
               <w:top w:w="80" w:type="dxa"/>
               <w:left w:w="120" w:type="dxa"/>
@@ -16365,7 +16365,7 @@
               <w:bottom w:val="single" w:sz="6" w:space="0" w:color="D0E8E8"/>
               <w:right w:val="single" w:sz="6" w:space="0" w:color="D0E8E8"/>
             </w:tcBorders>
-            <w:shd w:val="clear" w:color="auto" w:fill="F0F6F6"/>
+            <w:shd w:val="clear" w:color="auto" w:fill="FFFFFF" w:themeFill="background1"/>
             <w:tcMar>
               <w:top w:w="80" w:type="dxa"/>
               <w:left w:w="120" w:type="dxa"/>
@@ -16399,7 +16399,7 @@
               <w:bottom w:val="single" w:sz="6" w:space="0" w:color="D0E8E8"/>
               <w:right w:val="single" w:sz="6" w:space="0" w:color="D0E8E8"/>
             </w:tcBorders>
-            <w:shd w:val="clear" w:color="auto" w:fill="F0F6F6"/>
+            <w:shd w:val="clear" w:color="auto" w:fill="FFFFFF" w:themeFill="background1"/>
             <w:tcMar>
               <w:top w:w="80" w:type="dxa"/>
               <w:left w:w="120" w:type="dxa"/>
@@ -16428,7 +16428,7 @@
               <w:bottom w:val="single" w:sz="6" w:space="0" w:color="D0E8E8"/>
               <w:right w:val="single" w:sz="6" w:space="0" w:color="D0E8E8"/>
             </w:tcBorders>
-            <w:shd w:val="clear" w:color="auto" w:fill="F0F6F6"/>
+            <w:shd w:val="clear" w:color="auto" w:fill="FFFFFF" w:themeFill="background1"/>
             <w:tcMar>
               <w:top w:w="80" w:type="dxa"/>
               <w:left w:w="120" w:type="dxa"/>
@@ -16459,7 +16459,7 @@
               <w:bottom w:val="single" w:sz="6" w:space="0" w:color="D0E8E8"/>
               <w:right w:val="single" w:sz="6" w:space="0" w:color="D0E8E8"/>
             </w:tcBorders>
-            <w:shd w:val="clear" w:color="auto" w:fill="FFFFFF"/>
+            <w:shd w:val="clear" w:color="auto" w:fill="FFFFFF" w:themeFill="background1"/>
             <w:tcMar>
               <w:top w:w="80" w:type="dxa"/>
               <w:left w:w="120" w:type="dxa"/>
@@ -16488,7 +16488,7 @@
               <w:bottom w:val="single" w:sz="6" w:space="0" w:color="D0E8E8"/>
               <w:right w:val="single" w:sz="6" w:space="0" w:color="D0E8E8"/>
             </w:tcBorders>
-            <w:shd w:val="clear" w:color="auto" w:fill="FFFFFF"/>
+            <w:shd w:val="clear" w:color="auto" w:fill="FFFFFF" w:themeFill="background1"/>
             <w:tcMar>
               <w:top w:w="80" w:type="dxa"/>
               <w:left w:w="120" w:type="dxa"/>
@@ -16517,7 +16517,7 @@
               <w:bottom w:val="single" w:sz="6" w:space="0" w:color="D0E8E8"/>
               <w:right w:val="single" w:sz="6" w:space="0" w:color="D0E8E8"/>
             </w:tcBorders>
-            <w:shd w:val="clear" w:color="auto" w:fill="FFFFFF"/>
+            <w:shd w:val="clear" w:color="auto" w:fill="FFFFFF" w:themeFill="background1"/>
             <w:tcMar>
               <w:top w:w="80" w:type="dxa"/>
               <w:left w:w="120" w:type="dxa"/>
@@ -16546,7 +16546,7 @@
               <w:bottom w:val="single" w:sz="6" w:space="0" w:color="D0E8E8"/>
               <w:right w:val="single" w:sz="6" w:space="0" w:color="D0E8E8"/>
             </w:tcBorders>
-            <w:shd w:val="clear" w:color="auto" w:fill="FFFFFF"/>
+            <w:shd w:val="clear" w:color="auto" w:fill="FFFFFF" w:themeFill="background1"/>
             <w:tcMar>
               <w:top w:w="80" w:type="dxa"/>
               <w:left w:w="120" w:type="dxa"/>
@@ -16577,7 +16577,7 @@
               <w:bottom w:val="single" w:sz="6" w:space="0" w:color="D0E8E8"/>
               <w:right w:val="single" w:sz="6" w:space="0" w:color="D0E8E8"/>
             </w:tcBorders>
-            <w:shd w:val="clear" w:color="auto" w:fill="F0F6F6"/>
+            <w:shd w:val="clear" w:color="auto" w:fill="FFFFFF" w:themeFill="background1"/>
             <w:tcMar>
               <w:top w:w="80" w:type="dxa"/>
               <w:left w:w="120" w:type="dxa"/>
@@ -16608,7 +16608,7 @@
               <w:bottom w:val="single" w:sz="6" w:space="0" w:color="D0E8E8"/>
               <w:right w:val="single" w:sz="6" w:space="0" w:color="D0E8E8"/>
             </w:tcBorders>
-            <w:shd w:val="clear" w:color="auto" w:fill="F0F6F6"/>
+            <w:shd w:val="clear" w:color="auto" w:fill="FFFFFF" w:themeFill="background1"/>
             <w:tcMar>
               <w:top w:w="80" w:type="dxa"/>
               <w:left w:w="120" w:type="dxa"/>
@@ -16637,7 +16637,7 @@
               <w:bottom w:val="single" w:sz="6" w:space="0" w:color="D0E8E8"/>
               <w:right w:val="single" w:sz="6" w:space="0" w:color="D0E8E8"/>
             </w:tcBorders>
-            <w:shd w:val="clear" w:color="auto" w:fill="F0F6F6"/>
+            <w:shd w:val="clear" w:color="auto" w:fill="FFFFFF" w:themeFill="background1"/>
             <w:tcMar>
               <w:top w:w="80" w:type="dxa"/>
               <w:left w:w="120" w:type="dxa"/>
@@ -16666,7 +16666,7 @@
               <w:bottom w:val="single" w:sz="6" w:space="0" w:color="D0E8E8"/>
               <w:right w:val="single" w:sz="6" w:space="0" w:color="D0E8E8"/>
             </w:tcBorders>
-            <w:shd w:val="clear" w:color="auto" w:fill="F0F6F6"/>
+            <w:shd w:val="clear" w:color="auto" w:fill="FFFFFF" w:themeFill="background1"/>
             <w:tcMar>
               <w:top w:w="80" w:type="dxa"/>
               <w:left w:w="120" w:type="dxa"/>
@@ -16697,7 +16697,7 @@
               <w:bottom w:val="single" w:sz="6" w:space="0" w:color="D0E8E8"/>
               <w:right w:val="single" w:sz="6" w:space="0" w:color="D0E8E8"/>
             </w:tcBorders>
-            <w:shd w:val="clear" w:color="auto" w:fill="FFFFFF"/>
+            <w:shd w:val="clear" w:color="auto" w:fill="FFFFFF" w:themeFill="background1"/>
             <w:tcMar>
               <w:top w:w="80" w:type="dxa"/>
               <w:left w:w="120" w:type="dxa"/>
@@ -16726,7 +16726,7 @@
               <w:bottom w:val="single" w:sz="6" w:space="0" w:color="D0E8E8"/>
               <w:right w:val="single" w:sz="6" w:space="0" w:color="D0E8E8"/>
             </w:tcBorders>
-            <w:shd w:val="clear" w:color="auto" w:fill="FFFFFF"/>
+            <w:shd w:val="clear" w:color="auto" w:fill="FFFFFF" w:themeFill="background1"/>
             <w:tcMar>
               <w:top w:w="80" w:type="dxa"/>
               <w:left w:w="120" w:type="dxa"/>
@@ -16755,7 +16755,7 @@
               <w:bottom w:val="single" w:sz="6" w:space="0" w:color="D0E8E8"/>
               <w:right w:val="single" w:sz="6" w:space="0" w:color="D0E8E8"/>
             </w:tcBorders>
-            <w:shd w:val="clear" w:color="auto" w:fill="FFFFFF"/>
+            <w:shd w:val="clear" w:color="auto" w:fill="FFFFFF" w:themeFill="background1"/>
             <w:tcMar>
               <w:top w:w="80" w:type="dxa"/>
               <w:left w:w="120" w:type="dxa"/>
@@ -16784,7 +16784,7 @@
               <w:bottom w:val="single" w:sz="6" w:space="0" w:color="D0E8E8"/>
               <w:right w:val="single" w:sz="6" w:space="0" w:color="D0E8E8"/>
             </w:tcBorders>
-            <w:shd w:val="clear" w:color="auto" w:fill="FFFFFF"/>
+            <w:shd w:val="clear" w:color="auto" w:fill="FFFFFF" w:themeFill="background1"/>
             <w:tcMar>
               <w:top w:w="80" w:type="dxa"/>
               <w:left w:w="120" w:type="dxa"/>
@@ -17020,7 +17020,7 @@
               <w:bottom w:val="single" w:sz="6" w:space="0" w:color="D0E8E8"/>
               <w:right w:val="single" w:sz="6" w:space="0" w:color="D0E8E8"/>
             </w:tcBorders>
-            <w:shd w:val="clear" w:color="auto" w:fill="F0F6F6"/>
+            <w:shd w:val="clear" w:color="auto" w:fill="FFFFFF" w:themeFill="background1"/>
             <w:tcMar>
               <w:top w:w="80" w:type="dxa"/>
               <w:left w:w="120" w:type="dxa"/>
@@ -17049,7 +17049,7 @@
               <w:bottom w:val="single" w:sz="6" w:space="0" w:color="D0E8E8"/>
               <w:right w:val="single" w:sz="6" w:space="0" w:color="D0E8E8"/>
             </w:tcBorders>
-            <w:shd w:val="clear" w:color="auto" w:fill="F0F6F6"/>
+            <w:shd w:val="clear" w:color="auto" w:fill="FFFFFF" w:themeFill="background1"/>
             <w:tcMar>
               <w:top w:w="80" w:type="dxa"/>
               <w:left w:w="120" w:type="dxa"/>
@@ -17078,7 +17078,7 @@
               <w:bottom w:val="single" w:sz="6" w:space="0" w:color="D0E8E8"/>
               <w:right w:val="single" w:sz="6" w:space="0" w:color="D0E8E8"/>
             </w:tcBorders>
-            <w:shd w:val="clear" w:color="auto" w:fill="F0F6F6"/>
+            <w:shd w:val="clear" w:color="auto" w:fill="FFFFFF" w:themeFill="background1"/>
             <w:tcMar>
               <w:top w:w="80" w:type="dxa"/>
               <w:left w:w="120" w:type="dxa"/>
@@ -17107,7 +17107,7 @@
               <w:bottom w:val="single" w:sz="6" w:space="0" w:color="D0E8E8"/>
               <w:right w:val="single" w:sz="6" w:space="0" w:color="D0E8E8"/>
             </w:tcBorders>
-            <w:shd w:val="clear" w:color="auto" w:fill="F0F6F6"/>
+            <w:shd w:val="clear" w:color="auto" w:fill="FFFFFF" w:themeFill="background1"/>
             <w:tcMar>
               <w:top w:w="80" w:type="dxa"/>
               <w:left w:w="120" w:type="dxa"/>
@@ -17138,7 +17138,7 @@
               <w:bottom w:val="single" w:sz="6" w:space="0" w:color="D0E8E8"/>
               <w:right w:val="single" w:sz="6" w:space="0" w:color="D0E8E8"/>
             </w:tcBorders>
-            <w:shd w:val="clear" w:color="auto" w:fill="FFFFFF"/>
+            <w:shd w:val="clear" w:color="auto" w:fill="FFFFFF" w:themeFill="background1"/>
             <w:tcMar>
               <w:top w:w="80" w:type="dxa"/>
               <w:left w:w="120" w:type="dxa"/>
@@ -17169,7 +17169,7 @@
               <w:bottom w:val="single" w:sz="6" w:space="0" w:color="D0E8E8"/>
               <w:right w:val="single" w:sz="6" w:space="0" w:color="D0E8E8"/>
             </w:tcBorders>
-            <w:shd w:val="clear" w:color="auto" w:fill="FFFFFF"/>
+            <w:shd w:val="clear" w:color="auto" w:fill="FFFFFF" w:themeFill="background1"/>
             <w:tcMar>
               <w:top w:w="80" w:type="dxa"/>
               <w:left w:w="120" w:type="dxa"/>
@@ -17198,7 +17198,7 @@
               <w:bottom w:val="single" w:sz="6" w:space="0" w:color="D0E8E8"/>
               <w:right w:val="single" w:sz="6" w:space="0" w:color="D0E8E8"/>
             </w:tcBorders>
-            <w:shd w:val="clear" w:color="auto" w:fill="FFFFFF"/>
+            <w:shd w:val="clear" w:color="auto" w:fill="FFFFFF" w:themeFill="background1"/>
             <w:tcMar>
               <w:top w:w="80" w:type="dxa"/>
               <w:left w:w="120" w:type="dxa"/>
@@ -17227,7 +17227,7 @@
               <w:bottom w:val="single" w:sz="6" w:space="0" w:color="D0E8E8"/>
               <w:right w:val="single" w:sz="6" w:space="0" w:color="D0E8E8"/>
             </w:tcBorders>
-            <w:shd w:val="clear" w:color="auto" w:fill="FFFFFF"/>
+            <w:shd w:val="clear" w:color="auto" w:fill="FFFFFF" w:themeFill="background1"/>
             <w:tcMar>
               <w:top w:w="80" w:type="dxa"/>
               <w:left w:w="120" w:type="dxa"/>
@@ -17258,7 +17258,7 @@
               <w:bottom w:val="single" w:sz="6" w:space="0" w:color="D0E8E8"/>
               <w:right w:val="single" w:sz="6" w:space="0" w:color="D0E8E8"/>
             </w:tcBorders>
-            <w:shd w:val="clear" w:color="auto" w:fill="F0F6F6"/>
+            <w:shd w:val="clear" w:color="auto" w:fill="FFFFFF" w:themeFill="background1"/>
             <w:tcMar>
               <w:top w:w="80" w:type="dxa"/>
               <w:left w:w="120" w:type="dxa"/>
@@ -17287,7 +17287,7 @@
               <w:bottom w:val="single" w:sz="6" w:space="0" w:color="D0E8E8"/>
               <w:right w:val="single" w:sz="6" w:space="0" w:color="D0E8E8"/>
             </w:tcBorders>
-            <w:shd w:val="clear" w:color="auto" w:fill="F0F6F6"/>
+            <w:shd w:val="clear" w:color="auto" w:fill="FFFFFF" w:themeFill="background1"/>
             <w:tcMar>
               <w:top w:w="80" w:type="dxa"/>
               <w:left w:w="120" w:type="dxa"/>
@@ -17321,7 +17321,7 @@
               <w:bottom w:val="single" w:sz="6" w:space="0" w:color="D0E8E8"/>
               <w:right w:val="single" w:sz="6" w:space="0" w:color="D0E8E8"/>
             </w:tcBorders>
-            <w:shd w:val="clear" w:color="auto" w:fill="F0F6F6"/>
+            <w:shd w:val="clear" w:color="auto" w:fill="FFFFFF" w:themeFill="background1"/>
             <w:tcMar>
               <w:top w:w="80" w:type="dxa"/>
               <w:left w:w="120" w:type="dxa"/>
@@ -17350,7 +17350,7 @@
               <w:bottom w:val="single" w:sz="6" w:space="0" w:color="D0E8E8"/>
               <w:right w:val="single" w:sz="6" w:space="0" w:color="D0E8E8"/>
             </w:tcBorders>
-            <w:shd w:val="clear" w:color="auto" w:fill="F0F6F6"/>
+            <w:shd w:val="clear" w:color="auto" w:fill="FFFFFF" w:themeFill="background1"/>
             <w:tcMar>
               <w:top w:w="80" w:type="dxa"/>
               <w:left w:w="120" w:type="dxa"/>
@@ -17381,7 +17381,7 @@
               <w:bottom w:val="single" w:sz="6" w:space="0" w:color="D0E8E8"/>
               <w:right w:val="single" w:sz="6" w:space="0" w:color="D0E8E8"/>
             </w:tcBorders>
-            <w:shd w:val="clear" w:color="auto" w:fill="FFFFFF"/>
+            <w:shd w:val="clear" w:color="auto" w:fill="FFFFFF" w:themeFill="background1"/>
             <w:tcMar>
               <w:top w:w="80" w:type="dxa"/>
               <w:left w:w="120" w:type="dxa"/>
@@ -17410,7 +17410,7 @@
               <w:bottom w:val="single" w:sz="6" w:space="0" w:color="D0E8E8"/>
               <w:right w:val="single" w:sz="6" w:space="0" w:color="D0E8E8"/>
             </w:tcBorders>
-            <w:shd w:val="clear" w:color="auto" w:fill="FFFFFF"/>
+            <w:shd w:val="clear" w:color="auto" w:fill="FFFFFF" w:themeFill="background1"/>
             <w:tcMar>
               <w:top w:w="80" w:type="dxa"/>
               <w:left w:w="120" w:type="dxa"/>
@@ -17444,7 +17444,7 @@
               <w:bottom w:val="single" w:sz="6" w:space="0" w:color="D0E8E8"/>
               <w:right w:val="single" w:sz="6" w:space="0" w:color="D0E8E8"/>
             </w:tcBorders>
-            <w:shd w:val="clear" w:color="auto" w:fill="FFFFFF"/>
+            <w:shd w:val="clear" w:color="auto" w:fill="FFFFFF" w:themeFill="background1"/>
             <w:tcMar>
               <w:top w:w="80" w:type="dxa"/>
               <w:left w:w="120" w:type="dxa"/>
@@ -17473,7 +17473,7 @@
               <w:bottom w:val="single" w:sz="6" w:space="0" w:color="D0E8E8"/>
               <w:right w:val="single" w:sz="6" w:space="0" w:color="D0E8E8"/>
             </w:tcBorders>
-            <w:shd w:val="clear" w:color="auto" w:fill="FFFFFF"/>
+            <w:shd w:val="clear" w:color="auto" w:fill="FFFFFF" w:themeFill="background1"/>
             <w:tcMar>
               <w:top w:w="80" w:type="dxa"/>
               <w:left w:w="120" w:type="dxa"/>
@@ -17504,7 +17504,7 @@
               <w:bottom w:val="single" w:sz="6" w:space="0" w:color="D0E8E8"/>
               <w:right w:val="single" w:sz="6" w:space="0" w:color="D0E8E8"/>
             </w:tcBorders>
-            <w:shd w:val="clear" w:color="auto" w:fill="F0F6F6"/>
+            <w:shd w:val="clear" w:color="auto" w:fill="FFFFFF" w:themeFill="background1"/>
             <w:tcMar>
               <w:top w:w="80" w:type="dxa"/>
               <w:left w:w="120" w:type="dxa"/>
@@ -17533,7 +17533,7 @@
               <w:bottom w:val="single" w:sz="6" w:space="0" w:color="D0E8E8"/>
               <w:right w:val="single" w:sz="6" w:space="0" w:color="D0E8E8"/>
             </w:tcBorders>
-            <w:shd w:val="clear" w:color="auto" w:fill="F0F6F6"/>
+            <w:shd w:val="clear" w:color="auto" w:fill="FFFFFF" w:themeFill="background1"/>
             <w:tcMar>
               <w:top w:w="80" w:type="dxa"/>
               <w:left w:w="120" w:type="dxa"/>
@@ -17562,7 +17562,7 @@
               <w:bottom w:val="single" w:sz="6" w:space="0" w:color="D0E8E8"/>
               <w:right w:val="single" w:sz="6" w:space="0" w:color="D0E8E8"/>
             </w:tcBorders>
-            <w:shd w:val="clear" w:color="auto" w:fill="F0F6F6"/>
+            <w:shd w:val="clear" w:color="auto" w:fill="FFFFFF" w:themeFill="background1"/>
             <w:tcMar>
               <w:top w:w="80" w:type="dxa"/>
               <w:left w:w="120" w:type="dxa"/>
@@ -17591,7 +17591,7 @@
               <w:bottom w:val="single" w:sz="6" w:space="0" w:color="D0E8E8"/>
               <w:right w:val="single" w:sz="6" w:space="0" w:color="D0E8E8"/>
             </w:tcBorders>
-            <w:shd w:val="clear" w:color="auto" w:fill="F0F6F6"/>
+            <w:shd w:val="clear" w:color="auto" w:fill="FFFFFF" w:themeFill="background1"/>
             <w:tcMar>
               <w:top w:w="80" w:type="dxa"/>
               <w:left w:w="120" w:type="dxa"/>
@@ -17622,7 +17622,7 @@
               <w:bottom w:val="single" w:sz="6" w:space="0" w:color="D0E8E8"/>
               <w:right w:val="single" w:sz="6" w:space="0" w:color="D0E8E8"/>
             </w:tcBorders>
-            <w:shd w:val="clear" w:color="auto" w:fill="FFFFFF"/>
+            <w:shd w:val="clear" w:color="auto" w:fill="FFFFFF" w:themeFill="background1"/>
             <w:tcMar>
               <w:top w:w="80" w:type="dxa"/>
               <w:left w:w="120" w:type="dxa"/>
@@ -17651,7 +17651,7 @@
               <w:bottom w:val="single" w:sz="6" w:space="0" w:color="D0E8E8"/>
               <w:right w:val="single" w:sz="6" w:space="0" w:color="D0E8E8"/>
             </w:tcBorders>
-            <w:shd w:val="clear" w:color="auto" w:fill="FFFFFF"/>
+            <w:shd w:val="clear" w:color="auto" w:fill="FFFFFF" w:themeFill="background1"/>
             <w:tcMar>
               <w:top w:w="80" w:type="dxa"/>
               <w:left w:w="120" w:type="dxa"/>
@@ -17680,7 +17680,7 @@
               <w:bottom w:val="single" w:sz="6" w:space="0" w:color="D0E8E8"/>
               <w:right w:val="single" w:sz="6" w:space="0" w:color="D0E8E8"/>
             </w:tcBorders>
-            <w:shd w:val="clear" w:color="auto" w:fill="FFFFFF"/>
+            <w:shd w:val="clear" w:color="auto" w:fill="FFFFFF" w:themeFill="background1"/>
             <w:tcMar>
               <w:top w:w="80" w:type="dxa"/>
               <w:left w:w="120" w:type="dxa"/>
@@ -17709,7 +17709,7 @@
               <w:bottom w:val="single" w:sz="6" w:space="0" w:color="D0E8E8"/>
               <w:right w:val="single" w:sz="6" w:space="0" w:color="D0E8E8"/>
             </w:tcBorders>
-            <w:shd w:val="clear" w:color="auto" w:fill="FFFFFF"/>
+            <w:shd w:val="clear" w:color="auto" w:fill="FFFFFF" w:themeFill="background1"/>
             <w:tcMar>
               <w:top w:w="80" w:type="dxa"/>
               <w:left w:w="120" w:type="dxa"/>
@@ -17740,7 +17740,7 @@
               <w:bottom w:val="single" w:sz="6" w:space="0" w:color="D0E8E8"/>
               <w:right w:val="single" w:sz="6" w:space="0" w:color="D0E8E8"/>
             </w:tcBorders>
-            <w:shd w:val="clear" w:color="auto" w:fill="F0F6F6"/>
+            <w:shd w:val="clear" w:color="auto" w:fill="FFFFFF" w:themeFill="background1"/>
             <w:tcMar>
               <w:top w:w="80" w:type="dxa"/>
               <w:left w:w="120" w:type="dxa"/>
@@ -17769,7 +17769,7 @@
               <w:bottom w:val="single" w:sz="6" w:space="0" w:color="D0E8E8"/>
               <w:right w:val="single" w:sz="6" w:space="0" w:color="D0E8E8"/>
             </w:tcBorders>
-            <w:shd w:val="clear" w:color="auto" w:fill="F0F6F6"/>
+            <w:shd w:val="clear" w:color="auto" w:fill="FFFFFF" w:themeFill="background1"/>
             <w:tcMar>
               <w:top w:w="80" w:type="dxa"/>
               <w:left w:w="120" w:type="dxa"/>
@@ -17803,7 +17803,7 @@
               <w:bottom w:val="single" w:sz="6" w:space="0" w:color="D0E8E8"/>
               <w:right w:val="single" w:sz="6" w:space="0" w:color="D0E8E8"/>
             </w:tcBorders>
-            <w:shd w:val="clear" w:color="auto" w:fill="F0F6F6"/>
+            <w:shd w:val="clear" w:color="auto" w:fill="FFFFFF" w:themeFill="background1"/>
             <w:tcMar>
               <w:top w:w="80" w:type="dxa"/>
               <w:left w:w="120" w:type="dxa"/>
@@ -17832,7 +17832,7 @@
               <w:bottom w:val="single" w:sz="6" w:space="0" w:color="D0E8E8"/>
               <w:right w:val="single" w:sz="6" w:space="0" w:color="D0E8E8"/>
             </w:tcBorders>
-            <w:shd w:val="clear" w:color="auto" w:fill="F0F6F6"/>
+            <w:shd w:val="clear" w:color="auto" w:fill="FFFFFF" w:themeFill="background1"/>
             <w:tcMar>
               <w:top w:w="80" w:type="dxa"/>
               <w:left w:w="120" w:type="dxa"/>
@@ -17863,7 +17863,7 @@
               <w:bottom w:val="single" w:sz="6" w:space="0" w:color="D0E8E8"/>
               <w:right w:val="single" w:sz="6" w:space="0" w:color="D0E8E8"/>
             </w:tcBorders>
-            <w:shd w:val="clear" w:color="auto" w:fill="FFFFFF"/>
+            <w:shd w:val="clear" w:color="auto" w:fill="FFFFFF" w:themeFill="background1"/>
             <w:tcMar>
               <w:top w:w="80" w:type="dxa"/>
               <w:left w:w="120" w:type="dxa"/>
@@ -17892,7 +17892,7 @@
               <w:bottom w:val="single" w:sz="6" w:space="0" w:color="D0E8E8"/>
               <w:right w:val="single" w:sz="6" w:space="0" w:color="D0E8E8"/>
             </w:tcBorders>
-            <w:shd w:val="clear" w:color="auto" w:fill="FFFFFF"/>
+            <w:shd w:val="clear" w:color="auto" w:fill="FFFFFF" w:themeFill="background1"/>
             <w:tcMar>
               <w:top w:w="80" w:type="dxa"/>
               <w:left w:w="120" w:type="dxa"/>
@@ -17921,7 +17921,7 @@
               <w:bottom w:val="single" w:sz="6" w:space="0" w:color="D0E8E8"/>
               <w:right w:val="single" w:sz="6" w:space="0" w:color="D0E8E8"/>
             </w:tcBorders>
-            <w:shd w:val="clear" w:color="auto" w:fill="FFFFFF"/>
+            <w:shd w:val="clear" w:color="auto" w:fill="FFFFFF" w:themeFill="background1"/>
             <w:tcMar>
               <w:top w:w="80" w:type="dxa"/>
               <w:left w:w="120" w:type="dxa"/>
@@ -17950,7 +17950,7 @@
               <w:bottom w:val="single" w:sz="6" w:space="0" w:color="D0E8E8"/>
               <w:right w:val="single" w:sz="6" w:space="0" w:color="D0E8E8"/>
             </w:tcBorders>
-            <w:shd w:val="clear" w:color="auto" w:fill="FFFFFF"/>
+            <w:shd w:val="clear" w:color="auto" w:fill="FFFFFF" w:themeFill="background1"/>
             <w:tcMar>
               <w:top w:w="80" w:type="dxa"/>
               <w:left w:w="120" w:type="dxa"/>
@@ -17981,7 +17981,7 @@
               <w:bottom w:val="single" w:sz="6" w:space="0" w:color="D0E8E8"/>
               <w:right w:val="single" w:sz="6" w:space="0" w:color="D0E8E8"/>
             </w:tcBorders>
-            <w:shd w:val="clear" w:color="auto" w:fill="F0F6F6"/>
+            <w:shd w:val="clear" w:color="auto" w:fill="FFFFFF" w:themeFill="background1"/>
             <w:tcMar>
               <w:top w:w="80" w:type="dxa"/>
               <w:left w:w="120" w:type="dxa"/>
@@ -18010,7 +18010,7 @@
               <w:bottom w:val="single" w:sz="6" w:space="0" w:color="D0E8E8"/>
               <w:right w:val="single" w:sz="6" w:space="0" w:color="D0E8E8"/>
             </w:tcBorders>
-            <w:shd w:val="clear" w:color="auto" w:fill="F0F6F6"/>
+            <w:shd w:val="clear" w:color="auto" w:fill="FFFFFF" w:themeFill="background1"/>
             <w:tcMar>
               <w:top w:w="80" w:type="dxa"/>
               <w:left w:w="120" w:type="dxa"/>
@@ -18044,7 +18044,7 @@
               <w:bottom w:val="single" w:sz="6" w:space="0" w:color="D0E8E8"/>
               <w:right w:val="single" w:sz="6" w:space="0" w:color="D0E8E8"/>
             </w:tcBorders>
-            <w:shd w:val="clear" w:color="auto" w:fill="F0F6F6"/>
+            <w:shd w:val="clear" w:color="auto" w:fill="FFFFFF" w:themeFill="background1"/>
             <w:tcMar>
               <w:top w:w="80" w:type="dxa"/>
               <w:left w:w="120" w:type="dxa"/>
@@ -18073,7 +18073,7 @@
               <w:bottom w:val="single" w:sz="6" w:space="0" w:color="D0E8E8"/>
               <w:right w:val="single" w:sz="6" w:space="0" w:color="D0E8E8"/>
             </w:tcBorders>
-            <w:shd w:val="clear" w:color="auto" w:fill="F0F6F6"/>
+            <w:shd w:val="clear" w:color="auto" w:fill="FFFFFF" w:themeFill="background1"/>
             <w:tcMar>
               <w:top w:w="80" w:type="dxa"/>
               <w:left w:w="120" w:type="dxa"/>
@@ -18104,7 +18104,7 @@
               <w:bottom w:val="single" w:sz="6" w:space="0" w:color="D0E8E8"/>
               <w:right w:val="single" w:sz="6" w:space="0" w:color="D0E8E8"/>
             </w:tcBorders>
-            <w:shd w:val="clear" w:color="auto" w:fill="FFFFFF"/>
+            <w:shd w:val="clear" w:color="auto" w:fill="FFFFFF" w:themeFill="background1"/>
             <w:tcMar>
               <w:top w:w="80" w:type="dxa"/>
               <w:left w:w="120" w:type="dxa"/>
@@ -18136,7 +18136,7 @@
               <w:bottom w:val="single" w:sz="6" w:space="0" w:color="D0E8E8"/>
               <w:right w:val="single" w:sz="6" w:space="0" w:color="D0E8E8"/>
             </w:tcBorders>
-            <w:shd w:val="clear" w:color="auto" w:fill="FFFFFF"/>
+            <w:shd w:val="clear" w:color="auto" w:fill="FFFFFF" w:themeFill="background1"/>
             <w:tcMar>
               <w:top w:w="80" w:type="dxa"/>
               <w:left w:w="120" w:type="dxa"/>
@@ -18165,7 +18165,7 @@
               <w:bottom w:val="single" w:sz="6" w:space="0" w:color="D0E8E8"/>
               <w:right w:val="single" w:sz="6" w:space="0" w:color="D0E8E8"/>
             </w:tcBorders>
-            <w:shd w:val="clear" w:color="auto" w:fill="FFFFFF"/>
+            <w:shd w:val="clear" w:color="auto" w:fill="FFFFFF" w:themeFill="background1"/>
             <w:tcMar>
               <w:top w:w="80" w:type="dxa"/>
               <w:left w:w="120" w:type="dxa"/>
@@ -18194,7 +18194,7 @@
               <w:bottom w:val="single" w:sz="6" w:space="0" w:color="D0E8E8"/>
               <w:right w:val="single" w:sz="6" w:space="0" w:color="D0E8E8"/>
             </w:tcBorders>
-            <w:shd w:val="clear" w:color="auto" w:fill="FFFFFF"/>
+            <w:shd w:val="clear" w:color="auto" w:fill="FFFFFF" w:themeFill="background1"/>
             <w:tcMar>
               <w:top w:w="80" w:type="dxa"/>
               <w:left w:w="120" w:type="dxa"/>
@@ -18225,7 +18225,7 @@
               <w:bottom w:val="single" w:sz="6" w:space="0" w:color="D0E8E8"/>
               <w:right w:val="single" w:sz="6" w:space="0" w:color="D0E8E8"/>
             </w:tcBorders>
-            <w:shd w:val="clear" w:color="auto" w:fill="F0F6F6"/>
+            <w:shd w:val="clear" w:color="auto" w:fill="FFFFFF" w:themeFill="background1"/>
             <w:tcMar>
               <w:top w:w="80" w:type="dxa"/>
               <w:left w:w="120" w:type="dxa"/>
@@ -18256,7 +18256,7 @@
               <w:bottom w:val="single" w:sz="6" w:space="0" w:color="D0E8E8"/>
               <w:right w:val="single" w:sz="6" w:space="0" w:color="D0E8E8"/>
             </w:tcBorders>
-            <w:shd w:val="clear" w:color="auto" w:fill="F0F6F6"/>
+            <w:shd w:val="clear" w:color="auto" w:fill="FFFFFF" w:themeFill="background1"/>
             <w:tcMar>
               <w:top w:w="80" w:type="dxa"/>
               <w:left w:w="120" w:type="dxa"/>
@@ -18285,7 +18285,7 @@
               <w:bottom w:val="single" w:sz="6" w:space="0" w:color="D0E8E8"/>
               <w:right w:val="single" w:sz="6" w:space="0" w:color="D0E8E8"/>
             </w:tcBorders>
-            <w:shd w:val="clear" w:color="auto" w:fill="F0F6F6"/>
+            <w:shd w:val="clear" w:color="auto" w:fill="FFFFFF" w:themeFill="background1"/>
             <w:tcMar>
               <w:top w:w="80" w:type="dxa"/>
               <w:left w:w="120" w:type="dxa"/>
@@ -18314,7 +18314,7 @@
               <w:bottom w:val="single" w:sz="6" w:space="0" w:color="D0E8E8"/>
               <w:right w:val="single" w:sz="6" w:space="0" w:color="D0E8E8"/>
             </w:tcBorders>
-            <w:shd w:val="clear" w:color="auto" w:fill="F0F6F6"/>
+            <w:shd w:val="clear" w:color="auto" w:fill="FFFFFF" w:themeFill="background1"/>
             <w:tcMar>
               <w:top w:w="80" w:type="dxa"/>
               <w:left w:w="120" w:type="dxa"/>
@@ -18345,7 +18345,7 @@
               <w:bottom w:val="single" w:sz="6" w:space="0" w:color="D0E8E8"/>
               <w:right w:val="single" w:sz="6" w:space="0" w:color="D0E8E8"/>
             </w:tcBorders>
-            <w:shd w:val="clear" w:color="auto" w:fill="FFFFFF"/>
+            <w:shd w:val="clear" w:color="auto" w:fill="FFFFFF" w:themeFill="background1"/>
             <w:tcMar>
               <w:top w:w="80" w:type="dxa"/>
               <w:left w:w="120" w:type="dxa"/>
@@ -18374,7 +18374,7 @@
               <w:bottom w:val="single" w:sz="6" w:space="0" w:color="D0E8E8"/>
               <w:right w:val="single" w:sz="6" w:space="0" w:color="D0E8E8"/>
             </w:tcBorders>
-            <w:shd w:val="clear" w:color="auto" w:fill="FFFFFF"/>
+            <w:shd w:val="clear" w:color="auto" w:fill="FFFFFF" w:themeFill="background1"/>
             <w:tcMar>
               <w:top w:w="80" w:type="dxa"/>
               <w:left w:w="120" w:type="dxa"/>
@@ -18403,7 +18403,7 @@
               <w:bottom w:val="single" w:sz="6" w:space="0" w:color="D0E8E8"/>
               <w:right w:val="single" w:sz="6" w:space="0" w:color="D0E8E8"/>
             </w:tcBorders>
-            <w:shd w:val="clear" w:color="auto" w:fill="FFFFFF"/>
+            <w:shd w:val="clear" w:color="auto" w:fill="FFFFFF" w:themeFill="background1"/>
             <w:tcMar>
               <w:top w:w="80" w:type="dxa"/>
               <w:left w:w="120" w:type="dxa"/>
@@ -18432,7 +18432,7 @@
               <w:bottom w:val="single" w:sz="6" w:space="0" w:color="D0E8E8"/>
               <w:right w:val="single" w:sz="6" w:space="0" w:color="D0E8E8"/>
             </w:tcBorders>
-            <w:shd w:val="clear" w:color="auto" w:fill="FFFFFF"/>
+            <w:shd w:val="clear" w:color="auto" w:fill="FFFFFF" w:themeFill="background1"/>
             <w:tcMar>
               <w:top w:w="80" w:type="dxa"/>
               <w:left w:w="120" w:type="dxa"/>
@@ -18463,7 +18463,7 @@
               <w:bottom w:val="single" w:sz="6" w:space="0" w:color="D0E8E8"/>
               <w:right w:val="single" w:sz="6" w:space="0" w:color="D0E8E8"/>
             </w:tcBorders>
-            <w:shd w:val="clear" w:color="auto" w:fill="F0F6F6"/>
+            <w:shd w:val="clear" w:color="auto" w:fill="FFFFFF" w:themeFill="background1"/>
             <w:tcMar>
               <w:top w:w="80" w:type="dxa"/>
               <w:left w:w="120" w:type="dxa"/>
@@ -18494,7 +18494,7 @@
               <w:bottom w:val="single" w:sz="6" w:space="0" w:color="D0E8E8"/>
               <w:right w:val="single" w:sz="6" w:space="0" w:color="D0E8E8"/>
             </w:tcBorders>
-            <w:shd w:val="clear" w:color="auto" w:fill="F0F6F6"/>
+            <w:shd w:val="clear" w:color="auto" w:fill="FFFFFF" w:themeFill="background1"/>
             <w:tcMar>
               <w:top w:w="80" w:type="dxa"/>
               <w:left w:w="120" w:type="dxa"/>
@@ -18528,7 +18528,7 @@
               <w:bottom w:val="single" w:sz="6" w:space="0" w:color="D0E8E8"/>
               <w:right w:val="single" w:sz="6" w:space="0" w:color="D0E8E8"/>
             </w:tcBorders>
-            <w:shd w:val="clear" w:color="auto" w:fill="F0F6F6"/>
+            <w:shd w:val="clear" w:color="auto" w:fill="FFFFFF" w:themeFill="background1"/>
             <w:tcMar>
               <w:top w:w="80" w:type="dxa"/>
               <w:left w:w="120" w:type="dxa"/>
@@ -18557,7 +18557,7 @@
               <w:bottom w:val="single" w:sz="6" w:space="0" w:color="D0E8E8"/>
               <w:right w:val="single" w:sz="6" w:space="0" w:color="D0E8E8"/>
             </w:tcBorders>
-            <w:shd w:val="clear" w:color="auto" w:fill="F0F6F6"/>
+            <w:shd w:val="clear" w:color="auto" w:fill="FFFFFF" w:themeFill="background1"/>
             <w:tcMar>
               <w:top w:w="80" w:type="dxa"/>
               <w:left w:w="120" w:type="dxa"/>
@@ -18593,7 +18593,7 @@
               <w:bottom w:val="single" w:sz="6" w:space="0" w:color="D0E8E8"/>
               <w:right w:val="single" w:sz="6" w:space="0" w:color="D0E8E8"/>
             </w:tcBorders>
-            <w:shd w:val="clear" w:color="auto" w:fill="FFFFFF"/>
+            <w:shd w:val="clear" w:color="auto" w:fill="FFFFFF" w:themeFill="background1"/>
             <w:tcMar>
               <w:top w:w="80" w:type="dxa"/>
               <w:left w:w="120" w:type="dxa"/>
@@ -18622,7 +18622,7 @@
               <w:bottom w:val="single" w:sz="6" w:space="0" w:color="D0E8E8"/>
               <w:right w:val="single" w:sz="6" w:space="0" w:color="D0E8E8"/>
             </w:tcBorders>
-            <w:shd w:val="clear" w:color="auto" w:fill="FFFFFF"/>
+            <w:shd w:val="clear" w:color="auto" w:fill="FFFFFF" w:themeFill="background1"/>
             <w:tcMar>
               <w:top w:w="80" w:type="dxa"/>
               <w:left w:w="120" w:type="dxa"/>
@@ -18651,7 +18651,7 @@
               <w:bottom w:val="single" w:sz="6" w:space="0" w:color="D0E8E8"/>
               <w:right w:val="single" w:sz="6" w:space="0" w:color="D0E8E8"/>
             </w:tcBorders>
-            <w:shd w:val="clear" w:color="auto" w:fill="FFFFFF"/>
+            <w:shd w:val="clear" w:color="auto" w:fill="FFFFFF" w:themeFill="background1"/>
             <w:tcMar>
               <w:top w:w="80" w:type="dxa"/>
               <w:left w:w="120" w:type="dxa"/>
@@ -18680,7 +18680,7 @@
               <w:bottom w:val="single" w:sz="6" w:space="0" w:color="D0E8E8"/>
               <w:right w:val="single" w:sz="6" w:space="0" w:color="D0E8E8"/>
             </w:tcBorders>
-            <w:shd w:val="clear" w:color="auto" w:fill="FFFFFF"/>
+            <w:shd w:val="clear" w:color="auto" w:fill="FFFFFF" w:themeFill="background1"/>
             <w:tcMar>
               <w:top w:w="80" w:type="dxa"/>
               <w:left w:w="120" w:type="dxa"/>
@@ -18915,7 +18915,7 @@
               <w:bottom w:val="single" w:sz="6" w:space="0" w:color="D0E8E8"/>
               <w:right w:val="single" w:sz="6" w:space="0" w:color="D0E8E8"/>
             </w:tcBorders>
-            <w:shd w:val="clear" w:color="auto" w:fill="F0F6F6"/>
+            <w:shd w:val="clear" w:color="auto" w:fill="FFFFFF" w:themeFill="background1"/>
             <w:tcMar>
               <w:top w:w="80" w:type="dxa"/>
               <w:left w:w="120" w:type="dxa"/>
@@ -18944,7 +18944,7 @@
               <w:bottom w:val="single" w:sz="6" w:space="0" w:color="D0E8E8"/>
               <w:right w:val="single" w:sz="6" w:space="0" w:color="D0E8E8"/>
             </w:tcBorders>
-            <w:shd w:val="clear" w:color="auto" w:fill="F0F6F6"/>
+            <w:shd w:val="clear" w:color="auto" w:fill="FFFFFF" w:themeFill="background1"/>
             <w:tcMar>
               <w:top w:w="80" w:type="dxa"/>
               <w:left w:w="120" w:type="dxa"/>
@@ -18973,7 +18973,7 @@
               <w:bottom w:val="single" w:sz="6" w:space="0" w:color="D0E8E8"/>
               <w:right w:val="single" w:sz="6" w:space="0" w:color="D0E8E8"/>
             </w:tcBorders>
-            <w:shd w:val="clear" w:color="auto" w:fill="F0F6F6"/>
+            <w:shd w:val="clear" w:color="auto" w:fill="FFFFFF" w:themeFill="background1"/>
             <w:tcMar>
               <w:top w:w="80" w:type="dxa"/>
               <w:left w:w="120" w:type="dxa"/>
@@ -19002,7 +19002,7 @@
               <w:bottom w:val="single" w:sz="6" w:space="0" w:color="D0E8E8"/>
               <w:right w:val="single" w:sz="6" w:space="0" w:color="D0E8E8"/>
             </w:tcBorders>
-            <w:shd w:val="clear" w:color="auto" w:fill="F0F6F6"/>
+            <w:shd w:val="clear" w:color="auto" w:fill="FFFFFF" w:themeFill="background1"/>
             <w:tcMar>
               <w:top w:w="80" w:type="dxa"/>
               <w:left w:w="120" w:type="dxa"/>
@@ -19033,7 +19033,7 @@
               <w:bottom w:val="single" w:sz="6" w:space="0" w:color="D0E8E8"/>
               <w:right w:val="single" w:sz="6" w:space="0" w:color="D0E8E8"/>
             </w:tcBorders>
-            <w:shd w:val="clear" w:color="auto" w:fill="FFFFFF"/>
+            <w:shd w:val="clear" w:color="auto" w:fill="FFFFFF" w:themeFill="background1"/>
             <w:tcMar>
               <w:top w:w="80" w:type="dxa"/>
               <w:left w:w="120" w:type="dxa"/>
@@ -19064,7 +19064,7 @@
               <w:bottom w:val="single" w:sz="6" w:space="0" w:color="D0E8E8"/>
               <w:right w:val="single" w:sz="6" w:space="0" w:color="D0E8E8"/>
             </w:tcBorders>
-            <w:shd w:val="clear" w:color="auto" w:fill="FFFFFF"/>
+            <w:shd w:val="clear" w:color="auto" w:fill="FFFFFF" w:themeFill="background1"/>
             <w:tcMar>
               <w:top w:w="80" w:type="dxa"/>
               <w:left w:w="120" w:type="dxa"/>
@@ -19093,7 +19093,7 @@
               <w:bottom w:val="single" w:sz="6" w:space="0" w:color="D0E8E8"/>
               <w:right w:val="single" w:sz="6" w:space="0" w:color="D0E8E8"/>
             </w:tcBorders>
-            <w:shd w:val="clear" w:color="auto" w:fill="FFFFFF"/>
+            <w:shd w:val="clear" w:color="auto" w:fill="FFFFFF" w:themeFill="background1"/>
             <w:tcMar>
               <w:top w:w="80" w:type="dxa"/>
               <w:left w:w="120" w:type="dxa"/>
@@ -19122,7 +19122,7 @@
               <w:bottom w:val="single" w:sz="6" w:space="0" w:color="D0E8E8"/>
               <w:right w:val="single" w:sz="6" w:space="0" w:color="D0E8E8"/>
             </w:tcBorders>
-            <w:shd w:val="clear" w:color="auto" w:fill="FFFFFF"/>
+            <w:shd w:val="clear" w:color="auto" w:fill="FFFFFF" w:themeFill="background1"/>
             <w:tcMar>
               <w:top w:w="80" w:type="dxa"/>
               <w:left w:w="120" w:type="dxa"/>
@@ -19153,7 +19153,7 @@
               <w:bottom w:val="single" w:sz="6" w:space="0" w:color="D0E8E8"/>
               <w:right w:val="single" w:sz="6" w:space="0" w:color="D0E8E8"/>
             </w:tcBorders>
-            <w:shd w:val="clear" w:color="auto" w:fill="F0F6F6"/>
+            <w:shd w:val="clear" w:color="auto" w:fill="FFFFFF" w:themeFill="background1"/>
             <w:tcMar>
               <w:top w:w="80" w:type="dxa"/>
               <w:left w:w="120" w:type="dxa"/>
@@ -19184,7 +19184,7 @@
               <w:bottom w:val="single" w:sz="6" w:space="0" w:color="D0E8E8"/>
               <w:right w:val="single" w:sz="6" w:space="0" w:color="D0E8E8"/>
             </w:tcBorders>
-            <w:shd w:val="clear" w:color="auto" w:fill="F0F6F6"/>
+            <w:shd w:val="clear" w:color="auto" w:fill="FFFFFF" w:themeFill="background1"/>
             <w:tcMar>
               <w:top w:w="80" w:type="dxa"/>
               <w:left w:w="120" w:type="dxa"/>
@@ -19213,7 +19213,7 @@
               <w:bottom w:val="single" w:sz="6" w:space="0" w:color="D0E8E8"/>
               <w:right w:val="single" w:sz="6" w:space="0" w:color="D0E8E8"/>
             </w:tcBorders>
-            <w:shd w:val="clear" w:color="auto" w:fill="F0F6F6"/>
+            <w:shd w:val="clear" w:color="auto" w:fill="FFFFFF" w:themeFill="background1"/>
             <w:tcMar>
               <w:top w:w="80" w:type="dxa"/>
               <w:left w:w="120" w:type="dxa"/>
@@ -19242,7 +19242,7 @@
               <w:bottom w:val="single" w:sz="6" w:space="0" w:color="D0E8E8"/>
               <w:right w:val="single" w:sz="6" w:space="0" w:color="D0E8E8"/>
             </w:tcBorders>
-            <w:shd w:val="clear" w:color="auto" w:fill="F0F6F6"/>
+            <w:shd w:val="clear" w:color="auto" w:fill="FFFFFF" w:themeFill="background1"/>
             <w:tcMar>
               <w:top w:w="80" w:type="dxa"/>
               <w:left w:w="120" w:type="dxa"/>
@@ -19273,7 +19273,7 @@
               <w:bottom w:val="single" w:sz="6" w:space="0" w:color="D0E8E8"/>
               <w:right w:val="single" w:sz="6" w:space="0" w:color="D0E8E8"/>
             </w:tcBorders>
-            <w:shd w:val="clear" w:color="auto" w:fill="FFFFFF"/>
+            <w:shd w:val="clear" w:color="auto" w:fill="FFFFFF" w:themeFill="background1"/>
             <w:tcMar>
               <w:top w:w="80" w:type="dxa"/>
               <w:left w:w="120" w:type="dxa"/>
@@ -19304,7 +19304,7 @@
               <w:bottom w:val="single" w:sz="6" w:space="0" w:color="D0E8E8"/>
               <w:right w:val="single" w:sz="6" w:space="0" w:color="D0E8E8"/>
             </w:tcBorders>
-            <w:shd w:val="clear" w:color="auto" w:fill="FFFFFF"/>
+            <w:shd w:val="clear" w:color="auto" w:fill="FFFFFF" w:themeFill="background1"/>
             <w:tcMar>
               <w:top w:w="80" w:type="dxa"/>
               <w:left w:w="120" w:type="dxa"/>
@@ -19333,7 +19333,7 @@
               <w:bottom w:val="single" w:sz="6" w:space="0" w:color="D0E8E8"/>
               <w:right w:val="single" w:sz="6" w:space="0" w:color="D0E8E8"/>
             </w:tcBorders>
-            <w:shd w:val="clear" w:color="auto" w:fill="FFFFFF"/>
+            <w:shd w:val="clear" w:color="auto" w:fill="FFFFFF" w:themeFill="background1"/>
             <w:tcMar>
               <w:top w:w="80" w:type="dxa"/>
               <w:left w:w="120" w:type="dxa"/>
@@ -19362,7 +19362,7 @@
               <w:bottom w:val="single" w:sz="6" w:space="0" w:color="D0E8E8"/>
               <w:right w:val="single" w:sz="6" w:space="0" w:color="D0E8E8"/>
             </w:tcBorders>
-            <w:shd w:val="clear" w:color="auto" w:fill="FFFFFF"/>
+            <w:shd w:val="clear" w:color="auto" w:fill="FFFFFF" w:themeFill="background1"/>
             <w:tcMar>
               <w:top w:w="80" w:type="dxa"/>
               <w:left w:w="120" w:type="dxa"/>
@@ -19393,7 +19393,7 @@
               <w:bottom w:val="single" w:sz="6" w:space="0" w:color="D0E8E8"/>
               <w:right w:val="single" w:sz="6" w:space="0" w:color="D0E8E8"/>
             </w:tcBorders>
-            <w:shd w:val="clear" w:color="auto" w:fill="F0F6F6"/>
+            <w:shd w:val="clear" w:color="auto" w:fill="FFFFFF" w:themeFill="background1"/>
             <w:tcMar>
               <w:top w:w="80" w:type="dxa"/>
               <w:left w:w="120" w:type="dxa"/>
@@ -19424,7 +19424,7 @@
               <w:bottom w:val="single" w:sz="6" w:space="0" w:color="D0E8E8"/>
               <w:right w:val="single" w:sz="6" w:space="0" w:color="D0E8E8"/>
             </w:tcBorders>
-            <w:shd w:val="clear" w:color="auto" w:fill="F0F6F6"/>
+            <w:shd w:val="clear" w:color="auto" w:fill="FFFFFF" w:themeFill="background1"/>
             <w:tcMar>
               <w:top w:w="80" w:type="dxa"/>
               <w:left w:w="120" w:type="dxa"/>
@@ -19458,7 +19458,7 @@
               <w:bottom w:val="single" w:sz="6" w:space="0" w:color="D0E8E8"/>
               <w:right w:val="single" w:sz="6" w:space="0" w:color="D0E8E8"/>
             </w:tcBorders>
-            <w:shd w:val="clear" w:color="auto" w:fill="F0F6F6"/>
+            <w:shd w:val="clear" w:color="auto" w:fill="FFFFFF" w:themeFill="background1"/>
             <w:tcMar>
               <w:top w:w="80" w:type="dxa"/>
               <w:left w:w="120" w:type="dxa"/>
@@ -19487,7 +19487,7 @@
               <w:bottom w:val="single" w:sz="6" w:space="0" w:color="D0E8E8"/>
               <w:right w:val="single" w:sz="6" w:space="0" w:color="D0E8E8"/>
             </w:tcBorders>
-            <w:shd w:val="clear" w:color="auto" w:fill="F0F6F6"/>
+            <w:shd w:val="clear" w:color="auto" w:fill="FFFFFF" w:themeFill="background1"/>
             <w:tcMar>
               <w:top w:w="80" w:type="dxa"/>
               <w:left w:w="120" w:type="dxa"/>
@@ -19518,7 +19518,7 @@
               <w:bottom w:val="single" w:sz="6" w:space="0" w:color="D0E8E8"/>
               <w:right w:val="single" w:sz="6" w:space="0" w:color="D0E8E8"/>
             </w:tcBorders>
-            <w:shd w:val="clear" w:color="auto" w:fill="FFFFFF"/>
+            <w:shd w:val="clear" w:color="auto" w:fill="FFFFFF" w:themeFill="background1"/>
             <w:tcMar>
               <w:top w:w="80" w:type="dxa"/>
               <w:left w:w="120" w:type="dxa"/>
@@ -19549,7 +19549,7 @@
               <w:bottom w:val="single" w:sz="6" w:space="0" w:color="D0E8E8"/>
               <w:right w:val="single" w:sz="6" w:space="0" w:color="D0E8E8"/>
             </w:tcBorders>
-            <w:shd w:val="clear" w:color="auto" w:fill="FFFFFF"/>
+            <w:shd w:val="clear" w:color="auto" w:fill="FFFFFF" w:themeFill="background1"/>
             <w:tcMar>
               <w:top w:w="80" w:type="dxa"/>
               <w:left w:w="120" w:type="dxa"/>
@@ -19583,7 +19583,7 @@
               <w:bottom w:val="single" w:sz="6" w:space="0" w:color="D0E8E8"/>
               <w:right w:val="single" w:sz="6" w:space="0" w:color="D0E8E8"/>
             </w:tcBorders>
-            <w:shd w:val="clear" w:color="auto" w:fill="FFFFFF"/>
+            <w:shd w:val="clear" w:color="auto" w:fill="FFFFFF" w:themeFill="background1"/>
             <w:tcMar>
               <w:top w:w="80" w:type="dxa"/>
               <w:left w:w="120" w:type="dxa"/>
@@ -19612,7 +19612,7 @@
               <w:bottom w:val="single" w:sz="6" w:space="0" w:color="D0E8E8"/>
               <w:right w:val="single" w:sz="6" w:space="0" w:color="D0E8E8"/>
             </w:tcBorders>
-            <w:shd w:val="clear" w:color="auto" w:fill="FFFFFF"/>
+            <w:shd w:val="clear" w:color="auto" w:fill="FFFFFF" w:themeFill="background1"/>
             <w:tcMar>
               <w:top w:w="80" w:type="dxa"/>
               <w:left w:w="120" w:type="dxa"/>
@@ -19643,7 +19643,7 @@
               <w:bottom w:val="single" w:sz="6" w:space="0" w:color="D0E8E8"/>
               <w:right w:val="single" w:sz="6" w:space="0" w:color="D0E8E8"/>
             </w:tcBorders>
-            <w:shd w:val="clear" w:color="auto" w:fill="F0F6F6"/>
+            <w:shd w:val="clear" w:color="auto" w:fill="FFFFFF" w:themeFill="background1"/>
             <w:tcMar>
               <w:top w:w="80" w:type="dxa"/>
               <w:left w:w="120" w:type="dxa"/>
@@ -19674,7 +19674,7 @@
               <w:bottom w:val="single" w:sz="6" w:space="0" w:color="D0E8E8"/>
               <w:right w:val="single" w:sz="6" w:space="0" w:color="D0E8E8"/>
             </w:tcBorders>
-            <w:shd w:val="clear" w:color="auto" w:fill="F0F6F6"/>
+            <w:shd w:val="clear" w:color="auto" w:fill="FFFFFF" w:themeFill="background1"/>
             <w:tcMar>
               <w:top w:w="80" w:type="dxa"/>
               <w:left w:w="120" w:type="dxa"/>
@@ -19703,7 +19703,7 @@
               <w:bottom w:val="single" w:sz="6" w:space="0" w:color="D0E8E8"/>
               <w:right w:val="single" w:sz="6" w:space="0" w:color="D0E8E8"/>
             </w:tcBorders>
-            <w:shd w:val="clear" w:color="auto" w:fill="F0F6F6"/>
+            <w:shd w:val="clear" w:color="auto" w:fill="FFFFFF" w:themeFill="background1"/>
             <w:tcMar>
               <w:top w:w="80" w:type="dxa"/>
               <w:left w:w="120" w:type="dxa"/>
@@ -19732,7 +19732,7 @@
               <w:bottom w:val="single" w:sz="6" w:space="0" w:color="D0E8E8"/>
               <w:right w:val="single" w:sz="6" w:space="0" w:color="D0E8E8"/>
             </w:tcBorders>
-            <w:shd w:val="clear" w:color="auto" w:fill="F0F6F6"/>
+            <w:shd w:val="clear" w:color="auto" w:fill="FFFFFF" w:themeFill="background1"/>
             <w:tcMar>
               <w:top w:w="80" w:type="dxa"/>
               <w:left w:w="120" w:type="dxa"/>
@@ -19763,7 +19763,7 @@
               <w:bottom w:val="single" w:sz="6" w:space="0" w:color="D0E8E8"/>
               <w:right w:val="single" w:sz="6" w:space="0" w:color="D0E8E8"/>
             </w:tcBorders>
-            <w:shd w:val="clear" w:color="auto" w:fill="FFFFFF"/>
+            <w:shd w:val="clear" w:color="auto" w:fill="FFFFFF" w:themeFill="background1"/>
             <w:tcMar>
               <w:top w:w="80" w:type="dxa"/>
               <w:left w:w="120" w:type="dxa"/>
@@ -19792,7 +19792,7 @@
               <w:bottom w:val="single" w:sz="6" w:space="0" w:color="D0E8E8"/>
               <w:right w:val="single" w:sz="6" w:space="0" w:color="D0E8E8"/>
             </w:tcBorders>
-            <w:shd w:val="clear" w:color="auto" w:fill="FFFFFF"/>
+            <w:shd w:val="clear" w:color="auto" w:fill="FFFFFF" w:themeFill="background1"/>
             <w:tcMar>
               <w:top w:w="80" w:type="dxa"/>
               <w:left w:w="120" w:type="dxa"/>
@@ -19821,7 +19821,7 @@
               <w:bottom w:val="single" w:sz="6" w:space="0" w:color="D0E8E8"/>
               <w:right w:val="single" w:sz="6" w:space="0" w:color="D0E8E8"/>
             </w:tcBorders>
-            <w:shd w:val="clear" w:color="auto" w:fill="FFFFFF"/>
+            <w:shd w:val="clear" w:color="auto" w:fill="FFFFFF" w:themeFill="background1"/>
             <w:tcMar>
               <w:top w:w="80" w:type="dxa"/>
               <w:left w:w="120" w:type="dxa"/>
@@ -19850,7 +19850,7 @@
               <w:bottom w:val="single" w:sz="6" w:space="0" w:color="D0E8E8"/>
               <w:right w:val="single" w:sz="6" w:space="0" w:color="D0E8E8"/>
             </w:tcBorders>
-            <w:shd w:val="clear" w:color="auto" w:fill="FFFFFF"/>
+            <w:shd w:val="clear" w:color="auto" w:fill="FFFFFF" w:themeFill="background1"/>
             <w:tcMar>
               <w:top w:w="80" w:type="dxa"/>
               <w:left w:w="120" w:type="dxa"/>
@@ -19881,7 +19881,7 @@
               <w:bottom w:val="single" w:sz="6" w:space="0" w:color="D0E8E8"/>
               <w:right w:val="single" w:sz="6" w:space="0" w:color="D0E8E8"/>
             </w:tcBorders>
-            <w:shd w:val="clear" w:color="auto" w:fill="F0F6F6"/>
+            <w:shd w:val="clear" w:color="auto" w:fill="FFFFFF" w:themeFill="background1"/>
             <w:tcMar>
               <w:top w:w="80" w:type="dxa"/>
               <w:left w:w="120" w:type="dxa"/>
@@ -19910,7 +19910,7 @@
               <w:bottom w:val="single" w:sz="6" w:space="0" w:color="D0E8E8"/>
               <w:right w:val="single" w:sz="6" w:space="0" w:color="D0E8E8"/>
             </w:tcBorders>
-            <w:shd w:val="clear" w:color="auto" w:fill="F0F6F6"/>
+            <w:shd w:val="clear" w:color="auto" w:fill="FFFFFF" w:themeFill="background1"/>
             <w:tcMar>
               <w:top w:w="80" w:type="dxa"/>
               <w:left w:w="120" w:type="dxa"/>
@@ -19939,7 +19939,7 @@
               <w:bottom w:val="single" w:sz="6" w:space="0" w:color="D0E8E8"/>
               <w:right w:val="single" w:sz="6" w:space="0" w:color="D0E8E8"/>
             </w:tcBorders>
-            <w:shd w:val="clear" w:color="auto" w:fill="F0F6F6"/>
+            <w:shd w:val="clear" w:color="auto" w:fill="FFFFFF" w:themeFill="background1"/>
             <w:tcMar>
               <w:top w:w="80" w:type="dxa"/>
               <w:left w:w="120" w:type="dxa"/>
@@ -19968,7 +19968,7 @@
               <w:bottom w:val="single" w:sz="6" w:space="0" w:color="D0E8E8"/>
               <w:right w:val="single" w:sz="6" w:space="0" w:color="D0E8E8"/>
             </w:tcBorders>
-            <w:shd w:val="clear" w:color="auto" w:fill="F0F6F6"/>
+            <w:shd w:val="clear" w:color="auto" w:fill="FFFFFF" w:themeFill="background1"/>
             <w:tcMar>
               <w:top w:w="80" w:type="dxa"/>
               <w:left w:w="120" w:type="dxa"/>
@@ -19999,7 +19999,7 @@
               <w:bottom w:val="single" w:sz="6" w:space="0" w:color="D0E8E8"/>
               <w:right w:val="single" w:sz="6" w:space="0" w:color="D0E8E8"/>
             </w:tcBorders>
-            <w:shd w:val="clear" w:color="auto" w:fill="FFFFFF"/>
+            <w:shd w:val="clear" w:color="auto" w:fill="FFFFFF" w:themeFill="background1"/>
             <w:tcMar>
               <w:top w:w="80" w:type="dxa"/>
               <w:left w:w="120" w:type="dxa"/>
@@ -20029,7 +20029,7 @@
               <w:bottom w:val="single" w:sz="6" w:space="0" w:color="D0E8E8"/>
               <w:right w:val="single" w:sz="6" w:space="0" w:color="D0E8E8"/>
             </w:tcBorders>
-            <w:shd w:val="clear" w:color="auto" w:fill="FFFFFF"/>
+            <w:shd w:val="clear" w:color="auto" w:fill="FFFFFF" w:themeFill="background1"/>
             <w:tcMar>
               <w:top w:w="80" w:type="dxa"/>
               <w:left w:w="120" w:type="dxa"/>
@@ -20063,7 +20063,7 @@
               <w:bottom w:val="single" w:sz="6" w:space="0" w:color="D0E8E8"/>
               <w:right w:val="single" w:sz="6" w:space="0" w:color="D0E8E8"/>
             </w:tcBorders>
-            <w:shd w:val="clear" w:color="auto" w:fill="FFFFFF"/>
+            <w:shd w:val="clear" w:color="auto" w:fill="FFFFFF" w:themeFill="background1"/>
             <w:tcMar>
               <w:top w:w="80" w:type="dxa"/>
               <w:left w:w="120" w:type="dxa"/>
@@ -20092,7 +20092,7 @@
               <w:bottom w:val="single" w:sz="6" w:space="0" w:color="D0E8E8"/>
               <w:right w:val="single" w:sz="6" w:space="0" w:color="D0E8E8"/>
             </w:tcBorders>
-            <w:shd w:val="clear" w:color="auto" w:fill="FFFFFF"/>
+            <w:shd w:val="clear" w:color="auto" w:fill="FFFFFF" w:themeFill="background1"/>
             <w:tcMar>
               <w:top w:w="80" w:type="dxa"/>
               <w:left w:w="120" w:type="dxa"/>
@@ -20123,7 +20123,7 @@
               <w:bottom w:val="single" w:sz="6" w:space="0" w:color="D0E8E8"/>
               <w:right w:val="single" w:sz="6" w:space="0" w:color="D0E8E8"/>
             </w:tcBorders>
-            <w:shd w:val="clear" w:color="auto" w:fill="F0F6F6"/>
+            <w:shd w:val="clear" w:color="auto" w:fill="FFFFFF" w:themeFill="background1"/>
             <w:tcMar>
               <w:top w:w="80" w:type="dxa"/>
               <w:left w:w="120" w:type="dxa"/>
@@ -20154,7 +20154,7 @@
               <w:bottom w:val="single" w:sz="6" w:space="0" w:color="D0E8E8"/>
               <w:right w:val="single" w:sz="6" w:space="0" w:color="D0E8E8"/>
             </w:tcBorders>
-            <w:shd w:val="clear" w:color="auto" w:fill="F0F6F6"/>
+            <w:shd w:val="clear" w:color="auto" w:fill="FFFFFF" w:themeFill="background1"/>
             <w:tcMar>
               <w:top w:w="80" w:type="dxa"/>
               <w:left w:w="120" w:type="dxa"/>
@@ -20183,7 +20183,7 @@
               <w:bottom w:val="single" w:sz="6" w:space="0" w:color="D0E8E8"/>
               <w:right w:val="single" w:sz="6" w:space="0" w:color="D0E8E8"/>
             </w:tcBorders>
-            <w:shd w:val="clear" w:color="auto" w:fill="F0F6F6"/>
+            <w:shd w:val="clear" w:color="auto" w:fill="FFFFFF" w:themeFill="background1"/>
             <w:tcMar>
               <w:top w:w="80" w:type="dxa"/>
               <w:left w:w="120" w:type="dxa"/>
@@ -20212,7 +20212,7 @@
               <w:bottom w:val="single" w:sz="6" w:space="0" w:color="D0E8E8"/>
               <w:right w:val="single" w:sz="6" w:space="0" w:color="D0E8E8"/>
             </w:tcBorders>
-            <w:shd w:val="clear" w:color="auto" w:fill="F0F6F6"/>
+            <w:shd w:val="clear" w:color="auto" w:fill="FFFFFF" w:themeFill="background1"/>
             <w:tcMar>
               <w:top w:w="80" w:type="dxa"/>
               <w:left w:w="120" w:type="dxa"/>
@@ -20456,7 +20456,7 @@
               <w:bottom w:val="single" w:sz="6" w:space="0" w:color="D0E8E8"/>
               <w:right w:val="single" w:sz="6" w:space="0" w:color="D0E8E8"/>
             </w:tcBorders>
-            <w:shd w:val="clear" w:color="auto" w:fill="F0F6F6"/>
+            <w:shd w:val="clear" w:color="auto" w:fill="FFFFFF" w:themeFill="background1"/>
             <w:tcMar>
               <w:top w:w="80" w:type="dxa"/>
               <w:left w:w="120" w:type="dxa"/>
@@ -20485,7 +20485,7 @@
               <w:bottom w:val="single" w:sz="6" w:space="0" w:color="D0E8E8"/>
               <w:right w:val="single" w:sz="6" w:space="0" w:color="D0E8E8"/>
             </w:tcBorders>
-            <w:shd w:val="clear" w:color="auto" w:fill="F0F6F6"/>
+            <w:shd w:val="clear" w:color="auto" w:fill="FFFFFF" w:themeFill="background1"/>
             <w:tcMar>
               <w:top w:w="80" w:type="dxa"/>
               <w:left w:w="120" w:type="dxa"/>
@@ -20514,7 +20514,7 @@
               <w:bottom w:val="single" w:sz="6" w:space="0" w:color="D0E8E8"/>
               <w:right w:val="single" w:sz="6" w:space="0" w:color="D0E8E8"/>
             </w:tcBorders>
-            <w:shd w:val="clear" w:color="auto" w:fill="F0F6F6"/>
+            <w:shd w:val="clear" w:color="auto" w:fill="FFFFFF" w:themeFill="background1"/>
             <w:tcMar>
               <w:top w:w="80" w:type="dxa"/>
               <w:left w:w="120" w:type="dxa"/>
@@ -20543,7 +20543,7 @@
               <w:bottom w:val="single" w:sz="6" w:space="0" w:color="D0E8E8"/>
               <w:right w:val="single" w:sz="6" w:space="0" w:color="D0E8E8"/>
             </w:tcBorders>
-            <w:shd w:val="clear" w:color="auto" w:fill="F0F6F6"/>
+            <w:shd w:val="clear" w:color="auto" w:fill="FFFFFF" w:themeFill="background1"/>
             <w:tcMar>
               <w:top w:w="80" w:type="dxa"/>
               <w:left w:w="120" w:type="dxa"/>
@@ -20574,7 +20574,7 @@
               <w:bottom w:val="single" w:sz="6" w:space="0" w:color="D0E8E8"/>
               <w:right w:val="single" w:sz="6" w:space="0" w:color="D0E8E8"/>
             </w:tcBorders>
-            <w:shd w:val="clear" w:color="auto" w:fill="FFFFFF"/>
+            <w:shd w:val="clear" w:color="auto" w:fill="FFFFFF" w:themeFill="background1"/>
             <w:tcMar>
               <w:top w:w="80" w:type="dxa"/>
               <w:left w:w="120" w:type="dxa"/>
@@ -20605,7 +20605,7 @@
               <w:bottom w:val="single" w:sz="6" w:space="0" w:color="D0E8E8"/>
               <w:right w:val="single" w:sz="6" w:space="0" w:color="D0E8E8"/>
             </w:tcBorders>
-            <w:shd w:val="clear" w:color="auto" w:fill="FFFFFF"/>
+            <w:shd w:val="clear" w:color="auto" w:fill="FFFFFF" w:themeFill="background1"/>
             <w:tcMar>
               <w:top w:w="80" w:type="dxa"/>
               <w:left w:w="120" w:type="dxa"/>
@@ -20634,7 +20634,7 @@
               <w:bottom w:val="single" w:sz="6" w:space="0" w:color="D0E8E8"/>
               <w:right w:val="single" w:sz="6" w:space="0" w:color="D0E8E8"/>
             </w:tcBorders>
-            <w:shd w:val="clear" w:color="auto" w:fill="FFFFFF"/>
+            <w:shd w:val="clear" w:color="auto" w:fill="FFFFFF" w:themeFill="background1"/>
             <w:tcMar>
               <w:top w:w="80" w:type="dxa"/>
               <w:left w:w="120" w:type="dxa"/>
@@ -20663,7 +20663,7 @@
               <w:bottom w:val="single" w:sz="6" w:space="0" w:color="D0E8E8"/>
               <w:right w:val="single" w:sz="6" w:space="0" w:color="D0E8E8"/>
             </w:tcBorders>
-            <w:shd w:val="clear" w:color="auto" w:fill="FFFFFF"/>
+            <w:shd w:val="clear" w:color="auto" w:fill="FFFFFF" w:themeFill="background1"/>
             <w:tcMar>
               <w:top w:w="80" w:type="dxa"/>
               <w:left w:w="120" w:type="dxa"/>
@@ -20694,7 +20694,7 @@
               <w:bottom w:val="single" w:sz="6" w:space="0" w:color="D0E8E8"/>
               <w:right w:val="single" w:sz="6" w:space="0" w:color="D0E8E8"/>
             </w:tcBorders>
-            <w:shd w:val="clear" w:color="auto" w:fill="F0F6F6"/>
+            <w:shd w:val="clear" w:color="auto" w:fill="FFFFFF" w:themeFill="background1"/>
             <w:tcMar>
               <w:top w:w="80" w:type="dxa"/>
               <w:left w:w="120" w:type="dxa"/>
@@ -20723,7 +20723,7 @@
               <w:bottom w:val="single" w:sz="6" w:space="0" w:color="D0E8E8"/>
               <w:right w:val="single" w:sz="6" w:space="0" w:color="D0E8E8"/>
             </w:tcBorders>
-            <w:shd w:val="clear" w:color="auto" w:fill="F0F6F6"/>
+            <w:shd w:val="clear" w:color="auto" w:fill="FFFFFF" w:themeFill="background1"/>
             <w:tcMar>
               <w:top w:w="80" w:type="dxa"/>
               <w:left w:w="120" w:type="dxa"/>
@@ -20752,7 +20752,7 @@
               <w:bottom w:val="single" w:sz="6" w:space="0" w:color="D0E8E8"/>
               <w:right w:val="single" w:sz="6" w:space="0" w:color="D0E8E8"/>
             </w:tcBorders>
-            <w:shd w:val="clear" w:color="auto" w:fill="F0F6F6"/>
+            <w:shd w:val="clear" w:color="auto" w:fill="FFFFFF" w:themeFill="background1"/>
             <w:tcMar>
               <w:top w:w="80" w:type="dxa"/>
               <w:left w:w="120" w:type="dxa"/>
@@ -20781,7 +20781,7 @@
               <w:bottom w:val="single" w:sz="6" w:space="0" w:color="D0E8E8"/>
               <w:right w:val="single" w:sz="6" w:space="0" w:color="D0E8E8"/>
             </w:tcBorders>
-            <w:shd w:val="clear" w:color="auto" w:fill="F0F6F6"/>
+            <w:shd w:val="clear" w:color="auto" w:fill="FFFFFF" w:themeFill="background1"/>
             <w:tcMar>
               <w:top w:w="80" w:type="dxa"/>
               <w:left w:w="120" w:type="dxa"/>
@@ -20812,7 +20812,7 @@
               <w:bottom w:val="single" w:sz="6" w:space="0" w:color="D0E8E8"/>
               <w:right w:val="single" w:sz="6" w:space="0" w:color="D0E8E8"/>
             </w:tcBorders>
-            <w:shd w:val="clear" w:color="auto" w:fill="FFFFFF"/>
+            <w:shd w:val="clear" w:color="auto" w:fill="FFFFFF" w:themeFill="background1"/>
             <w:tcMar>
               <w:top w:w="80" w:type="dxa"/>
               <w:left w:w="120" w:type="dxa"/>
@@ -20841,7 +20841,7 @@
               <w:bottom w:val="single" w:sz="6" w:space="0" w:color="D0E8E8"/>
               <w:right w:val="single" w:sz="6" w:space="0" w:color="D0E8E8"/>
             </w:tcBorders>
-            <w:shd w:val="clear" w:color="auto" w:fill="FFFFFF"/>
+            <w:shd w:val="clear" w:color="auto" w:fill="FFFFFF" w:themeFill="background1"/>
             <w:tcMar>
               <w:top w:w="80" w:type="dxa"/>
               <w:left w:w="120" w:type="dxa"/>
@@ -20870,7 +20870,7 @@
               <w:bottom w:val="single" w:sz="6" w:space="0" w:color="D0E8E8"/>
               <w:right w:val="single" w:sz="6" w:space="0" w:color="D0E8E8"/>
             </w:tcBorders>
-            <w:shd w:val="clear" w:color="auto" w:fill="FFFFFF"/>
+            <w:shd w:val="clear" w:color="auto" w:fill="FFFFFF" w:themeFill="background1"/>
             <w:tcMar>
               <w:top w:w="80" w:type="dxa"/>
               <w:left w:w="120" w:type="dxa"/>
@@ -20899,7 +20899,7 @@
               <w:bottom w:val="single" w:sz="6" w:space="0" w:color="D0E8E8"/>
               <w:right w:val="single" w:sz="6" w:space="0" w:color="D0E8E8"/>
             </w:tcBorders>
-            <w:shd w:val="clear" w:color="auto" w:fill="FFFFFF"/>
+            <w:shd w:val="clear" w:color="auto" w:fill="FFFFFF" w:themeFill="background1"/>
             <w:tcMar>
               <w:top w:w="80" w:type="dxa"/>
               <w:left w:w="120" w:type="dxa"/>
@@ -20930,7 +20930,7 @@
               <w:bottom w:val="single" w:sz="6" w:space="0" w:color="D0E8E8"/>
               <w:right w:val="single" w:sz="6" w:space="0" w:color="D0E8E8"/>
             </w:tcBorders>
-            <w:shd w:val="clear" w:color="auto" w:fill="F0F6F6"/>
+            <w:shd w:val="clear" w:color="auto" w:fill="FFFFFF" w:themeFill="background1"/>
             <w:tcMar>
               <w:top w:w="80" w:type="dxa"/>
               <w:left w:w="120" w:type="dxa"/>
@@ -20961,7 +20961,7 @@
               <w:bottom w:val="single" w:sz="6" w:space="0" w:color="D0E8E8"/>
               <w:right w:val="single" w:sz="6" w:space="0" w:color="D0E8E8"/>
             </w:tcBorders>
-            <w:shd w:val="clear" w:color="auto" w:fill="F0F6F6"/>
+            <w:shd w:val="clear" w:color="auto" w:fill="FFFFFF" w:themeFill="background1"/>
             <w:tcMar>
               <w:top w:w="80" w:type="dxa"/>
               <w:left w:w="120" w:type="dxa"/>
@@ -20995,7 +20995,7 @@
               <w:bottom w:val="single" w:sz="6" w:space="0" w:color="D0E8E8"/>
               <w:right w:val="single" w:sz="6" w:space="0" w:color="D0E8E8"/>
             </w:tcBorders>
-            <w:shd w:val="clear" w:color="auto" w:fill="F0F6F6"/>
+            <w:shd w:val="clear" w:color="auto" w:fill="FFFFFF" w:themeFill="background1"/>
             <w:tcMar>
               <w:top w:w="80" w:type="dxa"/>
               <w:left w:w="120" w:type="dxa"/>
@@ -21024,7 +21024,7 @@
               <w:bottom w:val="single" w:sz="6" w:space="0" w:color="D0E8E8"/>
               <w:right w:val="single" w:sz="6" w:space="0" w:color="D0E8E8"/>
             </w:tcBorders>
-            <w:shd w:val="clear" w:color="auto" w:fill="F0F6F6"/>
+            <w:shd w:val="clear" w:color="auto" w:fill="FFFFFF" w:themeFill="background1"/>
             <w:tcMar>
               <w:top w:w="80" w:type="dxa"/>
               <w:left w:w="120" w:type="dxa"/>
@@ -21055,7 +21055,7 @@
               <w:bottom w:val="single" w:sz="6" w:space="0" w:color="D0E8E8"/>
               <w:right w:val="single" w:sz="6" w:space="0" w:color="D0E8E8"/>
             </w:tcBorders>
-            <w:shd w:val="clear" w:color="auto" w:fill="FFFFFF"/>
+            <w:shd w:val="clear" w:color="auto" w:fill="FFFFFF" w:themeFill="background1"/>
             <w:tcMar>
               <w:top w:w="80" w:type="dxa"/>
               <w:left w:w="120" w:type="dxa"/>
@@ -21086,7 +21086,7 @@
               <w:bottom w:val="single" w:sz="6" w:space="0" w:color="D0E8E8"/>
               <w:right w:val="single" w:sz="6" w:space="0" w:color="D0E8E8"/>
             </w:tcBorders>
-            <w:shd w:val="clear" w:color="auto" w:fill="FFFFFF"/>
+            <w:shd w:val="clear" w:color="auto" w:fill="FFFFFF" w:themeFill="background1"/>
             <w:tcMar>
               <w:top w:w="80" w:type="dxa"/>
               <w:left w:w="120" w:type="dxa"/>
@@ -21115,7 +21115,7 @@
               <w:bottom w:val="single" w:sz="6" w:space="0" w:color="D0E8E8"/>
               <w:right w:val="single" w:sz="6" w:space="0" w:color="D0E8E8"/>
             </w:tcBorders>
-            <w:shd w:val="clear" w:color="auto" w:fill="FFFFFF"/>
+            <w:shd w:val="clear" w:color="auto" w:fill="FFFFFF" w:themeFill="background1"/>
             <w:tcMar>
               <w:top w:w="80" w:type="dxa"/>
               <w:left w:w="120" w:type="dxa"/>
@@ -21144,7 +21144,7 @@
               <w:bottom w:val="single" w:sz="6" w:space="0" w:color="D0E8E8"/>
               <w:right w:val="single" w:sz="6" w:space="0" w:color="D0E8E8"/>
             </w:tcBorders>
-            <w:shd w:val="clear" w:color="auto" w:fill="FFFFFF"/>
+            <w:shd w:val="clear" w:color="auto" w:fill="FFFFFF" w:themeFill="background1"/>
             <w:tcMar>
               <w:top w:w="80" w:type="dxa"/>
               <w:left w:w="120" w:type="dxa"/>
@@ -21446,7 +21446,7 @@
               <w:bottom w:val="single" w:sz="6" w:space="0" w:color="D0E8E8"/>
               <w:right w:val="single" w:sz="6" w:space="0" w:color="D0E8E8"/>
             </w:tcBorders>
-            <w:shd w:val="clear" w:color="auto" w:fill="F0F6F6"/>
+            <w:shd w:val="clear" w:color="auto" w:fill="FFFFFF" w:themeFill="background1"/>
             <w:tcMar>
               <w:top w:w="80" w:type="dxa"/>
               <w:left w:w="120" w:type="dxa"/>
@@ -21475,7 +21475,7 @@
               <w:bottom w:val="single" w:sz="6" w:space="0" w:color="D0E8E8"/>
               <w:right w:val="single" w:sz="6" w:space="0" w:color="D0E8E8"/>
             </w:tcBorders>
-            <w:shd w:val="clear" w:color="auto" w:fill="F0F6F6"/>
+            <w:shd w:val="clear" w:color="auto" w:fill="FFFFFF" w:themeFill="background1"/>
             <w:tcMar>
               <w:top w:w="80" w:type="dxa"/>
               <w:left w:w="120" w:type="dxa"/>
@@ -21512,7 +21512,7 @@
               <w:bottom w:val="single" w:sz="6" w:space="0" w:color="D0E8E8"/>
               <w:right w:val="single" w:sz="6" w:space="0" w:color="D0E8E8"/>
             </w:tcBorders>
-            <w:shd w:val="clear" w:color="auto" w:fill="F0F6F6"/>
+            <w:shd w:val="clear" w:color="auto" w:fill="FFFFFF" w:themeFill="background1"/>
             <w:tcMar>
               <w:top w:w="80" w:type="dxa"/>
               <w:left w:w="120" w:type="dxa"/>
@@ -21541,7 +21541,7 @@
               <w:bottom w:val="single" w:sz="6" w:space="0" w:color="D0E8E8"/>
               <w:right w:val="single" w:sz="6" w:space="0" w:color="D0E8E8"/>
             </w:tcBorders>
-            <w:shd w:val="clear" w:color="auto" w:fill="F0F6F6"/>
+            <w:shd w:val="clear" w:color="auto" w:fill="FFFFFF" w:themeFill="background1"/>
             <w:tcMar>
               <w:top w:w="80" w:type="dxa"/>
               <w:left w:w="120" w:type="dxa"/>
@@ -21572,7 +21572,7 @@
               <w:bottom w:val="single" w:sz="6" w:space="0" w:color="D0E8E8"/>
               <w:right w:val="single" w:sz="6" w:space="0" w:color="D0E8E8"/>
             </w:tcBorders>
-            <w:shd w:val="clear" w:color="auto" w:fill="FFFFFF"/>
+            <w:shd w:val="clear" w:color="auto" w:fill="FFFFFF" w:themeFill="background1"/>
             <w:tcMar>
               <w:top w:w="80" w:type="dxa"/>
               <w:left w:w="120" w:type="dxa"/>
@@ -21602,7 +21602,7 @@
               <w:bottom w:val="single" w:sz="6" w:space="0" w:color="D0E8E8"/>
               <w:right w:val="single" w:sz="6" w:space="0" w:color="D0E8E8"/>
             </w:tcBorders>
-            <w:shd w:val="clear" w:color="auto" w:fill="FFFFFF"/>
+            <w:shd w:val="clear" w:color="auto" w:fill="FFFFFF" w:themeFill="background1"/>
             <w:tcMar>
               <w:top w:w="80" w:type="dxa"/>
               <w:left w:w="120" w:type="dxa"/>
@@ -21639,7 +21639,7 @@
               <w:bottom w:val="single" w:sz="6" w:space="0" w:color="D0E8E8"/>
               <w:right w:val="single" w:sz="6" w:space="0" w:color="D0E8E8"/>
             </w:tcBorders>
-            <w:shd w:val="clear" w:color="auto" w:fill="FFFFFF"/>
+            <w:shd w:val="clear" w:color="auto" w:fill="FFFFFF" w:themeFill="background1"/>
             <w:tcMar>
               <w:top w:w="80" w:type="dxa"/>
               <w:left w:w="120" w:type="dxa"/>
@@ -21668,7 +21668,7 @@
               <w:bottom w:val="single" w:sz="6" w:space="0" w:color="D0E8E8"/>
               <w:right w:val="single" w:sz="6" w:space="0" w:color="D0E8E8"/>
             </w:tcBorders>
-            <w:shd w:val="clear" w:color="auto" w:fill="FFFFFF"/>
+            <w:shd w:val="clear" w:color="auto" w:fill="FFFFFF" w:themeFill="background1"/>
             <w:tcMar>
               <w:top w:w="80" w:type="dxa"/>
               <w:left w:w="120" w:type="dxa"/>
@@ -21699,7 +21699,7 @@
               <w:bottom w:val="single" w:sz="6" w:space="0" w:color="D0E8E8"/>
               <w:right w:val="single" w:sz="6" w:space="0" w:color="D0E8E8"/>
             </w:tcBorders>
-            <w:shd w:val="clear" w:color="auto" w:fill="F0F6F6"/>
+            <w:shd w:val="clear" w:color="auto" w:fill="FFFFFF" w:themeFill="background1"/>
             <w:tcMar>
               <w:top w:w="80" w:type="dxa"/>
               <w:left w:w="120" w:type="dxa"/>
@@ -21728,7 +21728,7 @@
               <w:bottom w:val="single" w:sz="6" w:space="0" w:color="D0E8E8"/>
               <w:right w:val="single" w:sz="6" w:space="0" w:color="D0E8E8"/>
             </w:tcBorders>
-            <w:shd w:val="clear" w:color="auto" w:fill="F0F6F6"/>
+            <w:shd w:val="clear" w:color="auto" w:fill="FFFFFF" w:themeFill="background1"/>
             <w:tcMar>
               <w:top w:w="80" w:type="dxa"/>
               <w:left w:w="120" w:type="dxa"/>
@@ -21765,7 +21765,7 @@
               <w:bottom w:val="single" w:sz="6" w:space="0" w:color="D0E8E8"/>
               <w:right w:val="single" w:sz="6" w:space="0" w:color="D0E8E8"/>
             </w:tcBorders>
-            <w:shd w:val="clear" w:color="auto" w:fill="F0F6F6"/>
+            <w:shd w:val="clear" w:color="auto" w:fill="FFFFFF" w:themeFill="background1"/>
             <w:tcMar>
               <w:top w:w="80" w:type="dxa"/>
               <w:left w:w="120" w:type="dxa"/>
@@ -21794,7 +21794,7 @@
               <w:bottom w:val="single" w:sz="6" w:space="0" w:color="D0E8E8"/>
               <w:right w:val="single" w:sz="6" w:space="0" w:color="D0E8E8"/>
             </w:tcBorders>
-            <w:shd w:val="clear" w:color="auto" w:fill="F0F6F6"/>
+            <w:shd w:val="clear" w:color="auto" w:fill="FFFFFF" w:themeFill="background1"/>
             <w:tcMar>
               <w:top w:w="80" w:type="dxa"/>
               <w:left w:w="120" w:type="dxa"/>
@@ -22029,7 +22029,7 @@
               <w:bottom w:val="single" w:sz="6" w:space="0" w:color="D0E8E8"/>
               <w:right w:val="single" w:sz="6" w:space="0" w:color="D0E8E8"/>
             </w:tcBorders>
-            <w:shd w:val="clear" w:color="auto" w:fill="F0F6F6"/>
+            <w:shd w:val="clear" w:color="auto" w:fill="FFFFFF" w:themeFill="background1"/>
             <w:tcMar>
               <w:top w:w="80" w:type="dxa"/>
               <w:left w:w="120" w:type="dxa"/>
@@ -22058,7 +22058,7 @@
               <w:bottom w:val="single" w:sz="6" w:space="0" w:color="D0E8E8"/>
               <w:right w:val="single" w:sz="6" w:space="0" w:color="D0E8E8"/>
             </w:tcBorders>
-            <w:shd w:val="clear" w:color="auto" w:fill="F0F6F6"/>
+            <w:shd w:val="clear" w:color="auto" w:fill="FFFFFF" w:themeFill="background1"/>
             <w:tcMar>
               <w:top w:w="80" w:type="dxa"/>
               <w:left w:w="120" w:type="dxa"/>
@@ -22095,7 +22095,7 @@
               <w:bottom w:val="single" w:sz="6" w:space="0" w:color="D0E8E8"/>
               <w:right w:val="single" w:sz="6" w:space="0" w:color="D0E8E8"/>
             </w:tcBorders>
-            <w:shd w:val="clear" w:color="auto" w:fill="F0F6F6"/>
+            <w:shd w:val="clear" w:color="auto" w:fill="FFFFFF" w:themeFill="background1"/>
             <w:tcMar>
               <w:top w:w="80" w:type="dxa"/>
               <w:left w:w="120" w:type="dxa"/>
@@ -22124,7 +22124,7 @@
               <w:bottom w:val="single" w:sz="6" w:space="0" w:color="D0E8E8"/>
               <w:right w:val="single" w:sz="6" w:space="0" w:color="D0E8E8"/>
             </w:tcBorders>
-            <w:shd w:val="clear" w:color="auto" w:fill="F0F6F6"/>
+            <w:shd w:val="clear" w:color="auto" w:fill="FFFFFF" w:themeFill="background1"/>
             <w:tcMar>
               <w:top w:w="80" w:type="dxa"/>
               <w:left w:w="120" w:type="dxa"/>
@@ -22155,7 +22155,7 @@
               <w:bottom w:val="single" w:sz="6" w:space="0" w:color="D0E8E8"/>
               <w:right w:val="single" w:sz="6" w:space="0" w:color="D0E8E8"/>
             </w:tcBorders>
-            <w:shd w:val="clear" w:color="auto" w:fill="FFFFFF"/>
+            <w:shd w:val="clear" w:color="auto" w:fill="FFFFFF" w:themeFill="background1"/>
             <w:tcMar>
               <w:top w:w="80" w:type="dxa"/>
               <w:left w:w="120" w:type="dxa"/>
@@ -22184,7 +22184,7 @@
               <w:bottom w:val="single" w:sz="6" w:space="0" w:color="D0E8E8"/>
               <w:right w:val="single" w:sz="6" w:space="0" w:color="D0E8E8"/>
             </w:tcBorders>
-            <w:shd w:val="clear" w:color="auto" w:fill="FFFFFF"/>
+            <w:shd w:val="clear" w:color="auto" w:fill="FFFFFF" w:themeFill="background1"/>
             <w:tcMar>
               <w:top w:w="80" w:type="dxa"/>
               <w:left w:w="120" w:type="dxa"/>
@@ -22223,7 +22223,7 @@
               <w:bottom w:val="single" w:sz="6" w:space="0" w:color="D0E8E8"/>
               <w:right w:val="single" w:sz="6" w:space="0" w:color="D0E8E8"/>
             </w:tcBorders>
-            <w:shd w:val="clear" w:color="auto" w:fill="FFFFFF"/>
+            <w:shd w:val="clear" w:color="auto" w:fill="FFFFFF" w:themeFill="background1"/>
             <w:tcMar>
               <w:top w:w="80" w:type="dxa"/>
               <w:left w:w="120" w:type="dxa"/>
@@ -22252,7 +22252,7 @@
               <w:bottom w:val="single" w:sz="6" w:space="0" w:color="D0E8E8"/>
               <w:right w:val="single" w:sz="6" w:space="0" w:color="D0E8E8"/>
             </w:tcBorders>
-            <w:shd w:val="clear" w:color="auto" w:fill="FFFFFF"/>
+            <w:shd w:val="clear" w:color="auto" w:fill="FFFFFF" w:themeFill="background1"/>
             <w:tcMar>
               <w:top w:w="80" w:type="dxa"/>
               <w:left w:w="120" w:type="dxa"/>
@@ -22283,7 +22283,7 @@
               <w:bottom w:val="single" w:sz="6" w:space="0" w:color="D0E8E8"/>
               <w:right w:val="single" w:sz="6" w:space="0" w:color="D0E8E8"/>
             </w:tcBorders>
-            <w:shd w:val="clear" w:color="auto" w:fill="F0F6F6"/>
+            <w:shd w:val="clear" w:color="auto" w:fill="FFFFFF" w:themeFill="background1"/>
             <w:tcMar>
               <w:top w:w="80" w:type="dxa"/>
               <w:left w:w="120" w:type="dxa"/>
@@ -22312,7 +22312,7 @@
               <w:bottom w:val="single" w:sz="6" w:space="0" w:color="D0E8E8"/>
               <w:right w:val="single" w:sz="6" w:space="0" w:color="D0E8E8"/>
             </w:tcBorders>
-            <w:shd w:val="clear" w:color="auto" w:fill="F0F6F6"/>
+            <w:shd w:val="clear" w:color="auto" w:fill="FFFFFF" w:themeFill="background1"/>
             <w:tcMar>
               <w:top w:w="80" w:type="dxa"/>
               <w:left w:w="120" w:type="dxa"/>
@@ -22349,7 +22349,7 @@
               <w:bottom w:val="single" w:sz="6" w:space="0" w:color="D0E8E8"/>
               <w:right w:val="single" w:sz="6" w:space="0" w:color="D0E8E8"/>
             </w:tcBorders>
-            <w:shd w:val="clear" w:color="auto" w:fill="F0F6F6"/>
+            <w:shd w:val="clear" w:color="auto" w:fill="FFFFFF" w:themeFill="background1"/>
             <w:tcMar>
               <w:top w:w="80" w:type="dxa"/>
               <w:left w:w="120" w:type="dxa"/>
@@ -22378,7 +22378,7 @@
               <w:bottom w:val="single" w:sz="6" w:space="0" w:color="D0E8E8"/>
               <w:right w:val="single" w:sz="6" w:space="0" w:color="D0E8E8"/>
             </w:tcBorders>
-            <w:shd w:val="clear" w:color="auto" w:fill="F0F6F6"/>
+            <w:shd w:val="clear" w:color="auto" w:fill="FFFFFF" w:themeFill="background1"/>
             <w:tcMar>
               <w:top w:w="80" w:type="dxa"/>
               <w:left w:w="120" w:type="dxa"/>
@@ -22409,7 +22409,7 @@
               <w:bottom w:val="single" w:sz="6" w:space="0" w:color="D0E8E8"/>
               <w:right w:val="single" w:sz="6" w:space="0" w:color="D0E8E8"/>
             </w:tcBorders>
-            <w:shd w:val="clear" w:color="auto" w:fill="FFFFFF"/>
+            <w:shd w:val="clear" w:color="auto" w:fill="FFFFFF" w:themeFill="background1"/>
             <w:tcMar>
               <w:top w:w="80" w:type="dxa"/>
               <w:left w:w="120" w:type="dxa"/>
@@ -22438,7 +22438,7 @@
               <w:bottom w:val="single" w:sz="6" w:space="0" w:color="D0E8E8"/>
               <w:right w:val="single" w:sz="6" w:space="0" w:color="D0E8E8"/>
             </w:tcBorders>
-            <w:shd w:val="clear" w:color="auto" w:fill="FFFFFF"/>
+            <w:shd w:val="clear" w:color="auto" w:fill="FFFFFF" w:themeFill="background1"/>
             <w:tcMar>
               <w:top w:w="80" w:type="dxa"/>
               <w:left w:w="120" w:type="dxa"/>
@@ -22477,7 +22477,7 @@
               <w:bottom w:val="single" w:sz="6" w:space="0" w:color="D0E8E8"/>
               <w:right w:val="single" w:sz="6" w:space="0" w:color="D0E8E8"/>
             </w:tcBorders>
-            <w:shd w:val="clear" w:color="auto" w:fill="FFFFFF"/>
+            <w:shd w:val="clear" w:color="auto" w:fill="FFFFFF" w:themeFill="background1"/>
             <w:tcMar>
               <w:top w:w="80" w:type="dxa"/>
               <w:left w:w="120" w:type="dxa"/>
@@ -22506,7 +22506,7 @@
               <w:bottom w:val="single" w:sz="6" w:space="0" w:color="D0E8E8"/>
               <w:right w:val="single" w:sz="6" w:space="0" w:color="D0E8E8"/>
             </w:tcBorders>
-            <w:shd w:val="clear" w:color="auto" w:fill="FFFFFF"/>
+            <w:shd w:val="clear" w:color="auto" w:fill="FFFFFF" w:themeFill="background1"/>
             <w:tcMar>
               <w:top w:w="80" w:type="dxa"/>
               <w:left w:w="120" w:type="dxa"/>
@@ -22537,7 +22537,7 @@
               <w:bottom w:val="single" w:sz="6" w:space="0" w:color="D0E8E8"/>
               <w:right w:val="single" w:sz="6" w:space="0" w:color="D0E8E8"/>
             </w:tcBorders>
-            <w:shd w:val="clear" w:color="auto" w:fill="F0F6F6"/>
+            <w:shd w:val="clear" w:color="auto" w:fill="FFFFFF" w:themeFill="background1"/>
             <w:tcMar>
               <w:top w:w="80" w:type="dxa"/>
               <w:left w:w="120" w:type="dxa"/>
@@ -22566,7 +22566,7 @@
               <w:bottom w:val="single" w:sz="6" w:space="0" w:color="D0E8E8"/>
               <w:right w:val="single" w:sz="6" w:space="0" w:color="D0E8E8"/>
             </w:tcBorders>
-            <w:shd w:val="clear" w:color="auto" w:fill="F0F6F6"/>
+            <w:shd w:val="clear" w:color="auto" w:fill="FFFFFF" w:themeFill="background1"/>
             <w:tcMar>
               <w:top w:w="80" w:type="dxa"/>
               <w:left w:w="120" w:type="dxa"/>
@@ -22611,7 +22611,7 @@
               <w:bottom w:val="single" w:sz="6" w:space="0" w:color="D0E8E8"/>
               <w:right w:val="single" w:sz="6" w:space="0" w:color="D0E8E8"/>
             </w:tcBorders>
-            <w:shd w:val="clear" w:color="auto" w:fill="F0F6F6"/>
+            <w:shd w:val="clear" w:color="auto" w:fill="FFFFFF" w:themeFill="background1"/>
             <w:tcMar>
               <w:top w:w="80" w:type="dxa"/>
               <w:left w:w="120" w:type="dxa"/>
@@ -22640,7 +22640,7 @@
               <w:bottom w:val="single" w:sz="6" w:space="0" w:color="D0E8E8"/>
               <w:right w:val="single" w:sz="6" w:space="0" w:color="D0E8E8"/>
             </w:tcBorders>
-            <w:shd w:val="clear" w:color="auto" w:fill="F0F6F6"/>
+            <w:shd w:val="clear" w:color="auto" w:fill="FFFFFF" w:themeFill="background1"/>
             <w:tcMar>
               <w:top w:w="80" w:type="dxa"/>
               <w:left w:w="120" w:type="dxa"/>
@@ -22671,7 +22671,7 @@
               <w:bottom w:val="single" w:sz="6" w:space="0" w:color="D0E8E8"/>
               <w:right w:val="single" w:sz="6" w:space="0" w:color="D0E8E8"/>
             </w:tcBorders>
-            <w:shd w:val="clear" w:color="auto" w:fill="FFFFFF"/>
+            <w:shd w:val="clear" w:color="auto" w:fill="FFFFFF" w:themeFill="background1"/>
             <w:tcMar>
               <w:top w:w="80" w:type="dxa"/>
               <w:left w:w="120" w:type="dxa"/>
@@ -22700,7 +22700,7 @@
               <w:bottom w:val="single" w:sz="6" w:space="0" w:color="D0E8E8"/>
               <w:right w:val="single" w:sz="6" w:space="0" w:color="D0E8E8"/>
             </w:tcBorders>
-            <w:shd w:val="clear" w:color="auto" w:fill="FFFFFF"/>
+            <w:shd w:val="clear" w:color="auto" w:fill="FFFFFF" w:themeFill="background1"/>
             <w:tcMar>
               <w:top w:w="80" w:type="dxa"/>
               <w:left w:w="120" w:type="dxa"/>
@@ -22745,7 +22745,7 @@
               <w:bottom w:val="single" w:sz="6" w:space="0" w:color="D0E8E8"/>
               <w:right w:val="single" w:sz="6" w:space="0" w:color="D0E8E8"/>
             </w:tcBorders>
-            <w:shd w:val="clear" w:color="auto" w:fill="FFFFFF"/>
+            <w:shd w:val="clear" w:color="auto" w:fill="FFFFFF" w:themeFill="background1"/>
             <w:tcMar>
               <w:top w:w="80" w:type="dxa"/>
               <w:left w:w="120" w:type="dxa"/>
@@ -22774,7 +22774,7 @@
               <w:bottom w:val="single" w:sz="6" w:space="0" w:color="D0E8E8"/>
               <w:right w:val="single" w:sz="6" w:space="0" w:color="D0E8E8"/>
             </w:tcBorders>
-            <w:shd w:val="clear" w:color="auto" w:fill="FFFFFF"/>
+            <w:shd w:val="clear" w:color="auto" w:fill="FFFFFF" w:themeFill="background1"/>
             <w:tcMar>
               <w:top w:w="80" w:type="dxa"/>
               <w:left w:w="120" w:type="dxa"/>
@@ -22805,7 +22805,7 @@
               <w:bottom w:val="single" w:sz="6" w:space="0" w:color="D0E8E8"/>
               <w:right w:val="single" w:sz="6" w:space="0" w:color="D0E8E8"/>
             </w:tcBorders>
-            <w:shd w:val="clear" w:color="auto" w:fill="F0F6F6"/>
+            <w:shd w:val="clear" w:color="auto" w:fill="FFFFFF" w:themeFill="background1"/>
             <w:tcMar>
               <w:top w:w="80" w:type="dxa"/>
               <w:left w:w="120" w:type="dxa"/>
@@ -22834,7 +22834,7 @@
               <w:bottom w:val="single" w:sz="6" w:space="0" w:color="D0E8E8"/>
               <w:right w:val="single" w:sz="6" w:space="0" w:color="D0E8E8"/>
             </w:tcBorders>
-            <w:shd w:val="clear" w:color="auto" w:fill="F0F6F6"/>
+            <w:shd w:val="clear" w:color="auto" w:fill="FFFFFF" w:themeFill="background1"/>
             <w:tcMar>
               <w:top w:w="80" w:type="dxa"/>
               <w:left w:w="120" w:type="dxa"/>
@@ -22873,7 +22873,7 @@
               <w:bottom w:val="single" w:sz="6" w:space="0" w:color="D0E8E8"/>
               <w:right w:val="single" w:sz="6" w:space="0" w:color="D0E8E8"/>
             </w:tcBorders>
-            <w:shd w:val="clear" w:color="auto" w:fill="F0F6F6"/>
+            <w:shd w:val="clear" w:color="auto" w:fill="FFFFFF" w:themeFill="background1"/>
             <w:tcMar>
               <w:top w:w="80" w:type="dxa"/>
               <w:left w:w="120" w:type="dxa"/>
@@ -22902,7 +22902,7 @@
               <w:bottom w:val="single" w:sz="6" w:space="0" w:color="D0E8E8"/>
               <w:right w:val="single" w:sz="6" w:space="0" w:color="D0E8E8"/>
             </w:tcBorders>
-            <w:shd w:val="clear" w:color="auto" w:fill="F0F6F6"/>
+            <w:shd w:val="clear" w:color="auto" w:fill="FFFFFF" w:themeFill="background1"/>
             <w:tcMar>
               <w:top w:w="80" w:type="dxa"/>
               <w:left w:w="120" w:type="dxa"/>
@@ -22933,7 +22933,7 @@
               <w:bottom w:val="single" w:sz="6" w:space="0" w:color="D0E8E8"/>
               <w:right w:val="single" w:sz="6" w:space="0" w:color="D0E8E8"/>
             </w:tcBorders>
-            <w:shd w:val="clear" w:color="auto" w:fill="FFFFFF"/>
+            <w:shd w:val="clear" w:color="auto" w:fill="FFFFFF" w:themeFill="background1"/>
             <w:tcMar>
               <w:top w:w="80" w:type="dxa"/>
               <w:left w:w="120" w:type="dxa"/>
@@ -22962,7 +22962,7 @@
               <w:bottom w:val="single" w:sz="6" w:space="0" w:color="D0E8E8"/>
               <w:right w:val="single" w:sz="6" w:space="0" w:color="D0E8E8"/>
             </w:tcBorders>
-            <w:shd w:val="clear" w:color="auto" w:fill="FFFFFF"/>
+            <w:shd w:val="clear" w:color="auto" w:fill="FFFFFF" w:themeFill="background1"/>
             <w:tcMar>
               <w:top w:w="80" w:type="dxa"/>
               <w:left w:w="120" w:type="dxa"/>
@@ -22999,7 +22999,7 @@
               <w:bottom w:val="single" w:sz="6" w:space="0" w:color="D0E8E8"/>
               <w:right w:val="single" w:sz="6" w:space="0" w:color="D0E8E8"/>
             </w:tcBorders>
-            <w:shd w:val="clear" w:color="auto" w:fill="FFFFFF"/>
+            <w:shd w:val="clear" w:color="auto" w:fill="FFFFFF" w:themeFill="background1"/>
             <w:tcMar>
               <w:top w:w="80" w:type="dxa"/>
               <w:left w:w="120" w:type="dxa"/>
@@ -23028,7 +23028,7 @@
               <w:bottom w:val="single" w:sz="6" w:space="0" w:color="D0E8E8"/>
               <w:right w:val="single" w:sz="6" w:space="0" w:color="D0E8E8"/>
             </w:tcBorders>
-            <w:shd w:val="clear" w:color="auto" w:fill="FFFFFF"/>
+            <w:shd w:val="clear" w:color="auto" w:fill="FFFFFF" w:themeFill="background1"/>
             <w:tcMar>
               <w:top w:w="80" w:type="dxa"/>
               <w:left w:w="120" w:type="dxa"/>
@@ -23340,7 +23340,7 @@
               <w:bottom w:val="single" w:sz="6" w:space="0" w:color="D0E8E8"/>
               <w:right w:val="single" w:sz="6" w:space="0" w:color="D0E8E8"/>
             </w:tcBorders>
-            <w:shd w:val="clear" w:color="auto" w:fill="F0F6F6"/>
+            <w:shd w:val="clear" w:color="auto" w:fill="FFFFFF" w:themeFill="background1"/>
             <w:tcMar>
               <w:top w:w="80" w:type="dxa"/>
               <w:left w:w="120" w:type="dxa"/>
@@ -23369,7 +23369,7 @@
               <w:bottom w:val="single" w:sz="6" w:space="0" w:color="D0E8E8"/>
               <w:right w:val="single" w:sz="6" w:space="0" w:color="D0E8E8"/>
             </w:tcBorders>
-            <w:shd w:val="clear" w:color="auto" w:fill="F0F6F6"/>
+            <w:shd w:val="clear" w:color="auto" w:fill="FFFFFF" w:themeFill="background1"/>
             <w:tcMar>
               <w:top w:w="80" w:type="dxa"/>
               <w:left w:w="120" w:type="dxa"/>
@@ -23406,7 +23406,7 @@
               <w:bottom w:val="single" w:sz="6" w:space="0" w:color="D0E8E8"/>
               <w:right w:val="single" w:sz="6" w:space="0" w:color="D0E8E8"/>
             </w:tcBorders>
-            <w:shd w:val="clear" w:color="auto" w:fill="F0F6F6"/>
+            <w:shd w:val="clear" w:color="auto" w:fill="FFFFFF" w:themeFill="background1"/>
             <w:tcMar>
               <w:top w:w="80" w:type="dxa"/>
               <w:left w:w="120" w:type="dxa"/>
@@ -23435,7 +23435,7 @@
               <w:bottom w:val="single" w:sz="6" w:space="0" w:color="D0E8E8"/>
               <w:right w:val="single" w:sz="6" w:space="0" w:color="D0E8E8"/>
             </w:tcBorders>
-            <w:shd w:val="clear" w:color="auto" w:fill="F0F6F6"/>
+            <w:shd w:val="clear" w:color="auto" w:fill="FFFFFF" w:themeFill="background1"/>
             <w:tcMar>
               <w:top w:w="80" w:type="dxa"/>
               <w:left w:w="120" w:type="dxa"/>
@@ -23466,7 +23466,7 @@
               <w:bottom w:val="single" w:sz="6" w:space="0" w:color="D0E8E8"/>
               <w:right w:val="single" w:sz="6" w:space="0" w:color="D0E8E8"/>
             </w:tcBorders>
-            <w:shd w:val="clear" w:color="auto" w:fill="FFFFFF"/>
+            <w:shd w:val="clear" w:color="auto" w:fill="FFFFFF" w:themeFill="background1"/>
             <w:tcMar>
               <w:top w:w="80" w:type="dxa"/>
               <w:left w:w="120" w:type="dxa"/>
@@ -23495,7 +23495,7 @@
               <w:bottom w:val="single" w:sz="6" w:space="0" w:color="D0E8E8"/>
               <w:right w:val="single" w:sz="6" w:space="0" w:color="D0E8E8"/>
             </w:tcBorders>
-            <w:shd w:val="clear" w:color="auto" w:fill="FFFFFF"/>
+            <w:shd w:val="clear" w:color="auto" w:fill="FFFFFF" w:themeFill="background1"/>
             <w:tcMar>
               <w:top w:w="80" w:type="dxa"/>
               <w:left w:w="120" w:type="dxa"/>
@@ -23532,7 +23532,7 @@
               <w:bottom w:val="single" w:sz="6" w:space="0" w:color="D0E8E8"/>
               <w:right w:val="single" w:sz="6" w:space="0" w:color="D0E8E8"/>
             </w:tcBorders>
-            <w:shd w:val="clear" w:color="auto" w:fill="FFFFFF"/>
+            <w:shd w:val="clear" w:color="auto" w:fill="FFFFFF" w:themeFill="background1"/>
             <w:tcMar>
               <w:top w:w="80" w:type="dxa"/>
               <w:left w:w="120" w:type="dxa"/>
@@ -23561,7 +23561,7 @@
               <w:bottom w:val="single" w:sz="6" w:space="0" w:color="D0E8E8"/>
               <w:right w:val="single" w:sz="6" w:space="0" w:color="D0E8E8"/>
             </w:tcBorders>
-            <w:shd w:val="clear" w:color="auto" w:fill="FFFFFF"/>
+            <w:shd w:val="clear" w:color="auto" w:fill="FFFFFF" w:themeFill="background1"/>
             <w:tcMar>
               <w:top w:w="80" w:type="dxa"/>
               <w:left w:w="120" w:type="dxa"/>
@@ -23592,7 +23592,7 @@
               <w:bottom w:val="single" w:sz="6" w:space="0" w:color="D0E8E8"/>
               <w:right w:val="single" w:sz="6" w:space="0" w:color="D0E8E8"/>
             </w:tcBorders>
-            <w:shd w:val="clear" w:color="auto" w:fill="F0F6F6"/>
+            <w:shd w:val="clear" w:color="auto" w:fill="FFFFFF" w:themeFill="background1"/>
             <w:tcMar>
               <w:top w:w="80" w:type="dxa"/>
               <w:left w:w="120" w:type="dxa"/>
@@ -23621,7 +23621,7 @@
               <w:bottom w:val="single" w:sz="6" w:space="0" w:color="D0E8E8"/>
               <w:right w:val="single" w:sz="6" w:space="0" w:color="D0E8E8"/>
             </w:tcBorders>
-            <w:shd w:val="clear" w:color="auto" w:fill="F0F6F6"/>
+            <w:shd w:val="clear" w:color="auto" w:fill="FFFFFF" w:themeFill="background1"/>
             <w:tcMar>
               <w:top w:w="80" w:type="dxa"/>
               <w:left w:w="120" w:type="dxa"/>
@@ -23660,7 +23660,7 @@
               <w:bottom w:val="single" w:sz="6" w:space="0" w:color="D0E8E8"/>
               <w:right w:val="single" w:sz="6" w:space="0" w:color="D0E8E8"/>
             </w:tcBorders>
-            <w:shd w:val="clear" w:color="auto" w:fill="F0F6F6"/>
+            <w:shd w:val="clear" w:color="auto" w:fill="FFFFFF" w:themeFill="background1"/>
             <w:tcMar>
               <w:top w:w="80" w:type="dxa"/>
               <w:left w:w="120" w:type="dxa"/>
@@ -23689,7 +23689,7 @@
               <w:bottom w:val="single" w:sz="6" w:space="0" w:color="D0E8E8"/>
               <w:right w:val="single" w:sz="6" w:space="0" w:color="D0E8E8"/>
             </w:tcBorders>
-            <w:shd w:val="clear" w:color="auto" w:fill="F0F6F6"/>
+            <w:shd w:val="clear" w:color="auto" w:fill="FFFFFF" w:themeFill="background1"/>
             <w:tcMar>
               <w:top w:w="80" w:type="dxa"/>
               <w:left w:w="120" w:type="dxa"/>
@@ -23720,7 +23720,7 @@
               <w:bottom w:val="single" w:sz="6" w:space="0" w:color="D0E8E8"/>
               <w:right w:val="single" w:sz="6" w:space="0" w:color="D0E8E8"/>
             </w:tcBorders>
-            <w:shd w:val="clear" w:color="auto" w:fill="FFFFFF"/>
+            <w:shd w:val="clear" w:color="auto" w:fill="FFFFFF" w:themeFill="background1"/>
             <w:tcMar>
               <w:top w:w="80" w:type="dxa"/>
               <w:left w:w="120" w:type="dxa"/>
@@ -23749,7 +23749,7 @@
               <w:bottom w:val="single" w:sz="6" w:space="0" w:color="D0E8E8"/>
               <w:right w:val="single" w:sz="6" w:space="0" w:color="D0E8E8"/>
             </w:tcBorders>
-            <w:shd w:val="clear" w:color="auto" w:fill="FFFFFF"/>
+            <w:shd w:val="clear" w:color="auto" w:fill="FFFFFF" w:themeFill="background1"/>
             <w:tcMar>
               <w:top w:w="80" w:type="dxa"/>
               <w:left w:w="120" w:type="dxa"/>
@@ -23786,7 +23786,7 @@
               <w:bottom w:val="single" w:sz="6" w:space="0" w:color="D0E8E8"/>
               <w:right w:val="single" w:sz="6" w:space="0" w:color="D0E8E8"/>
             </w:tcBorders>
-            <w:shd w:val="clear" w:color="auto" w:fill="FFFFFF"/>
+            <w:shd w:val="clear" w:color="auto" w:fill="FFFFFF" w:themeFill="background1"/>
             <w:tcMar>
               <w:top w:w="80" w:type="dxa"/>
               <w:left w:w="120" w:type="dxa"/>
@@ -23815,7 +23815,7 @@
               <w:bottom w:val="single" w:sz="6" w:space="0" w:color="D0E8E8"/>
               <w:right w:val="single" w:sz="6" w:space="0" w:color="D0E8E8"/>
             </w:tcBorders>
-            <w:shd w:val="clear" w:color="auto" w:fill="FFFFFF"/>
+            <w:shd w:val="clear" w:color="auto" w:fill="FFFFFF" w:themeFill="background1"/>
             <w:tcMar>
               <w:top w:w="80" w:type="dxa"/>
               <w:left w:w="120" w:type="dxa"/>
@@ -23846,7 +23846,7 @@
               <w:bottom w:val="single" w:sz="6" w:space="0" w:color="D0E8E8"/>
               <w:right w:val="single" w:sz="6" w:space="0" w:color="D0E8E8"/>
             </w:tcBorders>
-            <w:shd w:val="clear" w:color="auto" w:fill="F0F6F6"/>
+            <w:shd w:val="clear" w:color="auto" w:fill="FFFFFF" w:themeFill="background1"/>
             <w:tcMar>
               <w:top w:w="80" w:type="dxa"/>
               <w:left w:w="120" w:type="dxa"/>
@@ -23875,7 +23875,7 @@
               <w:bottom w:val="single" w:sz="6" w:space="0" w:color="D0E8E8"/>
               <w:right w:val="single" w:sz="6" w:space="0" w:color="D0E8E8"/>
             </w:tcBorders>
-            <w:shd w:val="clear" w:color="auto" w:fill="F0F6F6"/>
+            <w:shd w:val="clear" w:color="auto" w:fill="FFFFFF" w:themeFill="background1"/>
             <w:tcMar>
               <w:top w:w="80" w:type="dxa"/>
               <w:left w:w="120" w:type="dxa"/>
@@ -23912,7 +23912,7 @@
               <w:bottom w:val="single" w:sz="6" w:space="0" w:color="D0E8E8"/>
               <w:right w:val="single" w:sz="6" w:space="0" w:color="D0E8E8"/>
             </w:tcBorders>
-            <w:shd w:val="clear" w:color="auto" w:fill="F0F6F6"/>
+            <w:shd w:val="clear" w:color="auto" w:fill="FFFFFF" w:themeFill="background1"/>
             <w:tcMar>
               <w:top w:w="80" w:type="dxa"/>
               <w:left w:w="120" w:type="dxa"/>
@@ -23941,7 +23941,7 @@
               <w:bottom w:val="single" w:sz="6" w:space="0" w:color="D0E8E8"/>
               <w:right w:val="single" w:sz="6" w:space="0" w:color="D0E8E8"/>
             </w:tcBorders>
-            <w:shd w:val="clear" w:color="auto" w:fill="F0F6F6"/>
+            <w:shd w:val="clear" w:color="auto" w:fill="FFFFFF" w:themeFill="background1"/>
             <w:tcMar>
               <w:top w:w="80" w:type="dxa"/>
               <w:left w:w="120" w:type="dxa"/>
@@ -24467,29 +24467,602 @@
     <w:p>
       <w:pPr>
         <w:spacing w:before="120" w:after="60"/>
-        <w:jc w:val="center"/>
         <w:rPr>
           <w:b/>
           <w:bCs/>
           <w:u w:val="single"/>
         </w:rPr>
       </w:pPr>
-    </w:p>
-    <w:p>
-      <w:pPr>
-        <w:spacing w:before="120" w:after="60"/>
-        <w:jc w:val="center"/>
+      <w:r>
         <w:rPr>
           <w:b/>
           <w:bCs/>
           <w:u w:val="single"/>
         </w:rPr>
-      </w:pPr>
+        <w:t>5.5 SYSTEM FLOW DIAGRAM</w:t>
+      </w:r>
+    </w:p>
+    <w:p>
+      <w:pPr>
+        <w:spacing w:before="120" w:after="60"/>
+        <w:rPr>
+          <w:b/>
+          <w:bCs/>
+          <w:u w:val="single"/>
+        </w:rPr>
+      </w:pPr>
+    </w:p>
+    <w:p>
+      <w:pPr>
+        <w:spacing w:before="120" w:after="60"/>
+        <w:rPr>
+          <w:b/>
+          <w:bCs/>
+          <w:u w:val="single"/>
+        </w:rPr>
+      </w:pPr>
+      <w:r>
+        <w:rPr>
+          <w:b/>
+          <w:bCs/>
+          <w:u w:val="single"/>
+        </w:rPr>
+        <w:t>5.5.1 DATA FLOW DIAGRAM</w:t>
+      </w:r>
+    </w:p>
+    <w:p>
+      <w:pPr>
+        <w:spacing w:before="120" w:after="60"/>
+        <w:rPr>
+          <w:b/>
+          <w:bCs/>
+          <w:u w:val="single"/>
+        </w:rPr>
+      </w:pPr>
+    </w:p>
+    <w:p>
+      <w:pPr>
+        <w:spacing w:before="120" w:after="60"/>
+        <w:rPr>
+          <w:b/>
+          <w:bCs/>
+          <w:u w:val="single"/>
+        </w:rPr>
+      </w:pPr>
+      <w:r>
+        <w:rPr>
+          <w:b/>
+          <w:bCs/>
+          <w:u w:val="single"/>
+        </w:rPr>
+        <w:t>LEVEL 0:</w:t>
+      </w:r>
+    </w:p>
+    <w:p>
+      <w:pPr>
+        <w:spacing w:before="120" w:after="60"/>
+        <w:rPr>
+          <w:b/>
+          <w:bCs/>
+          <w:u w:val="single"/>
+        </w:rPr>
+      </w:pPr>
+      <w:r>
+        <w:rPr>
+          <w:b/>
+          <w:bCs/>
+          <w:noProof/>
+          <w:u w:val="single"/>
+        </w:rPr>
+        <w:lastRenderedPageBreak/>
+        <w:drawing>
+          <wp:inline distT="0" distB="0" distL="0" distR="0" wp14:anchorId="7DF01F79" wp14:editId="38F5A84C">
+            <wp:extent cx="5943600" cy="2971800"/>
+            <wp:effectExtent l="0" t="0" r="0" b="0"/>
+            <wp:docPr id="2063709012" name="Picture 1"/>
+            <wp:cNvGraphicFramePr>
+              <a:graphicFrameLocks xmlns:a="http://schemas.openxmlformats.org/drawingml/2006/main" noChangeAspect="1"/>
+            </wp:cNvGraphicFramePr>
+            <a:graphic xmlns:a="http://schemas.openxmlformats.org/drawingml/2006/main">
+              <a:graphicData uri="http://schemas.openxmlformats.org/drawingml/2006/picture">
+                <pic:pic xmlns:pic="http://schemas.openxmlformats.org/drawingml/2006/picture">
+                  <pic:nvPicPr>
+                    <pic:cNvPr id="2063709012" name="Picture 2063709012"/>
+                    <pic:cNvPicPr/>
+                  </pic:nvPicPr>
+                  <pic:blipFill>
+                    <a:blip r:embed="rId9">
+                      <a:extLst>
+                        <a:ext uri="{28A0092B-C50C-407E-A947-70E740481C1C}">
+                          <a14:useLocalDpi xmlns:a14="http://schemas.microsoft.com/office/drawing/2010/main" val="0"/>
+                        </a:ext>
+                      </a:extLst>
+                    </a:blip>
+                    <a:stretch>
+                      <a:fillRect/>
+                    </a:stretch>
+                  </pic:blipFill>
+                  <pic:spPr>
+                    <a:xfrm>
+                      <a:off x="0" y="0"/>
+                      <a:ext cx="5943600" cy="2971800"/>
+                    </a:xfrm>
+                    <a:prstGeom prst="rect">
+                      <a:avLst/>
+                    </a:prstGeom>
+                  </pic:spPr>
+                </pic:pic>
+              </a:graphicData>
+            </a:graphic>
+          </wp:inline>
+        </w:drawing>
+      </w:r>
     </w:p>
     <w:p>
       <w:pPr>
         <w:spacing w:before="120" w:after="60"/>
         <w:jc w:val="center"/>
+        <w:rPr>
+          <w:b/>
+          <w:bCs/>
+          <w:u w:val="single"/>
+        </w:rPr>
+      </w:pPr>
+      <w:r>
+        <w:rPr>
+          <w:b/>
+          <w:bCs/>
+          <w:u w:val="single"/>
+        </w:rPr>
+        <w:t>Data Flow Diagram — Level 0</w:t>
+      </w:r>
+    </w:p>
+    <w:p>
+      <w:pPr>
+        <w:spacing w:before="120" w:after="60"/>
+        <w:jc w:val="center"/>
+        <w:rPr>
+          <w:b/>
+          <w:bCs/>
+          <w:u w:val="single"/>
+        </w:rPr>
+      </w:pPr>
+      <w:r>
+        <w:rPr>
+          <w:b/>
+          <w:bCs/>
+          <w:u w:val="single"/>
+        </w:rPr>
+        <w:t>Fig 5.5.1</w:t>
+      </w:r>
+    </w:p>
+    <w:p>
+      <w:pPr>
+        <w:spacing w:before="120" w:after="60"/>
+        <w:rPr>
+          <w:b/>
+          <w:bCs/>
+          <w:u w:val="single"/>
+        </w:rPr>
+      </w:pPr>
+      <w:r>
+        <w:rPr>
+          <w:b/>
+          <w:bCs/>
+          <w:u w:val="single"/>
+        </w:rPr>
+        <w:t>LEVEL 1:</w:t>
+      </w:r>
+    </w:p>
+    <w:p>
+      <w:pPr>
+        <w:spacing w:before="120" w:after="60"/>
+        <w:rPr>
+          <w:b/>
+          <w:bCs/>
+          <w:u w:val="single"/>
+        </w:rPr>
+      </w:pPr>
+      <w:r>
+        <w:rPr>
+          <w:b/>
+          <w:bCs/>
+          <w:noProof/>
+          <w:u w:val="single"/>
+        </w:rPr>
+        <w:drawing>
+          <wp:inline distT="0" distB="0" distL="0" distR="0" wp14:anchorId="145BA23C" wp14:editId="3DA2E9D0">
+            <wp:extent cx="5943600" cy="3472815"/>
+            <wp:effectExtent l="0" t="0" r="0" b="0"/>
+            <wp:docPr id="1857319070" name="Picture 3"/>
+            <wp:cNvGraphicFramePr>
+              <a:graphicFrameLocks xmlns:a="http://schemas.openxmlformats.org/drawingml/2006/main" noChangeAspect="1"/>
+            </wp:cNvGraphicFramePr>
+            <a:graphic xmlns:a="http://schemas.openxmlformats.org/drawingml/2006/main">
+              <a:graphicData uri="http://schemas.openxmlformats.org/drawingml/2006/picture">
+                <pic:pic xmlns:pic="http://schemas.openxmlformats.org/drawingml/2006/picture">
+                  <pic:nvPicPr>
+                    <pic:cNvPr id="1857319070" name="Picture 1857319070"/>
+                    <pic:cNvPicPr/>
+                  </pic:nvPicPr>
+                  <pic:blipFill>
+                    <a:blip r:embed="rId10">
+                      <a:extLst>
+                        <a:ext uri="{28A0092B-C50C-407E-A947-70E740481C1C}">
+                          <a14:useLocalDpi xmlns:a14="http://schemas.microsoft.com/office/drawing/2010/main" val="0"/>
+                        </a:ext>
+                      </a:extLst>
+                    </a:blip>
+                    <a:stretch>
+                      <a:fillRect/>
+                    </a:stretch>
+                  </pic:blipFill>
+                  <pic:spPr>
+                    <a:xfrm>
+                      <a:off x="0" y="0"/>
+                      <a:ext cx="5943600" cy="3472815"/>
+                    </a:xfrm>
+                    <a:prstGeom prst="rect">
+                      <a:avLst/>
+                    </a:prstGeom>
+                  </pic:spPr>
+                </pic:pic>
+              </a:graphicData>
+            </a:graphic>
+          </wp:inline>
+        </w:drawing>
+      </w:r>
+    </w:p>
+    <w:p>
+      <w:pPr>
+        <w:spacing w:before="120" w:after="60"/>
+        <w:jc w:val="center"/>
+        <w:rPr>
+          <w:b/>
+          <w:bCs/>
+          <w:u w:val="single"/>
+        </w:rPr>
+      </w:pPr>
+      <w:r>
+        <w:rPr>
+          <w:b/>
+          <w:bCs/>
+          <w:u w:val="single"/>
+        </w:rPr>
+        <w:t>Data Flow Diagram — Level 1</w:t>
+      </w:r>
+    </w:p>
+    <w:p>
+      <w:pPr>
+        <w:spacing w:before="120" w:after="60"/>
+        <w:jc w:val="center"/>
+        <w:rPr>
+          <w:b/>
+          <w:bCs/>
+          <w:u w:val="single"/>
+        </w:rPr>
+      </w:pPr>
+      <w:r>
+        <w:rPr>
+          <w:b/>
+          <w:bCs/>
+          <w:u w:val="single"/>
+        </w:rPr>
+        <w:t>Fig 5.5.2</w:t>
+      </w:r>
+    </w:p>
+    <w:p>
+      <w:pPr>
+        <w:spacing w:before="120" w:after="60"/>
+        <w:rPr>
+          <w:b/>
+          <w:bCs/>
+          <w:u w:val="single"/>
+        </w:rPr>
+      </w:pPr>
+      <w:r>
+        <w:rPr>
+          <w:b/>
+          <w:bCs/>
+          <w:u w:val="single"/>
+        </w:rPr>
+        <w:t>LEVEL 2:</w:t>
+      </w:r>
+    </w:p>
+    <w:p>
+      <w:pPr>
+        <w:spacing w:before="120" w:after="60"/>
+        <w:rPr>
+          <w:b/>
+          <w:bCs/>
+          <w:u w:val="single"/>
+        </w:rPr>
+      </w:pPr>
+      <w:r>
+        <w:rPr>
+          <w:b/>
+          <w:bCs/>
+          <w:noProof/>
+          <w:u w:val="single"/>
+        </w:rPr>
+        <w:lastRenderedPageBreak/>
+        <w:drawing>
+          <wp:inline distT="0" distB="0" distL="0" distR="0" wp14:anchorId="7912335F" wp14:editId="5549783E">
+            <wp:extent cx="5943600" cy="2971800"/>
+            <wp:effectExtent l="0" t="0" r="0" b="0"/>
+            <wp:docPr id="720447949" name="Picture 4"/>
+            <wp:cNvGraphicFramePr>
+              <a:graphicFrameLocks xmlns:a="http://schemas.openxmlformats.org/drawingml/2006/main" noChangeAspect="1"/>
+            </wp:cNvGraphicFramePr>
+            <a:graphic xmlns:a="http://schemas.openxmlformats.org/drawingml/2006/main">
+              <a:graphicData uri="http://schemas.openxmlformats.org/drawingml/2006/picture">
+                <pic:pic xmlns:pic="http://schemas.openxmlformats.org/drawingml/2006/picture">
+                  <pic:nvPicPr>
+                    <pic:cNvPr id="720447949" name="Picture 720447949"/>
+                    <pic:cNvPicPr/>
+                  </pic:nvPicPr>
+                  <pic:blipFill>
+                    <a:blip r:embed="rId11">
+                      <a:extLst>
+                        <a:ext uri="{28A0092B-C50C-407E-A947-70E740481C1C}">
+                          <a14:useLocalDpi xmlns:a14="http://schemas.microsoft.com/office/drawing/2010/main" val="0"/>
+                        </a:ext>
+                      </a:extLst>
+                    </a:blip>
+                    <a:stretch>
+                      <a:fillRect/>
+                    </a:stretch>
+                  </pic:blipFill>
+                  <pic:spPr>
+                    <a:xfrm>
+                      <a:off x="0" y="0"/>
+                      <a:ext cx="5943600" cy="2971800"/>
+                    </a:xfrm>
+                    <a:prstGeom prst="rect">
+                      <a:avLst/>
+                    </a:prstGeom>
+                  </pic:spPr>
+                </pic:pic>
+              </a:graphicData>
+            </a:graphic>
+          </wp:inline>
+        </w:drawing>
+      </w:r>
+    </w:p>
+    <w:p>
+      <w:pPr>
+        <w:spacing w:before="120" w:after="60"/>
+        <w:jc w:val="center"/>
+        <w:rPr>
+          <w:b/>
+          <w:bCs/>
+          <w:u w:val="single"/>
+        </w:rPr>
+      </w:pPr>
+      <w:r>
+        <w:rPr>
+          <w:b/>
+          <w:bCs/>
+          <w:u w:val="single"/>
+        </w:rPr>
+        <w:t>Data Flow Diagram — Level 2</w:t>
+      </w:r>
+    </w:p>
+    <w:p>
+      <w:pPr>
+        <w:spacing w:before="120" w:after="60"/>
+        <w:jc w:val="center"/>
+        <w:rPr>
+          <w:b/>
+          <w:bCs/>
+          <w:u w:val="single"/>
+        </w:rPr>
+      </w:pPr>
+      <w:r>
+        <w:rPr>
+          <w:b/>
+          <w:bCs/>
+          <w:u w:val="single"/>
+        </w:rPr>
+        <w:t>Fig 5.5.3</w:t>
+      </w:r>
+    </w:p>
+    <w:p>
+      <w:pPr>
+        <w:spacing w:before="120" w:after="60"/>
+        <w:rPr>
+          <w:b/>
+          <w:bCs/>
+          <w:u w:val="single"/>
+        </w:rPr>
+      </w:pPr>
+      <w:r>
+        <w:rPr>
+          <w:b/>
+          <w:bCs/>
+          <w:u w:val="single"/>
+        </w:rPr>
+        <w:t>5.5.2 USE CASE DIAGRAM:</w:t>
+      </w:r>
+    </w:p>
+    <w:p>
+      <w:pPr>
+        <w:spacing w:before="120" w:after="60"/>
+        <w:rPr>
+          <w:b/>
+          <w:bCs/>
+          <w:u w:val="single"/>
+        </w:rPr>
+      </w:pPr>
+      <w:r>
+        <w:rPr>
+          <w:b/>
+          <w:bCs/>
+          <w:noProof/>
+          <w:u w:val="single"/>
+        </w:rPr>
+        <w:drawing>
+          <wp:inline distT="0" distB="0" distL="0" distR="0" wp14:anchorId="4D596807" wp14:editId="534CF95B">
+            <wp:extent cx="5943600" cy="3853180"/>
+            <wp:effectExtent l="0" t="0" r="0" b="0"/>
+            <wp:docPr id="1123996964" name="Picture 5"/>
+            <wp:cNvGraphicFramePr>
+              <a:graphicFrameLocks xmlns:a="http://schemas.openxmlformats.org/drawingml/2006/main" noChangeAspect="1"/>
+            </wp:cNvGraphicFramePr>
+            <a:graphic xmlns:a="http://schemas.openxmlformats.org/drawingml/2006/main">
+              <a:graphicData uri="http://schemas.openxmlformats.org/drawingml/2006/picture">
+                <pic:pic xmlns:pic="http://schemas.openxmlformats.org/drawingml/2006/picture">
+                  <pic:nvPicPr>
+                    <pic:cNvPr id="1123996964" name="Picture 1123996964"/>
+                    <pic:cNvPicPr/>
+                  </pic:nvPicPr>
+                  <pic:blipFill>
+                    <a:blip r:embed="rId12">
+                      <a:extLst>
+                        <a:ext uri="{28A0092B-C50C-407E-A947-70E740481C1C}">
+                          <a14:useLocalDpi xmlns:a14="http://schemas.microsoft.com/office/drawing/2010/main" val="0"/>
+                        </a:ext>
+                      </a:extLst>
+                    </a:blip>
+                    <a:stretch>
+                      <a:fillRect/>
+                    </a:stretch>
+                  </pic:blipFill>
+                  <pic:spPr>
+                    <a:xfrm>
+                      <a:off x="0" y="0"/>
+                      <a:ext cx="5943600" cy="3853180"/>
+                    </a:xfrm>
+                    <a:prstGeom prst="rect">
+                      <a:avLst/>
+                    </a:prstGeom>
+                  </pic:spPr>
+                </pic:pic>
+              </a:graphicData>
+            </a:graphic>
+          </wp:inline>
+        </w:drawing>
+      </w:r>
+    </w:p>
+    <w:p>
+      <w:pPr>
+        <w:spacing w:before="120" w:after="60"/>
+        <w:jc w:val="center"/>
+        <w:rPr>
+          <w:b/>
+          <w:bCs/>
+          <w:u w:val="single"/>
+        </w:rPr>
+      </w:pPr>
+      <w:r>
+        <w:rPr>
+          <w:b/>
+          <w:bCs/>
+          <w:u w:val="single"/>
+        </w:rPr>
+        <w:t>Use Case Diagram</w:t>
+      </w:r>
+    </w:p>
+    <w:p>
+      <w:pPr>
+        <w:spacing w:before="120" w:after="60"/>
+        <w:jc w:val="center"/>
+        <w:rPr>
+          <w:b/>
+          <w:bCs/>
+          <w:u w:val="single"/>
+        </w:rPr>
+      </w:pPr>
+      <w:r>
+        <w:rPr>
+          <w:b/>
+          <w:bCs/>
+          <w:u w:val="single"/>
+        </w:rPr>
+        <w:t>Fig 5.5.4</w:t>
+      </w:r>
+    </w:p>
+    <w:p>
+      <w:pPr>
+        <w:spacing w:before="120" w:after="60"/>
+        <w:rPr>
+          <w:b/>
+          <w:bCs/>
+          <w:u w:val="single"/>
+        </w:rPr>
+      </w:pPr>
+      <w:r>
+        <w:rPr>
+          <w:b/>
+          <w:bCs/>
+          <w:u w:val="single"/>
+        </w:rPr>
+        <w:lastRenderedPageBreak/>
+        <w:t>5.5.3 ER DIAGRAM:</w:t>
+      </w:r>
+    </w:p>
+    <w:p>
+      <w:pPr>
+        <w:spacing w:before="120" w:after="60"/>
+        <w:rPr>
+          <w:b/>
+          <w:bCs/>
+          <w:u w:val="single"/>
+        </w:rPr>
+      </w:pPr>
+      <w:r>
+        <w:rPr>
+          <w:b/>
+          <w:bCs/>
+          <w:noProof/>
+          <w:u w:val="single"/>
+        </w:rPr>
+        <w:drawing>
+          <wp:inline distT="0" distB="0" distL="0" distR="0" wp14:anchorId="7F64D174" wp14:editId="02784811">
+            <wp:extent cx="5943600" cy="3241675"/>
+            <wp:effectExtent l="0" t="0" r="0" b="0"/>
+            <wp:docPr id="2021896424" name="Picture 6"/>
+            <wp:cNvGraphicFramePr>
+              <a:graphicFrameLocks xmlns:a="http://schemas.openxmlformats.org/drawingml/2006/main" noChangeAspect="1"/>
+            </wp:cNvGraphicFramePr>
+            <a:graphic xmlns:a="http://schemas.openxmlformats.org/drawingml/2006/main">
+              <a:graphicData uri="http://schemas.openxmlformats.org/drawingml/2006/picture">
+                <pic:pic xmlns:pic="http://schemas.openxmlformats.org/drawingml/2006/picture">
+                  <pic:nvPicPr>
+                    <pic:cNvPr id="2021896424" name="Picture 2021896424"/>
+                    <pic:cNvPicPr/>
+                  </pic:nvPicPr>
+                  <pic:blipFill>
+                    <a:blip r:embed="rId13">
+                      <a:extLst>
+                        <a:ext uri="{28A0092B-C50C-407E-A947-70E740481C1C}">
+                          <a14:useLocalDpi xmlns:a14="http://schemas.microsoft.com/office/drawing/2010/main" val="0"/>
+                        </a:ext>
+                      </a:extLst>
+                    </a:blip>
+                    <a:stretch>
+                      <a:fillRect/>
+                    </a:stretch>
+                  </pic:blipFill>
+                  <pic:spPr>
+                    <a:xfrm>
+                      <a:off x="0" y="0"/>
+                      <a:ext cx="5943600" cy="3241675"/>
+                    </a:xfrm>
+                    <a:prstGeom prst="rect">
+                      <a:avLst/>
+                    </a:prstGeom>
+                  </pic:spPr>
+                </pic:pic>
+              </a:graphicData>
+            </a:graphic>
+          </wp:inline>
+        </w:drawing>
+      </w:r>
+    </w:p>
+    <w:p>
+      <w:pPr>
+        <w:spacing w:before="120" w:after="60"/>
         <w:rPr>
           <w:b/>
           <w:bCs/>
@@ -24524,7 +25097,6 @@
           <w:sz w:val="28"/>
           <w:szCs w:val="28"/>
         </w:rPr>
-        <w:lastRenderedPageBreak/>
         <w:t>SYSTEM TESTING</w:t>
       </w:r>
     </w:p>
@@ -24778,7 +25350,7 @@
               <w:bottom w:val="single" w:sz="6" w:space="0" w:color="D0E8E8"/>
               <w:right w:val="single" w:sz="6" w:space="0" w:color="D0E8E8"/>
             </w:tcBorders>
-            <w:shd w:val="clear" w:color="auto" w:fill="F0F6F6"/>
+            <w:shd w:val="clear" w:color="auto" w:fill="FFFFFF" w:themeFill="background1"/>
             <w:tcMar>
               <w:top w:w="80" w:type="dxa"/>
               <w:left w:w="120" w:type="dxa"/>
@@ -24807,7 +25379,7 @@
               <w:bottom w:val="single" w:sz="6" w:space="0" w:color="D0E8E8"/>
               <w:right w:val="single" w:sz="6" w:space="0" w:color="D0E8E8"/>
             </w:tcBorders>
-            <w:shd w:val="clear" w:color="auto" w:fill="F0F6F6"/>
+            <w:shd w:val="clear" w:color="auto" w:fill="FFFFFF" w:themeFill="background1"/>
             <w:tcMar>
               <w:top w:w="80" w:type="dxa"/>
               <w:left w:w="120" w:type="dxa"/>
@@ -24838,7 +25410,7 @@
               <w:bottom w:val="single" w:sz="6" w:space="0" w:color="D0E8E8"/>
               <w:right w:val="single" w:sz="6" w:space="0" w:color="D0E8E8"/>
             </w:tcBorders>
-            <w:shd w:val="clear" w:color="auto" w:fill="F0F6F6"/>
+            <w:shd w:val="clear" w:color="auto" w:fill="FFFFFF" w:themeFill="background1"/>
             <w:tcMar>
               <w:top w:w="80" w:type="dxa"/>
               <w:left w:w="120" w:type="dxa"/>
@@ -24867,7 +25439,7 @@
               <w:bottom w:val="single" w:sz="6" w:space="0" w:color="D0E8E8"/>
               <w:right w:val="single" w:sz="6" w:space="0" w:color="D0E8E8"/>
             </w:tcBorders>
-            <w:shd w:val="clear" w:color="auto" w:fill="F0F6F6"/>
+            <w:shd w:val="clear" w:color="auto" w:fill="FFFFFF" w:themeFill="background1"/>
             <w:tcMar>
               <w:top w:w="80" w:type="dxa"/>
               <w:left w:w="120" w:type="dxa"/>
@@ -24896,7 +25468,7 @@
               <w:bottom w:val="single" w:sz="6" w:space="0" w:color="D0E8E8"/>
               <w:right w:val="single" w:sz="6" w:space="0" w:color="D0E8E8"/>
             </w:tcBorders>
-            <w:shd w:val="clear" w:color="auto" w:fill="F0F6F6"/>
+            <w:shd w:val="clear" w:color="auto" w:fill="FFFFFF" w:themeFill="background1"/>
             <w:tcMar>
               <w:top w:w="80" w:type="dxa"/>
               <w:left w:w="120" w:type="dxa"/>
@@ -24927,7 +25499,7 @@
               <w:bottom w:val="single" w:sz="6" w:space="0" w:color="D0E8E8"/>
               <w:right w:val="single" w:sz="6" w:space="0" w:color="D0E8E8"/>
             </w:tcBorders>
-            <w:shd w:val="clear" w:color="auto" w:fill="FFFFFF"/>
+            <w:shd w:val="clear" w:color="auto" w:fill="FFFFFF" w:themeFill="background1"/>
             <w:tcMar>
               <w:top w:w="80" w:type="dxa"/>
               <w:left w:w="120" w:type="dxa"/>
@@ -24956,7 +25528,7 @@
               <w:bottom w:val="single" w:sz="6" w:space="0" w:color="D0E8E8"/>
               <w:right w:val="single" w:sz="6" w:space="0" w:color="D0E8E8"/>
             </w:tcBorders>
-            <w:shd w:val="clear" w:color="auto" w:fill="FFFFFF"/>
+            <w:shd w:val="clear" w:color="auto" w:fill="FFFFFF" w:themeFill="background1"/>
             <w:tcMar>
               <w:top w:w="80" w:type="dxa"/>
               <w:left w:w="120" w:type="dxa"/>
@@ -24987,7 +25559,7 @@
               <w:bottom w:val="single" w:sz="6" w:space="0" w:color="D0E8E8"/>
               <w:right w:val="single" w:sz="6" w:space="0" w:color="D0E8E8"/>
             </w:tcBorders>
-            <w:shd w:val="clear" w:color="auto" w:fill="FFFFFF"/>
+            <w:shd w:val="clear" w:color="auto" w:fill="FFFFFF" w:themeFill="background1"/>
             <w:tcMar>
               <w:top w:w="80" w:type="dxa"/>
               <w:left w:w="120" w:type="dxa"/>
@@ -25016,7 +25588,7 @@
               <w:bottom w:val="single" w:sz="6" w:space="0" w:color="D0E8E8"/>
               <w:right w:val="single" w:sz="6" w:space="0" w:color="D0E8E8"/>
             </w:tcBorders>
-            <w:shd w:val="clear" w:color="auto" w:fill="FFFFFF"/>
+            <w:shd w:val="clear" w:color="auto" w:fill="FFFFFF" w:themeFill="background1"/>
             <w:tcMar>
               <w:top w:w="80" w:type="dxa"/>
               <w:left w:w="120" w:type="dxa"/>
@@ -25045,7 +25617,7 @@
               <w:bottom w:val="single" w:sz="6" w:space="0" w:color="D0E8E8"/>
               <w:right w:val="single" w:sz="6" w:space="0" w:color="D0E8E8"/>
             </w:tcBorders>
-            <w:shd w:val="clear" w:color="auto" w:fill="FFFFFF"/>
+            <w:shd w:val="clear" w:color="auto" w:fill="FFFFFF" w:themeFill="background1"/>
             <w:tcMar>
               <w:top w:w="80" w:type="dxa"/>
               <w:left w:w="120" w:type="dxa"/>
@@ -25076,22 +25648,23 @@
               <w:bottom w:val="single" w:sz="6" w:space="0" w:color="D0E8E8"/>
               <w:right w:val="single" w:sz="6" w:space="0" w:color="D0E8E8"/>
             </w:tcBorders>
-            <w:shd w:val="clear" w:color="auto" w:fill="F0F6F6"/>
-            <w:tcMar>
-              <w:top w:w="80" w:type="dxa"/>
-              <w:left w:w="120" w:type="dxa"/>
-              <w:bottom w:w="80" w:type="dxa"/>
-              <w:right w:w="120" w:type="dxa"/>
-            </w:tcMar>
-            <w:vAlign w:val="center"/>
-            <w:hideMark/>
-          </w:tcPr>
-          <w:p>
-            <w:pPr>
-              <w:spacing w:before="120" w:after="60"/>
-              <w:jc w:val="center"/>
-            </w:pPr>
-            <w:r>
+            <w:shd w:val="clear" w:color="auto" w:fill="FFFFFF" w:themeFill="background1"/>
+            <w:tcMar>
+              <w:top w:w="80" w:type="dxa"/>
+              <w:left w:w="120" w:type="dxa"/>
+              <w:bottom w:w="80" w:type="dxa"/>
+              <w:right w:w="120" w:type="dxa"/>
+            </w:tcMar>
+            <w:vAlign w:val="center"/>
+            <w:hideMark/>
+          </w:tcPr>
+          <w:p>
+            <w:pPr>
+              <w:spacing w:before="120" w:after="60"/>
+              <w:jc w:val="center"/>
+            </w:pPr>
+            <w:r>
+              <w:lastRenderedPageBreak/>
               <w:t>UT-03</w:t>
             </w:r>
           </w:p>
@@ -25105,7 +25678,7 @@
               <w:bottom w:val="single" w:sz="6" w:space="0" w:color="D0E8E8"/>
               <w:right w:val="single" w:sz="6" w:space="0" w:color="D0E8E8"/>
             </w:tcBorders>
-            <w:shd w:val="clear" w:color="auto" w:fill="F0F6F6"/>
+            <w:shd w:val="clear" w:color="auto" w:fill="FFFFFF" w:themeFill="background1"/>
             <w:tcMar>
               <w:top w:w="80" w:type="dxa"/>
               <w:left w:w="120" w:type="dxa"/>
@@ -25136,7 +25709,7 @@
               <w:bottom w:val="single" w:sz="6" w:space="0" w:color="D0E8E8"/>
               <w:right w:val="single" w:sz="6" w:space="0" w:color="D0E8E8"/>
             </w:tcBorders>
-            <w:shd w:val="clear" w:color="auto" w:fill="F0F6F6"/>
+            <w:shd w:val="clear" w:color="auto" w:fill="FFFFFF" w:themeFill="background1"/>
             <w:tcMar>
               <w:top w:w="80" w:type="dxa"/>
               <w:left w:w="120" w:type="dxa"/>
@@ -25165,7 +25738,7 @@
               <w:bottom w:val="single" w:sz="6" w:space="0" w:color="D0E8E8"/>
               <w:right w:val="single" w:sz="6" w:space="0" w:color="D0E8E8"/>
             </w:tcBorders>
-            <w:shd w:val="clear" w:color="auto" w:fill="F0F6F6"/>
+            <w:shd w:val="clear" w:color="auto" w:fill="FFFFFF" w:themeFill="background1"/>
             <w:tcMar>
               <w:top w:w="80" w:type="dxa"/>
               <w:left w:w="120" w:type="dxa"/>
@@ -25194,7 +25767,7 @@
               <w:bottom w:val="single" w:sz="6" w:space="0" w:color="D0E8E8"/>
               <w:right w:val="single" w:sz="6" w:space="0" w:color="D0E8E8"/>
             </w:tcBorders>
-            <w:shd w:val="clear" w:color="auto" w:fill="F0F6F6"/>
+            <w:shd w:val="clear" w:color="auto" w:fill="FFFFFF" w:themeFill="background1"/>
             <w:tcMar>
               <w:top w:w="80" w:type="dxa"/>
               <w:left w:w="120" w:type="dxa"/>
@@ -25225,7 +25798,7 @@
               <w:bottom w:val="single" w:sz="6" w:space="0" w:color="D0E8E8"/>
               <w:right w:val="single" w:sz="6" w:space="0" w:color="D0E8E8"/>
             </w:tcBorders>
-            <w:shd w:val="clear" w:color="auto" w:fill="FFFFFF"/>
+            <w:shd w:val="clear" w:color="auto" w:fill="FFFFFF" w:themeFill="background1"/>
             <w:tcMar>
               <w:top w:w="80" w:type="dxa"/>
               <w:left w:w="120" w:type="dxa"/>
@@ -25254,7 +25827,7 @@
               <w:bottom w:val="single" w:sz="6" w:space="0" w:color="D0E8E8"/>
               <w:right w:val="single" w:sz="6" w:space="0" w:color="D0E8E8"/>
             </w:tcBorders>
-            <w:shd w:val="clear" w:color="auto" w:fill="FFFFFF"/>
+            <w:shd w:val="clear" w:color="auto" w:fill="FFFFFF" w:themeFill="background1"/>
             <w:tcMar>
               <w:top w:w="80" w:type="dxa"/>
               <w:left w:w="120" w:type="dxa"/>
@@ -25285,7 +25858,7 @@
               <w:bottom w:val="single" w:sz="6" w:space="0" w:color="D0E8E8"/>
               <w:right w:val="single" w:sz="6" w:space="0" w:color="D0E8E8"/>
             </w:tcBorders>
-            <w:shd w:val="clear" w:color="auto" w:fill="FFFFFF"/>
+            <w:shd w:val="clear" w:color="auto" w:fill="FFFFFF" w:themeFill="background1"/>
             <w:tcMar>
               <w:top w:w="80" w:type="dxa"/>
               <w:left w:w="120" w:type="dxa"/>
@@ -25314,7 +25887,7 @@
               <w:bottom w:val="single" w:sz="6" w:space="0" w:color="D0E8E8"/>
               <w:right w:val="single" w:sz="6" w:space="0" w:color="D0E8E8"/>
             </w:tcBorders>
-            <w:shd w:val="clear" w:color="auto" w:fill="FFFFFF"/>
+            <w:shd w:val="clear" w:color="auto" w:fill="FFFFFF" w:themeFill="background1"/>
             <w:tcMar>
               <w:top w:w="80" w:type="dxa"/>
               <w:left w:w="120" w:type="dxa"/>
@@ -25343,7 +25916,7 @@
               <w:bottom w:val="single" w:sz="6" w:space="0" w:color="D0E8E8"/>
               <w:right w:val="single" w:sz="6" w:space="0" w:color="D0E8E8"/>
             </w:tcBorders>
-            <w:shd w:val="clear" w:color="auto" w:fill="FFFFFF"/>
+            <w:shd w:val="clear" w:color="auto" w:fill="FFFFFF" w:themeFill="background1"/>
             <w:tcMar>
               <w:top w:w="80" w:type="dxa"/>
               <w:left w:w="120" w:type="dxa"/>
@@ -25374,7 +25947,7 @@
               <w:bottom w:val="single" w:sz="6" w:space="0" w:color="D0E8E8"/>
               <w:right w:val="single" w:sz="6" w:space="0" w:color="D0E8E8"/>
             </w:tcBorders>
-            <w:shd w:val="clear" w:color="auto" w:fill="F0F6F6"/>
+            <w:shd w:val="clear" w:color="auto" w:fill="FFFFFF" w:themeFill="background1"/>
             <w:tcMar>
               <w:top w:w="80" w:type="dxa"/>
               <w:left w:w="120" w:type="dxa"/>
@@ -25403,7 +25976,7 @@
               <w:bottom w:val="single" w:sz="6" w:space="0" w:color="D0E8E8"/>
               <w:right w:val="single" w:sz="6" w:space="0" w:color="D0E8E8"/>
             </w:tcBorders>
-            <w:shd w:val="clear" w:color="auto" w:fill="F0F6F6"/>
+            <w:shd w:val="clear" w:color="auto" w:fill="FFFFFF" w:themeFill="background1"/>
             <w:tcMar>
               <w:top w:w="80" w:type="dxa"/>
               <w:left w:w="120" w:type="dxa"/>
@@ -25434,7 +26007,7 @@
               <w:bottom w:val="single" w:sz="6" w:space="0" w:color="D0E8E8"/>
               <w:right w:val="single" w:sz="6" w:space="0" w:color="D0E8E8"/>
             </w:tcBorders>
-            <w:shd w:val="clear" w:color="auto" w:fill="F0F6F6"/>
+            <w:shd w:val="clear" w:color="auto" w:fill="FFFFFF" w:themeFill="background1"/>
             <w:tcMar>
               <w:top w:w="80" w:type="dxa"/>
               <w:left w:w="120" w:type="dxa"/>
@@ -25463,7 +26036,7 @@
               <w:bottom w:val="single" w:sz="6" w:space="0" w:color="D0E8E8"/>
               <w:right w:val="single" w:sz="6" w:space="0" w:color="D0E8E8"/>
             </w:tcBorders>
-            <w:shd w:val="clear" w:color="auto" w:fill="F0F6F6"/>
+            <w:shd w:val="clear" w:color="auto" w:fill="FFFFFF" w:themeFill="background1"/>
             <w:tcMar>
               <w:top w:w="80" w:type="dxa"/>
               <w:left w:w="120" w:type="dxa"/>
@@ -25492,7 +26065,7 @@
               <w:bottom w:val="single" w:sz="6" w:space="0" w:color="D0E8E8"/>
               <w:right w:val="single" w:sz="6" w:space="0" w:color="D0E8E8"/>
             </w:tcBorders>
-            <w:shd w:val="clear" w:color="auto" w:fill="F0F6F6"/>
+            <w:shd w:val="clear" w:color="auto" w:fill="FFFFFF" w:themeFill="background1"/>
             <w:tcMar>
               <w:top w:w="80" w:type="dxa"/>
               <w:left w:w="120" w:type="dxa"/>
@@ -25523,7 +26096,7 @@
               <w:bottom w:val="single" w:sz="6" w:space="0" w:color="D0E8E8"/>
               <w:right w:val="single" w:sz="6" w:space="0" w:color="D0E8E8"/>
             </w:tcBorders>
-            <w:shd w:val="clear" w:color="auto" w:fill="FFFFFF"/>
+            <w:shd w:val="clear" w:color="auto" w:fill="FFFFFF" w:themeFill="background1"/>
             <w:tcMar>
               <w:top w:w="80" w:type="dxa"/>
               <w:left w:w="120" w:type="dxa"/>
@@ -25552,7 +26125,7 @@
               <w:bottom w:val="single" w:sz="6" w:space="0" w:color="D0E8E8"/>
               <w:right w:val="single" w:sz="6" w:space="0" w:color="D0E8E8"/>
             </w:tcBorders>
-            <w:shd w:val="clear" w:color="auto" w:fill="FFFFFF"/>
+            <w:shd w:val="clear" w:color="auto" w:fill="FFFFFF" w:themeFill="background1"/>
             <w:tcMar>
               <w:top w:w="80" w:type="dxa"/>
               <w:left w:w="120" w:type="dxa"/>
@@ -25583,7 +26156,7 @@
               <w:bottom w:val="single" w:sz="6" w:space="0" w:color="D0E8E8"/>
               <w:right w:val="single" w:sz="6" w:space="0" w:color="D0E8E8"/>
             </w:tcBorders>
-            <w:shd w:val="clear" w:color="auto" w:fill="FFFFFF"/>
+            <w:shd w:val="clear" w:color="auto" w:fill="FFFFFF" w:themeFill="background1"/>
             <w:tcMar>
               <w:top w:w="80" w:type="dxa"/>
               <w:left w:w="120" w:type="dxa"/>
@@ -25612,7 +26185,7 @@
               <w:bottom w:val="single" w:sz="6" w:space="0" w:color="D0E8E8"/>
               <w:right w:val="single" w:sz="6" w:space="0" w:color="D0E8E8"/>
             </w:tcBorders>
-            <w:shd w:val="clear" w:color="auto" w:fill="FFFFFF"/>
+            <w:shd w:val="clear" w:color="auto" w:fill="FFFFFF" w:themeFill="background1"/>
             <w:tcMar>
               <w:top w:w="80" w:type="dxa"/>
               <w:left w:w="120" w:type="dxa"/>
@@ -25641,7 +26214,7 @@
               <w:bottom w:val="single" w:sz="6" w:space="0" w:color="D0E8E8"/>
               <w:right w:val="single" w:sz="6" w:space="0" w:color="D0E8E8"/>
             </w:tcBorders>
-            <w:shd w:val="clear" w:color="auto" w:fill="FFFFFF"/>
+            <w:shd w:val="clear" w:color="auto" w:fill="FFFFFF" w:themeFill="background1"/>
             <w:tcMar>
               <w:top w:w="80" w:type="dxa"/>
               <w:left w:w="120" w:type="dxa"/>
@@ -25672,7 +26245,7 @@
               <w:bottom w:val="single" w:sz="6" w:space="0" w:color="D0E8E8"/>
               <w:right w:val="single" w:sz="6" w:space="0" w:color="D0E8E8"/>
             </w:tcBorders>
-            <w:shd w:val="clear" w:color="auto" w:fill="F0F6F6"/>
+            <w:shd w:val="clear" w:color="auto" w:fill="FFFFFF" w:themeFill="background1"/>
             <w:tcMar>
               <w:top w:w="80" w:type="dxa"/>
               <w:left w:w="120" w:type="dxa"/>
@@ -25701,7 +26274,7 @@
               <w:bottom w:val="single" w:sz="6" w:space="0" w:color="D0E8E8"/>
               <w:right w:val="single" w:sz="6" w:space="0" w:color="D0E8E8"/>
             </w:tcBorders>
-            <w:shd w:val="clear" w:color="auto" w:fill="F0F6F6"/>
+            <w:shd w:val="clear" w:color="auto" w:fill="FFFFFF" w:themeFill="background1"/>
             <w:tcMar>
               <w:top w:w="80" w:type="dxa"/>
               <w:left w:w="120" w:type="dxa"/>
@@ -25732,7 +26305,7 @@
               <w:bottom w:val="single" w:sz="6" w:space="0" w:color="D0E8E8"/>
               <w:right w:val="single" w:sz="6" w:space="0" w:color="D0E8E8"/>
             </w:tcBorders>
-            <w:shd w:val="clear" w:color="auto" w:fill="F0F6F6"/>
+            <w:shd w:val="clear" w:color="auto" w:fill="FFFFFF" w:themeFill="background1"/>
             <w:tcMar>
               <w:top w:w="80" w:type="dxa"/>
               <w:left w:w="120" w:type="dxa"/>
@@ -25761,7 +26334,7 @@
               <w:bottom w:val="single" w:sz="6" w:space="0" w:color="D0E8E8"/>
               <w:right w:val="single" w:sz="6" w:space="0" w:color="D0E8E8"/>
             </w:tcBorders>
-            <w:shd w:val="clear" w:color="auto" w:fill="F0F6F6"/>
+            <w:shd w:val="clear" w:color="auto" w:fill="FFFFFF" w:themeFill="background1"/>
             <w:tcMar>
               <w:top w:w="80" w:type="dxa"/>
               <w:left w:w="120" w:type="dxa"/>
@@ -25790,7 +26363,7 @@
               <w:bottom w:val="single" w:sz="6" w:space="0" w:color="D0E8E8"/>
               <w:right w:val="single" w:sz="6" w:space="0" w:color="D0E8E8"/>
             </w:tcBorders>
-            <w:shd w:val="clear" w:color="auto" w:fill="F0F6F6"/>
+            <w:shd w:val="clear" w:color="auto" w:fill="FFFFFF" w:themeFill="background1"/>
             <w:tcMar>
               <w:top w:w="80" w:type="dxa"/>
               <w:left w:w="120" w:type="dxa"/>
@@ -25821,7 +26394,7 @@
               <w:bottom w:val="single" w:sz="6" w:space="0" w:color="D0E8E8"/>
               <w:right w:val="single" w:sz="6" w:space="0" w:color="D0E8E8"/>
             </w:tcBorders>
-            <w:shd w:val="clear" w:color="auto" w:fill="FFFFFF"/>
+            <w:shd w:val="clear" w:color="auto" w:fill="FFFFFF" w:themeFill="background1"/>
             <w:tcMar>
               <w:top w:w="80" w:type="dxa"/>
               <w:left w:w="120" w:type="dxa"/>
@@ -25850,7 +26423,7 @@
               <w:bottom w:val="single" w:sz="6" w:space="0" w:color="D0E8E8"/>
               <w:right w:val="single" w:sz="6" w:space="0" w:color="D0E8E8"/>
             </w:tcBorders>
-            <w:shd w:val="clear" w:color="auto" w:fill="FFFFFF"/>
+            <w:shd w:val="clear" w:color="auto" w:fill="FFFFFF" w:themeFill="background1"/>
             <w:tcMar>
               <w:top w:w="80" w:type="dxa"/>
               <w:left w:w="120" w:type="dxa"/>
@@ -25881,7 +26454,7 @@
               <w:bottom w:val="single" w:sz="6" w:space="0" w:color="D0E8E8"/>
               <w:right w:val="single" w:sz="6" w:space="0" w:color="D0E8E8"/>
             </w:tcBorders>
-            <w:shd w:val="clear" w:color="auto" w:fill="FFFFFF"/>
+            <w:shd w:val="clear" w:color="auto" w:fill="FFFFFF" w:themeFill="background1"/>
             <w:tcMar>
               <w:top w:w="80" w:type="dxa"/>
               <w:left w:w="120" w:type="dxa"/>
@@ -25910,7 +26483,7 @@
               <w:bottom w:val="single" w:sz="6" w:space="0" w:color="D0E8E8"/>
               <w:right w:val="single" w:sz="6" w:space="0" w:color="D0E8E8"/>
             </w:tcBorders>
-            <w:shd w:val="clear" w:color="auto" w:fill="FFFFFF"/>
+            <w:shd w:val="clear" w:color="auto" w:fill="FFFFFF" w:themeFill="background1"/>
             <w:tcMar>
               <w:top w:w="80" w:type="dxa"/>
               <w:left w:w="120" w:type="dxa"/>
@@ -25939,7 +26512,7 @@
               <w:bottom w:val="single" w:sz="6" w:space="0" w:color="D0E8E8"/>
               <w:right w:val="single" w:sz="6" w:space="0" w:color="D0E8E8"/>
             </w:tcBorders>
-            <w:shd w:val="clear" w:color="auto" w:fill="FFFFFF"/>
+            <w:shd w:val="clear" w:color="auto" w:fill="FFFFFF" w:themeFill="background1"/>
             <w:tcMar>
               <w:top w:w="80" w:type="dxa"/>
               <w:left w:w="120" w:type="dxa"/>
@@ -25970,7 +26543,7 @@
               <w:bottom w:val="single" w:sz="6" w:space="0" w:color="D0E8E8"/>
               <w:right w:val="single" w:sz="6" w:space="0" w:color="D0E8E8"/>
             </w:tcBorders>
-            <w:shd w:val="clear" w:color="auto" w:fill="F0F6F6"/>
+            <w:shd w:val="clear" w:color="auto" w:fill="FFFFFF" w:themeFill="background1"/>
             <w:tcMar>
               <w:top w:w="80" w:type="dxa"/>
               <w:left w:w="120" w:type="dxa"/>
@@ -25999,7 +26572,7 @@
               <w:bottom w:val="single" w:sz="6" w:space="0" w:color="D0E8E8"/>
               <w:right w:val="single" w:sz="6" w:space="0" w:color="D0E8E8"/>
             </w:tcBorders>
-            <w:shd w:val="clear" w:color="auto" w:fill="F0F6F6"/>
+            <w:shd w:val="clear" w:color="auto" w:fill="FFFFFF" w:themeFill="background1"/>
             <w:tcMar>
               <w:top w:w="80" w:type="dxa"/>
               <w:left w:w="120" w:type="dxa"/>
@@ -26030,7 +26603,7 @@
               <w:bottom w:val="single" w:sz="6" w:space="0" w:color="D0E8E8"/>
               <w:right w:val="single" w:sz="6" w:space="0" w:color="D0E8E8"/>
             </w:tcBorders>
-            <w:shd w:val="clear" w:color="auto" w:fill="F0F6F6"/>
+            <w:shd w:val="clear" w:color="auto" w:fill="FFFFFF" w:themeFill="background1"/>
             <w:tcMar>
               <w:top w:w="80" w:type="dxa"/>
               <w:left w:w="120" w:type="dxa"/>
@@ -26059,7 +26632,7 @@
               <w:bottom w:val="single" w:sz="6" w:space="0" w:color="D0E8E8"/>
               <w:right w:val="single" w:sz="6" w:space="0" w:color="D0E8E8"/>
             </w:tcBorders>
-            <w:shd w:val="clear" w:color="auto" w:fill="F0F6F6"/>
+            <w:shd w:val="clear" w:color="auto" w:fill="FFFFFF" w:themeFill="background1"/>
             <w:tcMar>
               <w:top w:w="80" w:type="dxa"/>
               <w:left w:w="120" w:type="dxa"/>
@@ -26088,7 +26661,7 @@
               <w:bottom w:val="single" w:sz="6" w:space="0" w:color="D0E8E8"/>
               <w:right w:val="single" w:sz="6" w:space="0" w:color="D0E8E8"/>
             </w:tcBorders>
-            <w:shd w:val="clear" w:color="auto" w:fill="F0F6F6"/>
+            <w:shd w:val="clear" w:color="auto" w:fill="FFFFFF" w:themeFill="background1"/>
             <w:tcMar>
               <w:top w:w="80" w:type="dxa"/>
               <w:left w:w="120" w:type="dxa"/>
@@ -26119,7 +26692,7 @@
               <w:bottom w:val="single" w:sz="6" w:space="0" w:color="D0E8E8"/>
               <w:right w:val="single" w:sz="6" w:space="0" w:color="D0E8E8"/>
             </w:tcBorders>
-            <w:shd w:val="clear" w:color="auto" w:fill="FFFFFF"/>
+            <w:shd w:val="clear" w:color="auto" w:fill="FFFFFF" w:themeFill="background1"/>
             <w:tcMar>
               <w:top w:w="80" w:type="dxa"/>
               <w:left w:w="120" w:type="dxa"/>
@@ -26148,7 +26721,7 @@
               <w:bottom w:val="single" w:sz="6" w:space="0" w:color="D0E8E8"/>
               <w:right w:val="single" w:sz="6" w:space="0" w:color="D0E8E8"/>
             </w:tcBorders>
-            <w:shd w:val="clear" w:color="auto" w:fill="FFFFFF"/>
+            <w:shd w:val="clear" w:color="auto" w:fill="FFFFFF" w:themeFill="background1"/>
             <w:tcMar>
               <w:top w:w="80" w:type="dxa"/>
               <w:left w:w="120" w:type="dxa"/>
@@ -26179,7 +26752,7 @@
               <w:bottom w:val="single" w:sz="6" w:space="0" w:color="D0E8E8"/>
               <w:right w:val="single" w:sz="6" w:space="0" w:color="D0E8E8"/>
             </w:tcBorders>
-            <w:shd w:val="clear" w:color="auto" w:fill="FFFFFF"/>
+            <w:shd w:val="clear" w:color="auto" w:fill="FFFFFF" w:themeFill="background1"/>
             <w:tcMar>
               <w:top w:w="80" w:type="dxa"/>
               <w:left w:w="120" w:type="dxa"/>
@@ -26208,7 +26781,7 @@
               <w:bottom w:val="single" w:sz="6" w:space="0" w:color="D0E8E8"/>
               <w:right w:val="single" w:sz="6" w:space="0" w:color="D0E8E8"/>
             </w:tcBorders>
-            <w:shd w:val="clear" w:color="auto" w:fill="FFFFFF"/>
+            <w:shd w:val="clear" w:color="auto" w:fill="FFFFFF" w:themeFill="background1"/>
             <w:tcMar>
               <w:top w:w="80" w:type="dxa"/>
               <w:left w:w="120" w:type="dxa"/>
@@ -26237,7 +26810,7 @@
               <w:bottom w:val="single" w:sz="6" w:space="0" w:color="D0E8E8"/>
               <w:right w:val="single" w:sz="6" w:space="0" w:color="D0E8E8"/>
             </w:tcBorders>
-            <w:shd w:val="clear" w:color="auto" w:fill="FFFFFF"/>
+            <w:shd w:val="clear" w:color="auto" w:fill="FFFFFF" w:themeFill="background1"/>
             <w:tcMar>
               <w:top w:w="80" w:type="dxa"/>
               <w:left w:w="120" w:type="dxa"/>
@@ -26492,7 +27065,7 @@
               <w:bottom w:val="single" w:sz="6" w:space="0" w:color="D0E8E8"/>
               <w:right w:val="single" w:sz="6" w:space="0" w:color="D0E8E8"/>
             </w:tcBorders>
-            <w:shd w:val="clear" w:color="auto" w:fill="F0F6F6"/>
+            <w:shd w:val="clear" w:color="auto" w:fill="FFFFFF" w:themeFill="background1"/>
             <w:tcMar>
               <w:top w:w="80" w:type="dxa"/>
               <w:left w:w="120" w:type="dxa"/>
@@ -26521,7 +27094,7 @@
               <w:bottom w:val="single" w:sz="6" w:space="0" w:color="D0E8E8"/>
               <w:right w:val="single" w:sz="6" w:space="0" w:color="D0E8E8"/>
             </w:tcBorders>
-            <w:shd w:val="clear" w:color="auto" w:fill="F0F6F6"/>
+            <w:shd w:val="clear" w:color="auto" w:fill="FFFFFF" w:themeFill="background1"/>
             <w:tcMar>
               <w:top w:w="80" w:type="dxa"/>
               <w:left w:w="120" w:type="dxa"/>
@@ -26550,7 +27123,7 @@
               <w:bottom w:val="single" w:sz="6" w:space="0" w:color="D0E8E8"/>
               <w:right w:val="single" w:sz="6" w:space="0" w:color="D0E8E8"/>
             </w:tcBorders>
-            <w:shd w:val="clear" w:color="auto" w:fill="F0F6F6"/>
+            <w:shd w:val="clear" w:color="auto" w:fill="FFFFFF" w:themeFill="background1"/>
             <w:tcMar>
               <w:top w:w="80" w:type="dxa"/>
               <w:left w:w="120" w:type="dxa"/>
@@ -26587,7 +27160,7 @@
               <w:bottom w:val="single" w:sz="6" w:space="0" w:color="D0E8E8"/>
               <w:right w:val="single" w:sz="6" w:space="0" w:color="D0E8E8"/>
             </w:tcBorders>
-            <w:shd w:val="clear" w:color="auto" w:fill="F0F6F6"/>
+            <w:shd w:val="clear" w:color="auto" w:fill="FFFFFF" w:themeFill="background1"/>
             <w:tcMar>
               <w:top w:w="80" w:type="dxa"/>
               <w:left w:w="120" w:type="dxa"/>
@@ -26616,7 +27189,7 @@
               <w:bottom w:val="single" w:sz="6" w:space="0" w:color="D0E8E8"/>
               <w:right w:val="single" w:sz="6" w:space="0" w:color="D0E8E8"/>
             </w:tcBorders>
-            <w:shd w:val="clear" w:color="auto" w:fill="F0F6F6"/>
+            <w:shd w:val="clear" w:color="auto" w:fill="FFFFFF" w:themeFill="background1"/>
             <w:tcMar>
               <w:top w:w="80" w:type="dxa"/>
               <w:left w:w="120" w:type="dxa"/>
@@ -26647,7 +27220,7 @@
               <w:bottom w:val="single" w:sz="6" w:space="0" w:color="D0E8E8"/>
               <w:right w:val="single" w:sz="6" w:space="0" w:color="D0E8E8"/>
             </w:tcBorders>
-            <w:shd w:val="clear" w:color="auto" w:fill="FFFFFF"/>
+            <w:shd w:val="clear" w:color="auto" w:fill="FFFFFF" w:themeFill="background1"/>
             <w:tcMar>
               <w:top w:w="80" w:type="dxa"/>
               <w:left w:w="120" w:type="dxa"/>
@@ -26676,7 +27249,7 @@
               <w:bottom w:val="single" w:sz="6" w:space="0" w:color="D0E8E8"/>
               <w:right w:val="single" w:sz="6" w:space="0" w:color="D0E8E8"/>
             </w:tcBorders>
-            <w:shd w:val="clear" w:color="auto" w:fill="FFFFFF"/>
+            <w:shd w:val="clear" w:color="auto" w:fill="FFFFFF" w:themeFill="background1"/>
             <w:tcMar>
               <w:top w:w="80" w:type="dxa"/>
               <w:left w:w="120" w:type="dxa"/>
@@ -26705,7 +27278,7 @@
               <w:bottom w:val="single" w:sz="6" w:space="0" w:color="D0E8E8"/>
               <w:right w:val="single" w:sz="6" w:space="0" w:color="D0E8E8"/>
             </w:tcBorders>
-            <w:shd w:val="clear" w:color="auto" w:fill="FFFFFF"/>
+            <w:shd w:val="clear" w:color="auto" w:fill="FFFFFF" w:themeFill="background1"/>
             <w:tcMar>
               <w:top w:w="80" w:type="dxa"/>
               <w:left w:w="120" w:type="dxa"/>
@@ -26742,7 +27315,7 @@
               <w:bottom w:val="single" w:sz="6" w:space="0" w:color="D0E8E8"/>
               <w:right w:val="single" w:sz="6" w:space="0" w:color="D0E8E8"/>
             </w:tcBorders>
-            <w:shd w:val="clear" w:color="auto" w:fill="FFFFFF"/>
+            <w:shd w:val="clear" w:color="auto" w:fill="FFFFFF" w:themeFill="background1"/>
             <w:tcMar>
               <w:top w:w="80" w:type="dxa"/>
               <w:left w:w="120" w:type="dxa"/>
@@ -26771,7 +27344,7 @@
               <w:bottom w:val="single" w:sz="6" w:space="0" w:color="D0E8E8"/>
               <w:right w:val="single" w:sz="6" w:space="0" w:color="D0E8E8"/>
             </w:tcBorders>
-            <w:shd w:val="clear" w:color="auto" w:fill="FFFFFF"/>
+            <w:shd w:val="clear" w:color="auto" w:fill="FFFFFF" w:themeFill="background1"/>
             <w:tcMar>
               <w:top w:w="80" w:type="dxa"/>
               <w:left w:w="120" w:type="dxa"/>
@@ -26802,22 +27375,23 @@
               <w:bottom w:val="single" w:sz="6" w:space="0" w:color="D0E8E8"/>
               <w:right w:val="single" w:sz="6" w:space="0" w:color="D0E8E8"/>
             </w:tcBorders>
-            <w:shd w:val="clear" w:color="auto" w:fill="F0F6F6"/>
-            <w:tcMar>
-              <w:top w:w="80" w:type="dxa"/>
-              <w:left w:w="120" w:type="dxa"/>
-              <w:bottom w:w="80" w:type="dxa"/>
-              <w:right w:w="120" w:type="dxa"/>
-            </w:tcMar>
-            <w:vAlign w:val="center"/>
-            <w:hideMark/>
-          </w:tcPr>
-          <w:p>
-            <w:pPr>
-              <w:spacing w:before="120" w:after="60"/>
-              <w:jc w:val="center"/>
-            </w:pPr>
-            <w:r>
+            <w:shd w:val="clear" w:color="auto" w:fill="FFFFFF" w:themeFill="background1"/>
+            <w:tcMar>
+              <w:top w:w="80" w:type="dxa"/>
+              <w:left w:w="120" w:type="dxa"/>
+              <w:bottom w:w="80" w:type="dxa"/>
+              <w:right w:w="120" w:type="dxa"/>
+            </w:tcMar>
+            <w:vAlign w:val="center"/>
+            <w:hideMark/>
+          </w:tcPr>
+          <w:p>
+            <w:pPr>
+              <w:spacing w:before="120" w:after="60"/>
+              <w:jc w:val="center"/>
+            </w:pPr>
+            <w:r>
+              <w:lastRenderedPageBreak/>
               <w:t>IT-03</w:t>
             </w:r>
           </w:p>
@@ -26831,7 +27405,7 @@
               <w:bottom w:val="single" w:sz="6" w:space="0" w:color="D0E8E8"/>
               <w:right w:val="single" w:sz="6" w:space="0" w:color="D0E8E8"/>
             </w:tcBorders>
-            <w:shd w:val="clear" w:color="auto" w:fill="F0F6F6"/>
+            <w:shd w:val="clear" w:color="auto" w:fill="FFFFFF" w:themeFill="background1"/>
             <w:tcMar>
               <w:top w:w="80" w:type="dxa"/>
               <w:left w:w="120" w:type="dxa"/>
@@ -26860,7 +27434,7 @@
               <w:bottom w:val="single" w:sz="6" w:space="0" w:color="D0E8E8"/>
               <w:right w:val="single" w:sz="6" w:space="0" w:color="D0E8E8"/>
             </w:tcBorders>
-            <w:shd w:val="clear" w:color="auto" w:fill="F0F6F6"/>
+            <w:shd w:val="clear" w:color="auto" w:fill="FFFFFF" w:themeFill="background1"/>
             <w:tcMar>
               <w:top w:w="80" w:type="dxa"/>
               <w:left w:w="120" w:type="dxa"/>
@@ -26897,7 +27471,7 @@
               <w:bottom w:val="single" w:sz="6" w:space="0" w:color="D0E8E8"/>
               <w:right w:val="single" w:sz="6" w:space="0" w:color="D0E8E8"/>
             </w:tcBorders>
-            <w:shd w:val="clear" w:color="auto" w:fill="F0F6F6"/>
+            <w:shd w:val="clear" w:color="auto" w:fill="FFFFFF" w:themeFill="background1"/>
             <w:tcMar>
               <w:top w:w="80" w:type="dxa"/>
               <w:left w:w="120" w:type="dxa"/>
@@ -26926,7 +27500,7 @@
               <w:bottom w:val="single" w:sz="6" w:space="0" w:color="D0E8E8"/>
               <w:right w:val="single" w:sz="6" w:space="0" w:color="D0E8E8"/>
             </w:tcBorders>
-            <w:shd w:val="clear" w:color="auto" w:fill="F0F6F6"/>
+            <w:shd w:val="clear" w:color="auto" w:fill="FFFFFF" w:themeFill="background1"/>
             <w:tcMar>
               <w:top w:w="80" w:type="dxa"/>
               <w:left w:w="120" w:type="dxa"/>
@@ -26957,7 +27531,7 @@
               <w:bottom w:val="single" w:sz="6" w:space="0" w:color="D0E8E8"/>
               <w:right w:val="single" w:sz="6" w:space="0" w:color="D0E8E8"/>
             </w:tcBorders>
-            <w:shd w:val="clear" w:color="auto" w:fill="FFFFFF"/>
+            <w:shd w:val="clear" w:color="auto" w:fill="FFFFFF" w:themeFill="background1"/>
             <w:tcMar>
               <w:top w:w="80" w:type="dxa"/>
               <w:left w:w="120" w:type="dxa"/>
@@ -26986,7 +27560,7 @@
               <w:bottom w:val="single" w:sz="6" w:space="0" w:color="D0E8E8"/>
               <w:right w:val="single" w:sz="6" w:space="0" w:color="D0E8E8"/>
             </w:tcBorders>
-            <w:shd w:val="clear" w:color="auto" w:fill="FFFFFF"/>
+            <w:shd w:val="clear" w:color="auto" w:fill="FFFFFF" w:themeFill="background1"/>
             <w:tcMar>
               <w:top w:w="80" w:type="dxa"/>
               <w:left w:w="120" w:type="dxa"/>
@@ -27015,7 +27589,7 @@
               <w:bottom w:val="single" w:sz="6" w:space="0" w:color="D0E8E8"/>
               <w:right w:val="single" w:sz="6" w:space="0" w:color="D0E8E8"/>
             </w:tcBorders>
-            <w:shd w:val="clear" w:color="auto" w:fill="FFFFFF"/>
+            <w:shd w:val="clear" w:color="auto" w:fill="FFFFFF" w:themeFill="background1"/>
             <w:tcMar>
               <w:top w:w="80" w:type="dxa"/>
               <w:left w:w="120" w:type="dxa"/>
@@ -27052,7 +27626,7 @@
               <w:bottom w:val="single" w:sz="6" w:space="0" w:color="D0E8E8"/>
               <w:right w:val="single" w:sz="6" w:space="0" w:color="D0E8E8"/>
             </w:tcBorders>
-            <w:shd w:val="clear" w:color="auto" w:fill="FFFFFF"/>
+            <w:shd w:val="clear" w:color="auto" w:fill="FFFFFF" w:themeFill="background1"/>
             <w:tcMar>
               <w:top w:w="80" w:type="dxa"/>
               <w:left w:w="120" w:type="dxa"/>
@@ -27081,7 +27655,7 @@
               <w:bottom w:val="single" w:sz="6" w:space="0" w:color="D0E8E8"/>
               <w:right w:val="single" w:sz="6" w:space="0" w:color="D0E8E8"/>
             </w:tcBorders>
-            <w:shd w:val="clear" w:color="auto" w:fill="FFFFFF"/>
+            <w:shd w:val="clear" w:color="auto" w:fill="FFFFFF" w:themeFill="background1"/>
             <w:tcMar>
               <w:top w:w="80" w:type="dxa"/>
               <w:left w:w="120" w:type="dxa"/>
@@ -27112,7 +27686,7 @@
               <w:bottom w:val="single" w:sz="6" w:space="0" w:color="D0E8E8"/>
               <w:right w:val="single" w:sz="6" w:space="0" w:color="D0E8E8"/>
             </w:tcBorders>
-            <w:shd w:val="clear" w:color="auto" w:fill="F0F6F6"/>
+            <w:shd w:val="clear" w:color="auto" w:fill="FFFFFF" w:themeFill="background1"/>
             <w:tcMar>
               <w:top w:w="80" w:type="dxa"/>
               <w:left w:w="120" w:type="dxa"/>
@@ -27141,7 +27715,7 @@
               <w:bottom w:val="single" w:sz="6" w:space="0" w:color="D0E8E8"/>
               <w:right w:val="single" w:sz="6" w:space="0" w:color="D0E8E8"/>
             </w:tcBorders>
-            <w:shd w:val="clear" w:color="auto" w:fill="F0F6F6"/>
+            <w:shd w:val="clear" w:color="auto" w:fill="FFFFFF" w:themeFill="background1"/>
             <w:tcMar>
               <w:top w:w="80" w:type="dxa"/>
               <w:left w:w="120" w:type="dxa"/>
@@ -27170,7 +27744,7 @@
               <w:bottom w:val="single" w:sz="6" w:space="0" w:color="D0E8E8"/>
               <w:right w:val="single" w:sz="6" w:space="0" w:color="D0E8E8"/>
             </w:tcBorders>
-            <w:shd w:val="clear" w:color="auto" w:fill="F0F6F6"/>
+            <w:shd w:val="clear" w:color="auto" w:fill="FFFFFF" w:themeFill="background1"/>
             <w:tcMar>
               <w:top w:w="80" w:type="dxa"/>
               <w:left w:w="120" w:type="dxa"/>
@@ -27207,7 +27781,7 @@
               <w:bottom w:val="single" w:sz="6" w:space="0" w:color="D0E8E8"/>
               <w:right w:val="single" w:sz="6" w:space="0" w:color="D0E8E8"/>
             </w:tcBorders>
-            <w:shd w:val="clear" w:color="auto" w:fill="F0F6F6"/>
+            <w:shd w:val="clear" w:color="auto" w:fill="FFFFFF" w:themeFill="background1"/>
             <w:tcMar>
               <w:top w:w="80" w:type="dxa"/>
               <w:left w:w="120" w:type="dxa"/>
@@ -27236,7 +27810,7 @@
               <w:bottom w:val="single" w:sz="6" w:space="0" w:color="D0E8E8"/>
               <w:right w:val="single" w:sz="6" w:space="0" w:color="D0E8E8"/>
             </w:tcBorders>
-            <w:shd w:val="clear" w:color="auto" w:fill="F0F6F6"/>
+            <w:shd w:val="clear" w:color="auto" w:fill="FFFFFF" w:themeFill="background1"/>
             <w:tcMar>
               <w:top w:w="80" w:type="dxa"/>
               <w:left w:w="120" w:type="dxa"/>
@@ -27267,7 +27841,7 @@
               <w:bottom w:val="single" w:sz="6" w:space="0" w:color="D0E8E8"/>
               <w:right w:val="single" w:sz="6" w:space="0" w:color="D0E8E8"/>
             </w:tcBorders>
-            <w:shd w:val="clear" w:color="auto" w:fill="FFFFFF"/>
+            <w:shd w:val="clear" w:color="auto" w:fill="FFFFFF" w:themeFill="background1"/>
             <w:tcMar>
               <w:top w:w="80" w:type="dxa"/>
               <w:left w:w="120" w:type="dxa"/>
@@ -27296,7 +27870,7 @@
               <w:bottom w:val="single" w:sz="6" w:space="0" w:color="D0E8E8"/>
               <w:right w:val="single" w:sz="6" w:space="0" w:color="D0E8E8"/>
             </w:tcBorders>
-            <w:shd w:val="clear" w:color="auto" w:fill="FFFFFF"/>
+            <w:shd w:val="clear" w:color="auto" w:fill="FFFFFF" w:themeFill="background1"/>
             <w:tcMar>
               <w:top w:w="80" w:type="dxa"/>
               <w:left w:w="120" w:type="dxa"/>
@@ -27325,7 +27899,7 @@
               <w:bottom w:val="single" w:sz="6" w:space="0" w:color="D0E8E8"/>
               <w:right w:val="single" w:sz="6" w:space="0" w:color="D0E8E8"/>
             </w:tcBorders>
-            <w:shd w:val="clear" w:color="auto" w:fill="FFFFFF"/>
+            <w:shd w:val="clear" w:color="auto" w:fill="FFFFFF" w:themeFill="background1"/>
             <w:tcMar>
               <w:top w:w="80" w:type="dxa"/>
               <w:left w:w="120" w:type="dxa"/>
@@ -27354,7 +27928,7 @@
               <w:bottom w:val="single" w:sz="6" w:space="0" w:color="D0E8E8"/>
               <w:right w:val="single" w:sz="6" w:space="0" w:color="D0E8E8"/>
             </w:tcBorders>
-            <w:shd w:val="clear" w:color="auto" w:fill="FFFFFF"/>
+            <w:shd w:val="clear" w:color="auto" w:fill="FFFFFF" w:themeFill="background1"/>
             <w:tcMar>
               <w:top w:w="80" w:type="dxa"/>
               <w:left w:w="120" w:type="dxa"/>
@@ -27383,7 +27957,7 @@
               <w:bottom w:val="single" w:sz="6" w:space="0" w:color="D0E8E8"/>
               <w:right w:val="single" w:sz="6" w:space="0" w:color="D0E8E8"/>
             </w:tcBorders>
-            <w:shd w:val="clear" w:color="auto" w:fill="FFFFFF"/>
+            <w:shd w:val="clear" w:color="auto" w:fill="FFFFFF" w:themeFill="background1"/>
             <w:tcMar>
               <w:top w:w="80" w:type="dxa"/>
               <w:left w:w="120" w:type="dxa"/>
@@ -27414,7 +27988,7 @@
               <w:bottom w:val="single" w:sz="6" w:space="0" w:color="D0E8E8"/>
               <w:right w:val="single" w:sz="6" w:space="0" w:color="D0E8E8"/>
             </w:tcBorders>
-            <w:shd w:val="clear" w:color="auto" w:fill="F0F6F6"/>
+            <w:shd w:val="clear" w:color="auto" w:fill="FFFFFF" w:themeFill="background1"/>
             <w:tcMar>
               <w:top w:w="80" w:type="dxa"/>
               <w:left w:w="120" w:type="dxa"/>
@@ -27443,7 +28017,7 @@
               <w:bottom w:val="single" w:sz="6" w:space="0" w:color="D0E8E8"/>
               <w:right w:val="single" w:sz="6" w:space="0" w:color="D0E8E8"/>
             </w:tcBorders>
-            <w:shd w:val="clear" w:color="auto" w:fill="F0F6F6"/>
+            <w:shd w:val="clear" w:color="auto" w:fill="FFFFFF" w:themeFill="background1"/>
             <w:tcMar>
               <w:top w:w="80" w:type="dxa"/>
               <w:left w:w="120" w:type="dxa"/>
@@ -27472,7 +28046,7 @@
               <w:bottom w:val="single" w:sz="6" w:space="0" w:color="D0E8E8"/>
               <w:right w:val="single" w:sz="6" w:space="0" w:color="D0E8E8"/>
             </w:tcBorders>
-            <w:shd w:val="clear" w:color="auto" w:fill="F0F6F6"/>
+            <w:shd w:val="clear" w:color="auto" w:fill="FFFFFF" w:themeFill="background1"/>
             <w:tcMar>
               <w:top w:w="80" w:type="dxa"/>
               <w:left w:w="120" w:type="dxa"/>
@@ -27501,7 +28075,7 @@
               <w:bottom w:val="single" w:sz="6" w:space="0" w:color="D0E8E8"/>
               <w:right w:val="single" w:sz="6" w:space="0" w:color="D0E8E8"/>
             </w:tcBorders>
-            <w:shd w:val="clear" w:color="auto" w:fill="F0F6F6"/>
+            <w:shd w:val="clear" w:color="auto" w:fill="FFFFFF" w:themeFill="background1"/>
             <w:tcMar>
               <w:top w:w="80" w:type="dxa"/>
               <w:left w:w="120" w:type="dxa"/>
@@ -27530,7 +28104,7 @@
               <w:bottom w:val="single" w:sz="6" w:space="0" w:color="D0E8E8"/>
               <w:right w:val="single" w:sz="6" w:space="0" w:color="D0E8E8"/>
             </w:tcBorders>
-            <w:shd w:val="clear" w:color="auto" w:fill="F0F6F6"/>
+            <w:shd w:val="clear" w:color="auto" w:fill="FFFFFF" w:themeFill="background1"/>
             <w:tcMar>
               <w:top w:w="80" w:type="dxa"/>
               <w:left w:w="120" w:type="dxa"/>
@@ -27561,7 +28135,7 @@
               <w:bottom w:val="single" w:sz="6" w:space="0" w:color="D0E8E8"/>
               <w:right w:val="single" w:sz="6" w:space="0" w:color="D0E8E8"/>
             </w:tcBorders>
-            <w:shd w:val="clear" w:color="auto" w:fill="FFFFFF"/>
+            <w:shd w:val="clear" w:color="auto" w:fill="FFFFFF" w:themeFill="background1"/>
             <w:tcMar>
               <w:top w:w="80" w:type="dxa"/>
               <w:left w:w="120" w:type="dxa"/>
@@ -27590,7 +28164,7 @@
               <w:bottom w:val="single" w:sz="6" w:space="0" w:color="D0E8E8"/>
               <w:right w:val="single" w:sz="6" w:space="0" w:color="D0E8E8"/>
             </w:tcBorders>
-            <w:shd w:val="clear" w:color="auto" w:fill="FFFFFF"/>
+            <w:shd w:val="clear" w:color="auto" w:fill="FFFFFF" w:themeFill="background1"/>
             <w:tcMar>
               <w:top w:w="80" w:type="dxa"/>
               <w:left w:w="120" w:type="dxa"/>
@@ -27619,7 +28193,7 @@
               <w:bottom w:val="single" w:sz="6" w:space="0" w:color="D0E8E8"/>
               <w:right w:val="single" w:sz="6" w:space="0" w:color="D0E8E8"/>
             </w:tcBorders>
-            <w:shd w:val="clear" w:color="auto" w:fill="FFFFFF"/>
+            <w:shd w:val="clear" w:color="auto" w:fill="FFFFFF" w:themeFill="background1"/>
             <w:tcMar>
               <w:top w:w="80" w:type="dxa"/>
               <w:left w:w="120" w:type="dxa"/>
@@ -27648,7 +28222,7 @@
               <w:bottom w:val="single" w:sz="6" w:space="0" w:color="D0E8E8"/>
               <w:right w:val="single" w:sz="6" w:space="0" w:color="D0E8E8"/>
             </w:tcBorders>
-            <w:shd w:val="clear" w:color="auto" w:fill="FFFFFF"/>
+            <w:shd w:val="clear" w:color="auto" w:fill="FFFFFF" w:themeFill="background1"/>
             <w:tcMar>
               <w:top w:w="80" w:type="dxa"/>
               <w:left w:w="120" w:type="dxa"/>
@@ -27677,7 +28251,7 @@
               <w:bottom w:val="single" w:sz="6" w:space="0" w:color="D0E8E8"/>
               <w:right w:val="single" w:sz="6" w:space="0" w:color="D0E8E8"/>
             </w:tcBorders>
-            <w:shd w:val="clear" w:color="auto" w:fill="FFFFFF"/>
+            <w:shd w:val="clear" w:color="auto" w:fill="FFFFFF" w:themeFill="background1"/>
             <w:tcMar>
               <w:top w:w="80" w:type="dxa"/>
               <w:left w:w="120" w:type="dxa"/>
@@ -27785,7 +28359,6 @@
                 <w:b/>
                 <w:bCs/>
               </w:rPr>
-              <w:lastRenderedPageBreak/>
               <w:t>Test ID</w:t>
             </w:r>
           </w:p>
@@ -27933,7 +28506,7 @@
               <w:bottom w:val="single" w:sz="6" w:space="0" w:color="D0E8E8"/>
               <w:right w:val="single" w:sz="6" w:space="0" w:color="D0E8E8"/>
             </w:tcBorders>
-            <w:shd w:val="clear" w:color="auto" w:fill="F0F6F6"/>
+            <w:shd w:val="clear" w:color="auto" w:fill="FFFFFF" w:themeFill="background1"/>
             <w:tcMar>
               <w:top w:w="80" w:type="dxa"/>
               <w:left w:w="120" w:type="dxa"/>
@@ -27962,7 +28535,7 @@
               <w:bottom w:val="single" w:sz="6" w:space="0" w:color="D0E8E8"/>
               <w:right w:val="single" w:sz="6" w:space="0" w:color="D0E8E8"/>
             </w:tcBorders>
-            <w:shd w:val="clear" w:color="auto" w:fill="F0F6F6"/>
+            <w:shd w:val="clear" w:color="auto" w:fill="FFFFFF" w:themeFill="background1"/>
             <w:tcMar>
               <w:top w:w="80" w:type="dxa"/>
               <w:left w:w="120" w:type="dxa"/>
@@ -27991,7 +28564,7 @@
               <w:bottom w:val="single" w:sz="6" w:space="0" w:color="D0E8E8"/>
               <w:right w:val="single" w:sz="6" w:space="0" w:color="D0E8E8"/>
             </w:tcBorders>
-            <w:shd w:val="clear" w:color="auto" w:fill="F0F6F6"/>
+            <w:shd w:val="clear" w:color="auto" w:fill="FFFFFF" w:themeFill="background1"/>
             <w:tcMar>
               <w:top w:w="80" w:type="dxa"/>
               <w:left w:w="120" w:type="dxa"/>
@@ -28020,7 +28593,7 @@
               <w:bottom w:val="single" w:sz="6" w:space="0" w:color="D0E8E8"/>
               <w:right w:val="single" w:sz="6" w:space="0" w:color="D0E8E8"/>
             </w:tcBorders>
-            <w:shd w:val="clear" w:color="auto" w:fill="F0F6F6"/>
+            <w:shd w:val="clear" w:color="auto" w:fill="FFFFFF" w:themeFill="background1"/>
             <w:tcMar>
               <w:top w:w="80" w:type="dxa"/>
               <w:left w:w="120" w:type="dxa"/>
@@ -28049,7 +28622,7 @@
               <w:bottom w:val="single" w:sz="6" w:space="0" w:color="D0E8E8"/>
               <w:right w:val="single" w:sz="6" w:space="0" w:color="D0E8E8"/>
             </w:tcBorders>
-            <w:shd w:val="clear" w:color="auto" w:fill="F0F6F6"/>
+            <w:shd w:val="clear" w:color="auto" w:fill="FFFFFF" w:themeFill="background1"/>
             <w:tcMar>
               <w:top w:w="80" w:type="dxa"/>
               <w:left w:w="120" w:type="dxa"/>
@@ -28080,7 +28653,7 @@
               <w:bottom w:val="single" w:sz="6" w:space="0" w:color="D0E8E8"/>
               <w:right w:val="single" w:sz="6" w:space="0" w:color="D0E8E8"/>
             </w:tcBorders>
-            <w:shd w:val="clear" w:color="auto" w:fill="FFFFFF"/>
+            <w:shd w:val="clear" w:color="auto" w:fill="FFFFFF" w:themeFill="background1"/>
             <w:tcMar>
               <w:top w:w="80" w:type="dxa"/>
               <w:left w:w="120" w:type="dxa"/>
@@ -28109,7 +28682,7 @@
               <w:bottom w:val="single" w:sz="6" w:space="0" w:color="D0E8E8"/>
               <w:right w:val="single" w:sz="6" w:space="0" w:color="D0E8E8"/>
             </w:tcBorders>
-            <w:shd w:val="clear" w:color="auto" w:fill="FFFFFF"/>
+            <w:shd w:val="clear" w:color="auto" w:fill="FFFFFF" w:themeFill="background1"/>
             <w:tcMar>
               <w:top w:w="80" w:type="dxa"/>
               <w:left w:w="120" w:type="dxa"/>
@@ -28138,7 +28711,7 @@
               <w:bottom w:val="single" w:sz="6" w:space="0" w:color="D0E8E8"/>
               <w:right w:val="single" w:sz="6" w:space="0" w:color="D0E8E8"/>
             </w:tcBorders>
-            <w:shd w:val="clear" w:color="auto" w:fill="FFFFFF"/>
+            <w:shd w:val="clear" w:color="auto" w:fill="FFFFFF" w:themeFill="background1"/>
             <w:tcMar>
               <w:top w:w="80" w:type="dxa"/>
               <w:left w:w="120" w:type="dxa"/>
@@ -28167,7 +28740,7 @@
               <w:bottom w:val="single" w:sz="6" w:space="0" w:color="D0E8E8"/>
               <w:right w:val="single" w:sz="6" w:space="0" w:color="D0E8E8"/>
             </w:tcBorders>
-            <w:shd w:val="clear" w:color="auto" w:fill="FFFFFF"/>
+            <w:shd w:val="clear" w:color="auto" w:fill="FFFFFF" w:themeFill="background1"/>
             <w:tcMar>
               <w:top w:w="80" w:type="dxa"/>
               <w:left w:w="120" w:type="dxa"/>
@@ -28196,7 +28769,7 @@
               <w:bottom w:val="single" w:sz="6" w:space="0" w:color="D0E8E8"/>
               <w:right w:val="single" w:sz="6" w:space="0" w:color="D0E8E8"/>
             </w:tcBorders>
-            <w:shd w:val="clear" w:color="auto" w:fill="FFFFFF"/>
+            <w:shd w:val="clear" w:color="auto" w:fill="FFFFFF" w:themeFill="background1"/>
             <w:tcMar>
               <w:top w:w="80" w:type="dxa"/>
               <w:left w:w="120" w:type="dxa"/>
@@ -28227,7 +28800,7 @@
               <w:bottom w:val="single" w:sz="6" w:space="0" w:color="D0E8E8"/>
               <w:right w:val="single" w:sz="6" w:space="0" w:color="D0E8E8"/>
             </w:tcBorders>
-            <w:shd w:val="clear" w:color="auto" w:fill="F0F6F6"/>
+            <w:shd w:val="clear" w:color="auto" w:fill="FFFFFF" w:themeFill="background1"/>
             <w:tcMar>
               <w:top w:w="80" w:type="dxa"/>
               <w:left w:w="120" w:type="dxa"/>
@@ -28256,7 +28829,7 @@
               <w:bottom w:val="single" w:sz="6" w:space="0" w:color="D0E8E8"/>
               <w:right w:val="single" w:sz="6" w:space="0" w:color="D0E8E8"/>
             </w:tcBorders>
-            <w:shd w:val="clear" w:color="auto" w:fill="F0F6F6"/>
+            <w:shd w:val="clear" w:color="auto" w:fill="FFFFFF" w:themeFill="background1"/>
             <w:tcMar>
               <w:top w:w="80" w:type="dxa"/>
               <w:left w:w="120" w:type="dxa"/>
@@ -28285,7 +28858,7 @@
               <w:bottom w:val="single" w:sz="6" w:space="0" w:color="D0E8E8"/>
               <w:right w:val="single" w:sz="6" w:space="0" w:color="D0E8E8"/>
             </w:tcBorders>
-            <w:shd w:val="clear" w:color="auto" w:fill="F0F6F6"/>
+            <w:shd w:val="clear" w:color="auto" w:fill="FFFFFF" w:themeFill="background1"/>
             <w:tcMar>
               <w:top w:w="80" w:type="dxa"/>
               <w:left w:w="120" w:type="dxa"/>
@@ -28322,7 +28895,7 @@
               <w:bottom w:val="single" w:sz="6" w:space="0" w:color="D0E8E8"/>
               <w:right w:val="single" w:sz="6" w:space="0" w:color="D0E8E8"/>
             </w:tcBorders>
-            <w:shd w:val="clear" w:color="auto" w:fill="F0F6F6"/>
+            <w:shd w:val="clear" w:color="auto" w:fill="FFFFFF" w:themeFill="background1"/>
             <w:tcMar>
               <w:top w:w="80" w:type="dxa"/>
               <w:left w:w="120" w:type="dxa"/>
@@ -28351,7 +28924,7 @@
               <w:bottom w:val="single" w:sz="6" w:space="0" w:color="D0E8E8"/>
               <w:right w:val="single" w:sz="6" w:space="0" w:color="D0E8E8"/>
             </w:tcBorders>
-            <w:shd w:val="clear" w:color="auto" w:fill="F0F6F6"/>
+            <w:shd w:val="clear" w:color="auto" w:fill="FFFFFF" w:themeFill="background1"/>
             <w:tcMar>
               <w:top w:w="80" w:type="dxa"/>
               <w:left w:w="120" w:type="dxa"/>
@@ -28382,22 +28955,23 @@
               <w:bottom w:val="single" w:sz="6" w:space="0" w:color="D0E8E8"/>
               <w:right w:val="single" w:sz="6" w:space="0" w:color="D0E8E8"/>
             </w:tcBorders>
-            <w:shd w:val="clear" w:color="auto" w:fill="FFFFFF"/>
-            <w:tcMar>
-              <w:top w:w="80" w:type="dxa"/>
-              <w:left w:w="120" w:type="dxa"/>
-              <w:bottom w:w="80" w:type="dxa"/>
-              <w:right w:w="120" w:type="dxa"/>
-            </w:tcMar>
-            <w:vAlign w:val="center"/>
-            <w:hideMark/>
-          </w:tcPr>
-          <w:p>
-            <w:pPr>
-              <w:spacing w:before="120" w:after="60"/>
-              <w:jc w:val="center"/>
-            </w:pPr>
-            <w:r>
+            <w:shd w:val="clear" w:color="auto" w:fill="FFFFFF" w:themeFill="background1"/>
+            <w:tcMar>
+              <w:top w:w="80" w:type="dxa"/>
+              <w:left w:w="120" w:type="dxa"/>
+              <w:bottom w:w="80" w:type="dxa"/>
+              <w:right w:w="120" w:type="dxa"/>
+            </w:tcMar>
+            <w:vAlign w:val="center"/>
+            <w:hideMark/>
+          </w:tcPr>
+          <w:p>
+            <w:pPr>
+              <w:spacing w:before="120" w:after="60"/>
+              <w:jc w:val="center"/>
+            </w:pPr>
+            <w:r>
+              <w:lastRenderedPageBreak/>
               <w:t>ST-04</w:t>
             </w:r>
           </w:p>
@@ -28411,7 +28985,7 @@
               <w:bottom w:val="single" w:sz="6" w:space="0" w:color="D0E8E8"/>
               <w:right w:val="single" w:sz="6" w:space="0" w:color="D0E8E8"/>
             </w:tcBorders>
-            <w:shd w:val="clear" w:color="auto" w:fill="FFFFFF"/>
+            <w:shd w:val="clear" w:color="auto" w:fill="FFFFFF" w:themeFill="background1"/>
             <w:tcMar>
               <w:top w:w="80" w:type="dxa"/>
               <w:left w:w="120" w:type="dxa"/>
@@ -28440,7 +29014,7 @@
               <w:bottom w:val="single" w:sz="6" w:space="0" w:color="D0E8E8"/>
               <w:right w:val="single" w:sz="6" w:space="0" w:color="D0E8E8"/>
             </w:tcBorders>
-            <w:shd w:val="clear" w:color="auto" w:fill="FFFFFF"/>
+            <w:shd w:val="clear" w:color="auto" w:fill="FFFFFF" w:themeFill="background1"/>
             <w:tcMar>
               <w:top w:w="80" w:type="dxa"/>
               <w:left w:w="120" w:type="dxa"/>
@@ -28469,7 +29043,7 @@
               <w:bottom w:val="single" w:sz="6" w:space="0" w:color="D0E8E8"/>
               <w:right w:val="single" w:sz="6" w:space="0" w:color="D0E8E8"/>
             </w:tcBorders>
-            <w:shd w:val="clear" w:color="auto" w:fill="FFFFFF"/>
+            <w:shd w:val="clear" w:color="auto" w:fill="FFFFFF" w:themeFill="background1"/>
             <w:tcMar>
               <w:top w:w="80" w:type="dxa"/>
               <w:left w:w="120" w:type="dxa"/>
@@ -28498,7 +29072,7 @@
               <w:bottom w:val="single" w:sz="6" w:space="0" w:color="D0E8E8"/>
               <w:right w:val="single" w:sz="6" w:space="0" w:color="D0E8E8"/>
             </w:tcBorders>
-            <w:shd w:val="clear" w:color="auto" w:fill="FFFFFF"/>
+            <w:shd w:val="clear" w:color="auto" w:fill="FFFFFF" w:themeFill="background1"/>
             <w:tcMar>
               <w:top w:w="80" w:type="dxa"/>
               <w:left w:w="120" w:type="dxa"/>
@@ -28529,7 +29103,7 @@
               <w:bottom w:val="single" w:sz="6" w:space="0" w:color="D0E8E8"/>
               <w:right w:val="single" w:sz="6" w:space="0" w:color="D0E8E8"/>
             </w:tcBorders>
-            <w:shd w:val="clear" w:color="auto" w:fill="F0F6F6"/>
+            <w:shd w:val="clear" w:color="auto" w:fill="FFFFFF" w:themeFill="background1"/>
             <w:tcMar>
               <w:top w:w="80" w:type="dxa"/>
               <w:left w:w="120" w:type="dxa"/>
@@ -28558,7 +29132,7 @@
               <w:bottom w:val="single" w:sz="6" w:space="0" w:color="D0E8E8"/>
               <w:right w:val="single" w:sz="6" w:space="0" w:color="D0E8E8"/>
             </w:tcBorders>
-            <w:shd w:val="clear" w:color="auto" w:fill="F0F6F6"/>
+            <w:shd w:val="clear" w:color="auto" w:fill="FFFFFF" w:themeFill="background1"/>
             <w:tcMar>
               <w:top w:w="80" w:type="dxa"/>
               <w:left w:w="120" w:type="dxa"/>
@@ -28587,7 +29161,7 @@
               <w:bottom w:val="single" w:sz="6" w:space="0" w:color="D0E8E8"/>
               <w:right w:val="single" w:sz="6" w:space="0" w:color="D0E8E8"/>
             </w:tcBorders>
-            <w:shd w:val="clear" w:color="auto" w:fill="F0F6F6"/>
+            <w:shd w:val="clear" w:color="auto" w:fill="FFFFFF" w:themeFill="background1"/>
             <w:tcMar>
               <w:top w:w="80" w:type="dxa"/>
               <w:left w:w="120" w:type="dxa"/>
@@ -28616,7 +29190,7 @@
               <w:bottom w:val="single" w:sz="6" w:space="0" w:color="D0E8E8"/>
               <w:right w:val="single" w:sz="6" w:space="0" w:color="D0E8E8"/>
             </w:tcBorders>
-            <w:shd w:val="clear" w:color="auto" w:fill="F0F6F6"/>
+            <w:shd w:val="clear" w:color="auto" w:fill="FFFFFF" w:themeFill="background1"/>
             <w:tcMar>
               <w:top w:w="80" w:type="dxa"/>
               <w:left w:w="120" w:type="dxa"/>
@@ -28645,7 +29219,7 @@
               <w:bottom w:val="single" w:sz="6" w:space="0" w:color="D0E8E8"/>
               <w:right w:val="single" w:sz="6" w:space="0" w:color="D0E8E8"/>
             </w:tcBorders>
-            <w:shd w:val="clear" w:color="auto" w:fill="F0F6F6"/>
+            <w:shd w:val="clear" w:color="auto" w:fill="FFFFFF" w:themeFill="background1"/>
             <w:tcMar>
               <w:top w:w="80" w:type="dxa"/>
               <w:left w:w="120" w:type="dxa"/>
@@ -28676,7 +29250,7 @@
               <w:bottom w:val="single" w:sz="6" w:space="0" w:color="D0E8E8"/>
               <w:right w:val="single" w:sz="6" w:space="0" w:color="D0E8E8"/>
             </w:tcBorders>
-            <w:shd w:val="clear" w:color="auto" w:fill="FFFFFF"/>
+            <w:shd w:val="clear" w:color="auto" w:fill="FFFFFF" w:themeFill="background1"/>
             <w:tcMar>
               <w:top w:w="80" w:type="dxa"/>
               <w:left w:w="120" w:type="dxa"/>
@@ -28705,7 +29279,7 @@
               <w:bottom w:val="single" w:sz="6" w:space="0" w:color="D0E8E8"/>
               <w:right w:val="single" w:sz="6" w:space="0" w:color="D0E8E8"/>
             </w:tcBorders>
-            <w:shd w:val="clear" w:color="auto" w:fill="FFFFFF"/>
+            <w:shd w:val="clear" w:color="auto" w:fill="FFFFFF" w:themeFill="background1"/>
             <w:tcMar>
               <w:top w:w="80" w:type="dxa"/>
               <w:left w:w="120" w:type="dxa"/>
@@ -28734,7 +29308,7 @@
               <w:bottom w:val="single" w:sz="6" w:space="0" w:color="D0E8E8"/>
               <w:right w:val="single" w:sz="6" w:space="0" w:color="D0E8E8"/>
             </w:tcBorders>
-            <w:shd w:val="clear" w:color="auto" w:fill="FFFFFF"/>
+            <w:shd w:val="clear" w:color="auto" w:fill="FFFFFF" w:themeFill="background1"/>
             <w:tcMar>
               <w:top w:w="80" w:type="dxa"/>
               <w:left w:w="120" w:type="dxa"/>
@@ -28763,7 +29337,7 @@
               <w:bottom w:val="single" w:sz="6" w:space="0" w:color="D0E8E8"/>
               <w:right w:val="single" w:sz="6" w:space="0" w:color="D0E8E8"/>
             </w:tcBorders>
-            <w:shd w:val="clear" w:color="auto" w:fill="FFFFFF"/>
+            <w:shd w:val="clear" w:color="auto" w:fill="FFFFFF" w:themeFill="background1"/>
             <w:tcMar>
               <w:top w:w="80" w:type="dxa"/>
               <w:left w:w="120" w:type="dxa"/>
@@ -28792,7 +29366,7 @@
               <w:bottom w:val="single" w:sz="6" w:space="0" w:color="D0E8E8"/>
               <w:right w:val="single" w:sz="6" w:space="0" w:color="D0E8E8"/>
             </w:tcBorders>
-            <w:shd w:val="clear" w:color="auto" w:fill="FFFFFF"/>
+            <w:shd w:val="clear" w:color="auto" w:fill="FFFFFF" w:themeFill="background1"/>
             <w:tcMar>
               <w:top w:w="80" w:type="dxa"/>
               <w:left w:w="120" w:type="dxa"/>
@@ -28823,7 +29397,7 @@
               <w:bottom w:val="single" w:sz="6" w:space="0" w:color="D0E8E8"/>
               <w:right w:val="single" w:sz="6" w:space="0" w:color="D0E8E8"/>
             </w:tcBorders>
-            <w:shd w:val="clear" w:color="auto" w:fill="F0F6F6"/>
+            <w:shd w:val="clear" w:color="auto" w:fill="FFFFFF" w:themeFill="background1"/>
             <w:tcMar>
               <w:top w:w="80" w:type="dxa"/>
               <w:left w:w="120" w:type="dxa"/>
@@ -28852,7 +29426,7 @@
               <w:bottom w:val="single" w:sz="6" w:space="0" w:color="D0E8E8"/>
               <w:right w:val="single" w:sz="6" w:space="0" w:color="D0E8E8"/>
             </w:tcBorders>
-            <w:shd w:val="clear" w:color="auto" w:fill="F0F6F6"/>
+            <w:shd w:val="clear" w:color="auto" w:fill="FFFFFF" w:themeFill="background1"/>
             <w:tcMar>
               <w:top w:w="80" w:type="dxa"/>
               <w:left w:w="120" w:type="dxa"/>
@@ -28881,7 +29455,7 @@
               <w:bottom w:val="single" w:sz="6" w:space="0" w:color="D0E8E8"/>
               <w:right w:val="single" w:sz="6" w:space="0" w:color="D0E8E8"/>
             </w:tcBorders>
-            <w:shd w:val="clear" w:color="auto" w:fill="F0F6F6"/>
+            <w:shd w:val="clear" w:color="auto" w:fill="FFFFFF" w:themeFill="background1"/>
             <w:tcMar>
               <w:top w:w="80" w:type="dxa"/>
               <w:left w:w="120" w:type="dxa"/>
@@ -28910,7 +29484,7 @@
               <w:bottom w:val="single" w:sz="6" w:space="0" w:color="D0E8E8"/>
               <w:right w:val="single" w:sz="6" w:space="0" w:color="D0E8E8"/>
             </w:tcBorders>
-            <w:shd w:val="clear" w:color="auto" w:fill="F0F6F6"/>
+            <w:shd w:val="clear" w:color="auto" w:fill="FFFFFF" w:themeFill="background1"/>
             <w:tcMar>
               <w:top w:w="80" w:type="dxa"/>
               <w:left w:w="120" w:type="dxa"/>
@@ -28944,7 +29518,7 @@
               <w:bottom w:val="single" w:sz="6" w:space="0" w:color="D0E8E8"/>
               <w:right w:val="single" w:sz="6" w:space="0" w:color="D0E8E8"/>
             </w:tcBorders>
-            <w:shd w:val="clear" w:color="auto" w:fill="F0F6F6"/>
+            <w:shd w:val="clear" w:color="auto" w:fill="FFFFFF" w:themeFill="background1"/>
             <w:tcMar>
               <w:top w:w="80" w:type="dxa"/>
               <w:left w:w="120" w:type="dxa"/>
@@ -29072,30 +29646,27 @@
     <w:p/>
     <w:p>
       <w:r>
-        <w:t xml:space="preserve">The three-tier Spring Boot architecture separates concerns cleanly: the React frontend handles only presentation and user interaction, the Spring Boot application tier handles all business logic </w:t>
-      </w:r>
+        <w:t>The three-tier Spring Boot architecture separates concerns cleanly: the React frontend handles only presentation and user interaction, the Spring Boot application tier handles all business logic including NLP processing and appointment management, and MySQL manages all data persistence with full relational integrity. This separation ensures the system is maintainable, testable, and ready for production deployment.</w:t>
+      </w:r>
+    </w:p>
+    <w:p/>
+    <w:p>
+      <w:r>
+        <w:t xml:space="preserve">The JWT Spring Security implementation sets a high standard for authentication in healthcare web applications — </w:t>
+      </w:r>
+      <w:proofErr w:type="spellStart"/>
+      <w:r>
+        <w:t>BCrypt</w:t>
+      </w:r>
+      <w:proofErr w:type="spellEnd"/>
+      <w:r>
+        <w:t xml:space="preserve"> password hashing, stateless token-based sessions, role-based access control, and account lockout after failed attempts protect patient data from unauthorised access. The Hibernate ORM layer ensures database schema consistency and eliminates manual SQL management.</w:t>
+      </w:r>
+    </w:p>
+    <w:p/>
+    <w:p>
       <w:r>
         <w:lastRenderedPageBreak/>
-        <w:t>including NLP processing and appointment management, and MySQL manages all data persistence with full relational integrity. This separation ensures the system is maintainable, testable, and ready for production deployment.</w:t>
-      </w:r>
-    </w:p>
-    <w:p/>
-    <w:p>
-      <w:r>
-        <w:t xml:space="preserve">The JWT Spring Security implementation sets a high standard for authentication in healthcare web applications — </w:t>
-      </w:r>
-      <w:proofErr w:type="spellStart"/>
-      <w:r>
-        <w:t>BCrypt</w:t>
-      </w:r>
-      <w:proofErr w:type="spellEnd"/>
-      <w:r>
-        <w:t xml:space="preserve"> password hashing, stateless token-based sessions, role-based access control, and account lockout after failed attempts protect patient data from unauthorised access. The Hibernate ORM layer ensures database schema consistency and eliminates manual SQL management.</w:t>
-      </w:r>
-    </w:p>
-    <w:p/>
-    <w:p>
-      <w:r>
         <w:t xml:space="preserve">The Emergency Response Module, implemented as a Spring service with real hospital data from MySQL, provides immediate actionable help during medical crises — distinguishing </w:t>
       </w:r>
       <w:proofErr w:type="spellStart"/>
@@ -29249,7 +29820,6 @@
         </w:numPr>
       </w:pPr>
       <w:r>
-        <w:lastRenderedPageBreak/>
         <w:t xml:space="preserve">A doctor self-service portal allowing doctors to view their appointment schedule, update their own availability status, and add consultation notes to completed appointments through a </w:t>
       </w:r>
       <w:proofErr w:type="gramStart"/>
@@ -34014,15 +34584,6 @@
   </w:num>
   <w:num w:numId="6" w16cid:durableId="1374647079">
     <w:abstractNumId w:val="5"/>
-    <w:lvlOverride w:ilvl="0"/>
-    <w:lvlOverride w:ilvl="1"/>
-    <w:lvlOverride w:ilvl="2"/>
-    <w:lvlOverride w:ilvl="3"/>
-    <w:lvlOverride w:ilvl="4"/>
-    <w:lvlOverride w:ilvl="5"/>
-    <w:lvlOverride w:ilvl="6"/>
-    <w:lvlOverride w:ilvl="7"/>
-    <w:lvlOverride w:ilvl="8"/>
   </w:num>
 </w:numbering>
 </file>

--- a/MoodWave_Project_Report-1.docx
+++ b/MoodWave_Project_Report-1.docx
@@ -33800,11 +33800,7 @@
           <w:u w:val="single"/>
         </w:rPr>
       </w:pPr>
-    </w:p>
-    <w:p>
-      <w:pPr>
-        <w:spacing w:before="60" w:after="200"/>
-        <w:jc w:val="center"/>
+      <w:r>
         <w:rPr>
           <w:b/>
           <w:bCs/>
@@ -33812,14 +33808,12 @@
           <w:szCs w:val="28"/>
           <w:u w:val="single"/>
         </w:rPr>
-      </w:pPr>
+        <w:t>APPENDIX 2 — SCREENSHOTS</w:t>
+      </w:r>
     </w:p>
     <w:p>
       <w:pPr>
         <w:spacing w:before="60" w:after="200"/>
-        <w:jc w:val="center"/>
-      </w:pPr>
-      <w:r>
         <w:rPr>
           <w:b/>
           <w:bCs/>
@@ -33827,7 +33821,279 @@
           <w:szCs w:val="28"/>
           <w:u w:val="single"/>
         </w:rPr>
+      </w:pPr>
+      <w:r>
+        <w:rPr>
+          <w:b/>
+          <w:bCs/>
+          <w:noProof/>
+          <w:sz w:val="28"/>
+          <w:szCs w:val="28"/>
+          <w:u w:val="single"/>
+        </w:rPr>
         <w:lastRenderedPageBreak/>
+        <w:drawing>
+          <wp:inline distT="0" distB="0" distL="0" distR="0" wp14:anchorId="35D52C57" wp14:editId="2AA3B1BB">
+            <wp:extent cx="5943600" cy="2756535"/>
+            <wp:effectExtent l="0" t="0" r="0" b="5715"/>
+            <wp:docPr id="1616999770" name="Picture 1"/>
+            <wp:cNvGraphicFramePr>
+              <a:graphicFrameLocks xmlns:a="http://schemas.openxmlformats.org/drawingml/2006/main" noChangeAspect="1"/>
+            </wp:cNvGraphicFramePr>
+            <a:graphic xmlns:a="http://schemas.openxmlformats.org/drawingml/2006/main">
+              <a:graphicData uri="http://schemas.openxmlformats.org/drawingml/2006/picture">
+                <pic:pic xmlns:pic="http://schemas.openxmlformats.org/drawingml/2006/picture">
+                  <pic:nvPicPr>
+                    <pic:cNvPr id="1616999770" name="Picture 1616999770"/>
+                    <pic:cNvPicPr/>
+                  </pic:nvPicPr>
+                  <pic:blipFill>
+                    <a:blip r:embed="rId14">
+                      <a:extLst>
+                        <a:ext uri="{28A0092B-C50C-407E-A947-70E740481C1C}">
+                          <a14:useLocalDpi xmlns:a14="http://schemas.microsoft.com/office/drawing/2010/main" val="0"/>
+                        </a:ext>
+                      </a:extLst>
+                    </a:blip>
+                    <a:stretch>
+                      <a:fillRect/>
+                    </a:stretch>
+                  </pic:blipFill>
+                  <pic:spPr>
+                    <a:xfrm>
+                      <a:off x="0" y="0"/>
+                      <a:ext cx="5943600" cy="2756535"/>
+                    </a:xfrm>
+                    <a:prstGeom prst="rect">
+                      <a:avLst/>
+                    </a:prstGeom>
+                  </pic:spPr>
+                </pic:pic>
+              </a:graphicData>
+            </a:graphic>
+          </wp:inline>
+        </w:drawing>
+      </w:r>
+    </w:p>
+    <w:p>
+      <w:pPr>
+        <w:spacing w:before="60" w:after="200"/>
+        <w:jc w:val="center"/>
+        <w:rPr>
+          <w:b/>
+          <w:bCs/>
+          <w:sz w:val="28"/>
+          <w:szCs w:val="28"/>
+          <w:u w:val="single"/>
+        </w:rPr>
+      </w:pPr>
+      <w:r>
+        <w:rPr>
+          <w:b/>
+          <w:bCs/>
+          <w:noProof/>
+          <w:sz w:val="28"/>
+          <w:szCs w:val="28"/>
+          <w:u w:val="single"/>
+        </w:rPr>
+        <w:drawing>
+          <wp:inline distT="0" distB="0" distL="0" distR="0" wp14:anchorId="29E19EDD" wp14:editId="6306D77F">
+            <wp:extent cx="5943600" cy="2729865"/>
+            <wp:effectExtent l="0" t="0" r="0" b="0"/>
+            <wp:docPr id="432322627" name="Picture 2"/>
+            <wp:cNvGraphicFramePr>
+              <a:graphicFrameLocks xmlns:a="http://schemas.openxmlformats.org/drawingml/2006/main" noChangeAspect="1"/>
+            </wp:cNvGraphicFramePr>
+            <a:graphic xmlns:a="http://schemas.openxmlformats.org/drawingml/2006/main">
+              <a:graphicData uri="http://schemas.openxmlformats.org/drawingml/2006/picture">
+                <pic:pic xmlns:pic="http://schemas.openxmlformats.org/drawingml/2006/picture">
+                  <pic:nvPicPr>
+                    <pic:cNvPr id="432322627" name="Picture 432322627"/>
+                    <pic:cNvPicPr/>
+                  </pic:nvPicPr>
+                  <pic:blipFill>
+                    <a:blip r:embed="rId15">
+                      <a:extLst>
+                        <a:ext uri="{28A0092B-C50C-407E-A947-70E740481C1C}">
+                          <a14:useLocalDpi xmlns:a14="http://schemas.microsoft.com/office/drawing/2010/main" val="0"/>
+                        </a:ext>
+                      </a:extLst>
+                    </a:blip>
+                    <a:stretch>
+                      <a:fillRect/>
+                    </a:stretch>
+                  </pic:blipFill>
+                  <pic:spPr>
+                    <a:xfrm>
+                      <a:off x="0" y="0"/>
+                      <a:ext cx="5943600" cy="2729865"/>
+                    </a:xfrm>
+                    <a:prstGeom prst="rect">
+                      <a:avLst/>
+                    </a:prstGeom>
+                  </pic:spPr>
+                </pic:pic>
+              </a:graphicData>
+            </a:graphic>
+          </wp:inline>
+        </w:drawing>
+      </w:r>
+    </w:p>
+    <w:p>
+      <w:pPr>
+        <w:spacing w:before="60" w:after="200"/>
+        <w:jc w:val="center"/>
+        <w:rPr>
+          <w:b/>
+          <w:bCs/>
+          <w:sz w:val="28"/>
+          <w:szCs w:val="28"/>
+          <w:u w:val="single"/>
+        </w:rPr>
+      </w:pPr>
+      <w:r>
+        <w:rPr>
+          <w:b/>
+          <w:bCs/>
+          <w:noProof/>
+          <w:sz w:val="28"/>
+          <w:szCs w:val="28"/>
+          <w:u w:val="single"/>
+        </w:rPr>
+        <w:lastRenderedPageBreak/>
+        <w:drawing>
+          <wp:inline distT="0" distB="0" distL="0" distR="0" wp14:anchorId="5A87E74F" wp14:editId="5047A541">
+            <wp:extent cx="5943600" cy="2753995"/>
+            <wp:effectExtent l="0" t="0" r="0" b="8255"/>
+            <wp:docPr id="230873318" name="Picture 4"/>
+            <wp:cNvGraphicFramePr>
+              <a:graphicFrameLocks xmlns:a="http://schemas.openxmlformats.org/drawingml/2006/main" noChangeAspect="1"/>
+            </wp:cNvGraphicFramePr>
+            <a:graphic xmlns:a="http://schemas.openxmlformats.org/drawingml/2006/main">
+              <a:graphicData uri="http://schemas.openxmlformats.org/drawingml/2006/picture">
+                <pic:pic xmlns:pic="http://schemas.openxmlformats.org/drawingml/2006/picture">
+                  <pic:nvPicPr>
+                    <pic:cNvPr id="230873318" name="Picture 230873318"/>
+                    <pic:cNvPicPr/>
+                  </pic:nvPicPr>
+                  <pic:blipFill>
+                    <a:blip r:embed="rId16">
+                      <a:extLst>
+                        <a:ext uri="{28A0092B-C50C-407E-A947-70E740481C1C}">
+                          <a14:useLocalDpi xmlns:a14="http://schemas.microsoft.com/office/drawing/2010/main" val="0"/>
+                        </a:ext>
+                      </a:extLst>
+                    </a:blip>
+                    <a:stretch>
+                      <a:fillRect/>
+                    </a:stretch>
+                  </pic:blipFill>
+                  <pic:spPr>
+                    <a:xfrm>
+                      <a:off x="0" y="0"/>
+                      <a:ext cx="5943600" cy="2753995"/>
+                    </a:xfrm>
+                    <a:prstGeom prst="rect">
+                      <a:avLst/>
+                    </a:prstGeom>
+                  </pic:spPr>
+                </pic:pic>
+              </a:graphicData>
+            </a:graphic>
+          </wp:inline>
+        </w:drawing>
+      </w:r>
+    </w:p>
+    <w:p>
+      <w:pPr>
+        <w:spacing w:before="60" w:after="200"/>
+        <w:jc w:val="center"/>
+        <w:rPr>
+          <w:b/>
+          <w:bCs/>
+          <w:sz w:val="28"/>
+          <w:szCs w:val="28"/>
+          <w:u w:val="single"/>
+        </w:rPr>
+      </w:pPr>
+      <w:r>
+        <w:rPr>
+          <w:b/>
+          <w:bCs/>
+          <w:noProof/>
+          <w:sz w:val="28"/>
+          <w:szCs w:val="28"/>
+          <w:u w:val="single"/>
+        </w:rPr>
+        <w:drawing>
+          <wp:inline distT="0" distB="0" distL="0" distR="0" wp14:anchorId="216E4F61" wp14:editId="2E69965A">
+            <wp:extent cx="5943600" cy="2743200"/>
+            <wp:effectExtent l="0" t="0" r="0" b="0"/>
+            <wp:docPr id="1490459467" name="Picture 5"/>
+            <wp:cNvGraphicFramePr>
+              <a:graphicFrameLocks xmlns:a="http://schemas.openxmlformats.org/drawingml/2006/main" noChangeAspect="1"/>
+            </wp:cNvGraphicFramePr>
+            <a:graphic xmlns:a="http://schemas.openxmlformats.org/drawingml/2006/main">
+              <a:graphicData uri="http://schemas.openxmlformats.org/drawingml/2006/picture">
+                <pic:pic xmlns:pic="http://schemas.openxmlformats.org/drawingml/2006/picture">
+                  <pic:nvPicPr>
+                    <pic:cNvPr id="1490459467" name="Picture 1490459467"/>
+                    <pic:cNvPicPr/>
+                  </pic:nvPicPr>
+                  <pic:blipFill>
+                    <a:blip r:embed="rId17">
+                      <a:extLst>
+                        <a:ext uri="{28A0092B-C50C-407E-A947-70E740481C1C}">
+                          <a14:useLocalDpi xmlns:a14="http://schemas.microsoft.com/office/drawing/2010/main" val="0"/>
+                        </a:ext>
+                      </a:extLst>
+                    </a:blip>
+                    <a:stretch>
+                      <a:fillRect/>
+                    </a:stretch>
+                  </pic:blipFill>
+                  <pic:spPr>
+                    <a:xfrm>
+                      <a:off x="0" y="0"/>
+                      <a:ext cx="5943600" cy="2743200"/>
+                    </a:xfrm>
+                    <a:prstGeom prst="rect">
+                      <a:avLst/>
+                    </a:prstGeom>
+                  </pic:spPr>
+                </pic:pic>
+              </a:graphicData>
+            </a:graphic>
+          </wp:inline>
+        </w:drawing>
+      </w:r>
+    </w:p>
+    <w:p>
+      <w:pPr>
+        <w:spacing w:before="60" w:after="200"/>
+        <w:jc w:val="center"/>
+        <w:rPr>
+          <w:b/>
+          <w:bCs/>
+          <w:sz w:val="28"/>
+          <w:szCs w:val="28"/>
+          <w:u w:val="single"/>
+        </w:rPr>
+      </w:pPr>
+    </w:p>
+    <w:p>
+      <w:pPr>
+        <w:spacing w:before="60" w:after="200"/>
+        <w:jc w:val="center"/>
+      </w:pPr>
+      <w:r>
+        <w:rPr>
+          <w:b/>
+          <w:bCs/>
+          <w:sz w:val="28"/>
+          <w:szCs w:val="28"/>
+          <w:u w:val="single"/>
+        </w:rPr>
         <w:t>REFERENCES</w:t>
       </w:r>
     </w:p>
@@ -33896,6 +34162,7 @@
         <w:spacing w:line="276" w:lineRule="auto"/>
       </w:pPr>
       <w:r>
+        <w:lastRenderedPageBreak/>
         <w:t>Patel A, Kumar R, Singh M. Keyword-based symptom analysis for medical chatbot systems. International Journal of Biomedical Engineering and Technology. 2022;38(2):145-162.</w:t>
       </w:r>
     </w:p>
